--- a/output/ספר פרויקט גמר - Smart Sales - גרסה סופית.docx
+++ b/output/ספר פרויקט גמר - Smart Sales - גרסה סופית.docx
@@ -8604,79 +8604,75 @@
       </w:pPr>
       <w:r>
         <w:rPr>
-          <w:rtl/>
-        </w:rPr>
-        <w:t xml:space="preserve">מסד נתונים: </w:t>
-      </w:r>
-      <w:r>
-        <w:t>‎</w:t>
-      </w:r>
-      <w:proofErr w:type="spellStart"/>
-      <w:r>
-        <w:t>Supabase</w:t>
-      </w:r>
-      <w:proofErr w:type="spellEnd"/>
-      <w:r>
-        <w:t>/PostgreSQL‎</w:t>
-      </w:r>
-      <w:r>
-        <w:rPr>
-          <w:rtl/>
-        </w:rPr>
-        <w:t xml:space="preserve"> עם טבלאות, </w:t>
-      </w:r>
-      <w:r>
-        <w:t>views</w:t>
-      </w:r>
-      <w:r>
-        <w:rPr>
-          <w:rtl/>
-        </w:rPr>
-        <w:t>, אינדקסים ו-</w:t>
-      </w:r>
-      <w:r>
-        <w:t>RPC</w:t>
-      </w:r>
-      <w:r>
-        <w:rPr>
-          <w:rtl/>
-        </w:rPr>
-        <w:t>.</w:t>
-      </w:r>
-    </w:p>
-    <w:p>
-      <w:pPr>
-        <w:pStyle w:val="af7"/>
-        <w:numPr>
-          <w:ilvl w:val="0"/>
-          <w:numId w:val="7"/>
-        </w:numPr>
-        <w:spacing w:after="100"/>
-      </w:pPr>
-      <w:r>
-        <w:rPr>
-          <w:rtl/>
-        </w:rPr>
-        <w:t>שירותים חיצוניים: נדרים פלוס לתהליך תשלום ו-</w:t>
-      </w:r>
-      <w:r>
-        <w:t>‎Resend/SMTP‎</w:t>
-      </w:r>
-      <w:r>
-        <w:rPr>
-          <w:rtl/>
-        </w:rPr>
-        <w:t xml:space="preserve"> לדיוור הזמנות.</w:t>
-      </w:r>
-      <w:r>
-        <w:rPr>
           <w:noProof/>
-          <w:rtl/>
         </w:rPr>
         <w:drawing>
-          <wp:inline distT="0" distB="0" distL="0" distR="0" wp14:anchorId="075489ED" wp14:editId="513BF1A2">
+          <wp:anchor distT="0" distB="0" distL="114300" distR="114300" simplePos="0" relativeHeight="251660288" behindDoc="1" locked="0" layoutInCell="1" allowOverlap="1" wp14:anchorId="206D17E8" wp14:editId="1A475E0B">
+            <wp:simplePos x="0" y="0"/>
+            <wp:positionH relativeFrom="column">
+              <wp:posOffset>-17145</wp:posOffset>
+            </wp:positionH>
+            <wp:positionV relativeFrom="paragraph">
+              <wp:posOffset>270510</wp:posOffset>
+            </wp:positionV>
+            <wp:extent cx="438785" cy="412750"/>
+            <wp:effectExtent l="0" t="0" r="0" b="6350"/>
+            <wp:wrapNone/>
+            <wp:docPr id="9101" name="Supplied R logo" descr="הסמל שסופק לשירות הדיוור"/>
+            <wp:cNvGraphicFramePr>
+              <a:graphicFrameLocks xmlns:a="http://schemas.openxmlformats.org/drawingml/2006/main" noChangeAspect="1"/>
+            </wp:cNvGraphicFramePr>
+            <a:graphic xmlns:a="http://schemas.openxmlformats.org/drawingml/2006/main">
+              <a:graphicData uri="http://schemas.openxmlformats.org/drawingml/2006/picture">
+                <pic:pic xmlns:pic="http://schemas.openxmlformats.org/drawingml/2006/picture">
+                  <pic:nvPicPr>
+                    <pic:cNvPr id="0" name="הורדה.jpg"/>
+                    <pic:cNvPicPr/>
+                  </pic:nvPicPr>
+                  <pic:blipFill>
+                    <a:blip r:embed="rId11" cstate="print">
+                      <a:extLst>
+                        <a:ext uri="{28A0092B-C50C-407E-A947-70E740481C1C}">
+                          <a14:useLocalDpi xmlns:a14="http://schemas.microsoft.com/office/drawing/2010/main" val="0"/>
+                        </a:ext>
+                      </a:extLst>
+                    </a:blip>
+                    <a:stretch>
+                      <a:fillRect/>
+                    </a:stretch>
+                  </pic:blipFill>
+                  <pic:spPr>
+                    <a:xfrm>
+                      <a:off x="0" y="0"/>
+                      <a:ext cx="438785" cy="412750"/>
+                    </a:xfrm>
+                    <a:prstGeom prst="rect">
+                      <a:avLst/>
+                    </a:prstGeom>
+                  </pic:spPr>
+                </pic:pic>
+              </a:graphicData>
+            </a:graphic>
+          </wp:anchor>
+        </w:drawing>
+      </w:r>
+      <w:r>
+        <w:rPr>
+          <w:noProof/>
+          <w:rtl/>
+        </w:rPr>
+        <w:drawing>
+          <wp:anchor distT="0" distB="0" distL="114300" distR="114300" simplePos="0" relativeHeight="251659264" behindDoc="1" locked="0" layoutInCell="1" allowOverlap="1" wp14:anchorId="075489ED" wp14:editId="4FAF7C7B">
+            <wp:simplePos x="0" y="0"/>
+            <wp:positionH relativeFrom="column">
+              <wp:posOffset>554355</wp:posOffset>
+            </wp:positionH>
+            <wp:positionV relativeFrom="paragraph">
+              <wp:posOffset>156210</wp:posOffset>
+            </wp:positionV>
             <wp:extent cx="658495" cy="648970"/>
-            <wp:effectExtent l="0" t="0" r="0" b="0"/>
+            <wp:effectExtent l="0" t="0" r="8255" b="0"/>
+            <wp:wrapNone/>
             <wp:docPr id="4" name="Nedarim Plus Logo" descr="סמל נדרים פלוס"/>
             <wp:cNvGraphicFramePr>
               <a:graphicFrameLocks xmlns:a="http://schemas.openxmlformats.org/drawingml/2006/main" noChangeAspect="1"/>
@@ -8691,7 +8687,13 @@
                     </pic:cNvPicPr>
                   </pic:nvPicPr>
                   <pic:blipFill>
-                    <a:blip r:embed="rId11"/>
+                    <a:blip r:embed="rId12" cstate="print">
+                      <a:extLst>
+                        <a:ext uri="{28A0092B-C50C-407E-A947-70E740481C1C}">
+                          <a14:useLocalDpi xmlns:a14="http://schemas.microsoft.com/office/drawing/2010/main" val="0"/>
+                        </a:ext>
+                      </a:extLst>
+                    </a:blip>
                     <a:stretch>
                       <a:fillRect/>
                     </a:stretch>
@@ -8709,14 +8711,84 @@
                 </pic:pic>
               </a:graphicData>
             </a:graphic>
-          </wp:inline>
+          </wp:anchor>
         </w:drawing>
+      </w:r>
+      <w:r>
+        <w:rPr>
+          <w:rtl/>
+        </w:rPr>
+        <w:t xml:space="preserve">מסד נתונים: </w:t>
+      </w:r>
+      <w:r>
+        <w:t>‎</w:t>
+      </w:r>
+      <w:proofErr w:type="spellStart"/>
+      <w:r>
+        <w:t>Supabase</w:t>
+      </w:r>
+      <w:proofErr w:type="spellEnd"/>
+      <w:r>
+        <w:t>/PostgreSQL‎</w:t>
+      </w:r>
+      <w:r>
+        <w:rPr>
+          <w:rtl/>
+        </w:rPr>
+        <w:t xml:space="preserve"> עם טבלאות, </w:t>
+      </w:r>
+      <w:r>
+        <w:t>views</w:t>
+      </w:r>
+      <w:r>
+        <w:rPr>
+          <w:rtl/>
+        </w:rPr>
+        <w:t>, אינדקסים ו-</w:t>
+      </w:r>
+      <w:r>
+        <w:t>RPC</w:t>
+      </w:r>
+      <w:r>
+        <w:rPr>
+          <w:rtl/>
+        </w:rPr>
+        <w:t>.</w:t>
       </w:r>
     </w:p>
     <w:p>
       <w:pPr>
+        <w:pStyle w:val="af7"/>
+        <w:numPr>
+          <w:ilvl w:val="0"/>
+          <w:numId w:val="7"/>
+        </w:numPr>
+        <w:spacing w:after="100"/>
+      </w:pPr>
+      <w:r>
+        <w:rPr>
+          <w:rtl/>
+        </w:rPr>
+        <w:t>שירותים חיצוניים: נדרים פלוס לתהליך תשלום ו-</w:t>
+      </w:r>
+      <w:r>
+        <w:t>‎Resend/SMTP‎</w:t>
+      </w:r>
+      <w:r>
+        <w:rPr>
+          <w:rtl/>
+        </w:rPr>
+        <w:t xml:space="preserve"> לדיוור הזמנות.</w:t>
+      </w:r>
+    </w:p>
+    <w:p>
+      <w:pPr>
         <w:pStyle w:val="2"/>
         <w:jc w:val="left"/>
+        <w:rPr>
+          <w:rFonts w:hint="cs"/>
+          <w:rtl/>
+        </w:rPr>
       </w:pPr>
       <w:bookmarkStart w:id="42" w:name="__RefHeading___Toc34533_1491639236"/>
       <w:bookmarkStart w:id="43" w:name="_Toc238739829"/>
@@ -8845,2368 +8917,6 @@
                 <pic:pic xmlns:pic="http://schemas.openxmlformats.org/drawingml/2006/picture">
                   <pic:nvPicPr>
                     <pic:cNvPr id="5" name="תמונה 1715509428"/>
-                    <pic:cNvPicPr>
-                      <a:picLocks noChangeAspect="1" noChangeArrowheads="1"/>
-                    </pic:cNvPicPr>
-                  </pic:nvPicPr>
-                  <pic:blipFill>
-                    <a:blip r:embed="rId12"/>
-                    <a:stretch>
-                      <a:fillRect/>
-                    </a:stretch>
-                  </pic:blipFill>
-                  <pic:spPr bwMode="auto">
-                    <a:xfrm>
-                      <a:off x="0" y="0"/>
-                      <a:ext cx="6191250" cy="3362325"/>
-                    </a:xfrm>
-                    <a:prstGeom prst="rect">
-                      <a:avLst/>
-                    </a:prstGeom>
-                    <a:noFill/>
-                  </pic:spPr>
-                </pic:pic>
-              </a:graphicData>
-            </a:graphic>
-          </wp:inline>
-        </w:drawing>
-      </w:r>
-    </w:p>
-    <w:p>
-      <w:pPr>
-        <w:spacing w:after="180" w:line="281" w:lineRule="auto"/>
-      </w:pPr>
-      <w:r>
-        <w:rPr>
-          <w:i/>
-          <w:iCs/>
-          <w:color w:val="5B6573"/>
-          <w:sz w:val="20"/>
-          <w:szCs w:val="20"/>
-          <w:rtl/>
-        </w:rPr>
-        <w:t xml:space="preserve">איור </w:t>
-      </w:r>
-      <w:r>
-        <w:rPr>
-          <w:i/>
-          <w:iCs/>
-          <w:color w:val="5B6573"/>
-          <w:sz w:val="20"/>
-          <w:szCs w:val="20"/>
-        </w:rPr>
-        <w:t>2</w:t>
-      </w:r>
-      <w:r>
-        <w:rPr>
-          <w:i/>
-          <w:iCs/>
-          <w:color w:val="5B6573"/>
-          <w:sz w:val="20"/>
-          <w:szCs w:val="20"/>
-          <w:rtl/>
-        </w:rPr>
-        <w:t xml:space="preserve"> - חלוקת המערכת למודולים</w:t>
-      </w:r>
-      <w:r>
-        <w:br w:type="page"/>
-      </w:r>
-    </w:p>
-    <w:p>
-      <w:pPr>
-        <w:pStyle w:val="1"/>
-        <w:spacing w:before="0"/>
-        <w:jc w:val="left"/>
-      </w:pPr>
-      <w:bookmarkStart w:id="44" w:name="__RefHeading___Toc34535_1491639236"/>
-      <w:bookmarkStart w:id="45" w:name="_Toc238739830"/>
-      <w:bookmarkEnd w:id="44"/>
-      <w:r>
-        <w:lastRenderedPageBreak/>
-        <w:t>6</w:t>
-      </w:r>
-      <w:r>
-        <w:rPr>
-          <w:rtl/>
-        </w:rPr>
-        <w:t>. תכן צד השרת</w:t>
-      </w:r>
-      <w:bookmarkEnd w:id="45"/>
-    </w:p>
-    <w:p>
-      <w:pPr>
-        <w:pStyle w:val="2"/>
-        <w:jc w:val="left"/>
-      </w:pPr>
-      <w:bookmarkStart w:id="46" w:name="__RefHeading___Toc34537_1491639236"/>
-      <w:bookmarkStart w:id="47" w:name="_Toc238739831"/>
-      <w:bookmarkEnd w:id="46"/>
-      <w:r>
-        <w:t>6.1</w:t>
-      </w:r>
-      <w:r>
-        <w:rPr>
-          <w:rtl/>
-        </w:rPr>
-        <w:t xml:space="preserve"> מבנה שכבות</w:t>
-      </w:r>
-      <w:bookmarkEnd w:id="47"/>
-    </w:p>
-    <w:tbl>
-      <w:tblPr>
-        <w:bidiVisual/>
-        <w:tblW w:w="9360" w:type="dxa"/>
-        <w:tblLayout w:type="fixed"/>
-        <w:tblCellMar>
-          <w:top w:w="100" w:type="dxa"/>
-          <w:left w:w="120" w:type="dxa"/>
-          <w:bottom w:w="100" w:type="dxa"/>
-          <w:right w:w="120" w:type="dxa"/>
-        </w:tblCellMar>
-        <w:tblLook w:val="04A0" w:firstRow="1" w:lastRow="0" w:firstColumn="1" w:lastColumn="0" w:noHBand="0" w:noVBand="1"/>
-      </w:tblPr>
-      <w:tblGrid>
-        <w:gridCol w:w="1500"/>
-        <w:gridCol w:w="3000"/>
-        <w:gridCol w:w="4860"/>
-      </w:tblGrid>
-      <w:tr>
-        <w:trPr>
-          <w:tblHeader/>
-        </w:trPr>
-        <w:tc>
-          <w:tcPr>
-            <w:tcW w:w="1500" w:type="dxa"/>
-            <w:tcBorders>
-              <w:top w:val="single" w:sz="4" w:space="0" w:color="C8D2DC"/>
-              <w:left w:val="single" w:sz="4" w:space="0" w:color="C8D2DC"/>
-              <w:bottom w:val="single" w:sz="4" w:space="0" w:color="C8D2DC"/>
-              <w:right w:val="single" w:sz="4" w:space="0" w:color="C8D2DC"/>
-            </w:tcBorders>
-            <w:shd w:val="clear" w:color="auto" w:fill="17365D"/>
-            <w:vAlign w:val="center"/>
-          </w:tcPr>
-          <w:p>
-            <w:pPr>
-              <w:spacing w:after="0" w:line="281" w:lineRule="auto"/>
-            </w:pPr>
-            <w:r>
-              <w:rPr>
-                <w:b/>
-                <w:bCs/>
-                <w:color w:val="FFFFFF"/>
-                <w:sz w:val="20"/>
-                <w:szCs w:val="20"/>
-                <w:rtl/>
-              </w:rPr>
-              <w:t>שכבה</w:t>
-            </w:r>
-          </w:p>
-        </w:tc>
-        <w:tc>
-          <w:tcPr>
-            <w:tcW w:w="3000" w:type="dxa"/>
-            <w:tcBorders>
-              <w:top w:val="single" w:sz="4" w:space="0" w:color="C8D2DC"/>
-              <w:left w:val="single" w:sz="4" w:space="0" w:color="C8D2DC"/>
-              <w:bottom w:val="single" w:sz="4" w:space="0" w:color="C8D2DC"/>
-              <w:right w:val="single" w:sz="4" w:space="0" w:color="C8D2DC"/>
-            </w:tcBorders>
-            <w:shd w:val="clear" w:color="auto" w:fill="17365D"/>
-            <w:vAlign w:val="center"/>
-          </w:tcPr>
-          <w:p>
-            <w:pPr>
-              <w:spacing w:after="0" w:line="281" w:lineRule="auto"/>
-            </w:pPr>
-            <w:r>
-              <w:rPr>
-                <w:b/>
-                <w:bCs/>
-                <w:color w:val="FFFFFF"/>
-                <w:sz w:val="20"/>
-                <w:szCs w:val="20"/>
-                <w:rtl/>
-              </w:rPr>
-              <w:t>תיקייה</w:t>
-            </w:r>
-          </w:p>
-        </w:tc>
-        <w:tc>
-          <w:tcPr>
-            <w:tcW w:w="4860" w:type="dxa"/>
-            <w:tcBorders>
-              <w:top w:val="single" w:sz="4" w:space="0" w:color="C8D2DC"/>
-              <w:left w:val="single" w:sz="4" w:space="0" w:color="C8D2DC"/>
-              <w:bottom w:val="single" w:sz="4" w:space="0" w:color="C8D2DC"/>
-              <w:right w:val="single" w:sz="4" w:space="0" w:color="C8D2DC"/>
-            </w:tcBorders>
-            <w:shd w:val="clear" w:color="auto" w:fill="17365D"/>
-            <w:vAlign w:val="center"/>
-          </w:tcPr>
-          <w:p>
-            <w:pPr>
-              <w:spacing w:after="0" w:line="281" w:lineRule="auto"/>
-            </w:pPr>
-            <w:r>
-              <w:rPr>
-                <w:b/>
-                <w:bCs/>
-                <w:color w:val="FFFFFF"/>
-                <w:sz w:val="20"/>
-                <w:szCs w:val="20"/>
-                <w:rtl/>
-              </w:rPr>
-              <w:t>אחריות</w:t>
-            </w:r>
-          </w:p>
-        </w:tc>
-      </w:tr>
-      <w:tr>
-        <w:trPr>
-          <w:cantSplit/>
-        </w:trPr>
-        <w:tc>
-          <w:tcPr>
-            <w:tcW w:w="1500" w:type="dxa"/>
-            <w:tcBorders>
-              <w:top w:val="single" w:sz="4" w:space="0" w:color="C8D2DC"/>
-              <w:left w:val="single" w:sz="4" w:space="0" w:color="C8D2DC"/>
-              <w:bottom w:val="single" w:sz="4" w:space="0" w:color="C8D2DC"/>
-              <w:right w:val="single" w:sz="4" w:space="0" w:color="C8D2DC"/>
-            </w:tcBorders>
-            <w:vAlign w:val="center"/>
-          </w:tcPr>
-          <w:p>
-            <w:pPr>
-              <w:bidi w:val="0"/>
-              <w:spacing w:after="0" w:line="281" w:lineRule="auto"/>
-            </w:pPr>
-            <w:r>
-              <w:rPr>
-                <w:sz w:val="19"/>
-                <w:szCs w:val="19"/>
-              </w:rPr>
-              <w:t>API</w:t>
-            </w:r>
-          </w:p>
-        </w:tc>
-        <w:tc>
-          <w:tcPr>
-            <w:tcW w:w="3000" w:type="dxa"/>
-            <w:tcBorders>
-              <w:top w:val="single" w:sz="4" w:space="0" w:color="C8D2DC"/>
-              <w:left w:val="single" w:sz="4" w:space="0" w:color="C8D2DC"/>
-              <w:bottom w:val="single" w:sz="4" w:space="0" w:color="C8D2DC"/>
-              <w:right w:val="single" w:sz="4" w:space="0" w:color="C8D2DC"/>
-            </w:tcBorders>
-            <w:vAlign w:val="center"/>
-          </w:tcPr>
-          <w:p>
-            <w:pPr>
-              <w:bidi w:val="0"/>
-              <w:spacing w:after="0" w:line="281" w:lineRule="auto"/>
-              <w:rPr>
-                <w:sz w:val="19"/>
-                <w:szCs w:val="19"/>
-              </w:rPr>
-            </w:pPr>
-            <w:r>
-              <w:rPr>
-                <w:sz w:val="19"/>
-                <w:szCs w:val="19"/>
-              </w:rPr>
-              <w:t>‎backend/app/</w:t>
-            </w:r>
-            <w:proofErr w:type="spellStart"/>
-            <w:r>
-              <w:rPr>
-                <w:sz w:val="19"/>
-                <w:szCs w:val="19"/>
-              </w:rPr>
-              <w:t>api</w:t>
-            </w:r>
-            <w:proofErr w:type="spellEnd"/>
-            <w:r>
-              <w:rPr>
-                <w:sz w:val="19"/>
-                <w:szCs w:val="19"/>
-              </w:rPr>
-              <w:t>/routes‎</w:t>
-            </w:r>
-          </w:p>
-        </w:tc>
-        <w:tc>
-          <w:tcPr>
-            <w:tcW w:w="4860" w:type="dxa"/>
-            <w:tcBorders>
-              <w:top w:val="single" w:sz="4" w:space="0" w:color="C8D2DC"/>
-              <w:left w:val="single" w:sz="4" w:space="0" w:color="C8D2DC"/>
-              <w:bottom w:val="single" w:sz="4" w:space="0" w:color="C8D2DC"/>
-              <w:right w:val="single" w:sz="4" w:space="0" w:color="C8D2DC"/>
-            </w:tcBorders>
-            <w:vAlign w:val="center"/>
-          </w:tcPr>
-          <w:p>
-            <w:pPr>
-              <w:spacing w:after="0" w:line="281" w:lineRule="auto"/>
-            </w:pPr>
-            <w:r>
-              <w:rPr>
-                <w:sz w:val="19"/>
-                <w:szCs w:val="19"/>
-                <w:rtl/>
-              </w:rPr>
-              <w:t xml:space="preserve">נתיבים, </w:t>
-            </w:r>
-            <w:r>
-              <w:rPr>
-                <w:sz w:val="19"/>
-                <w:szCs w:val="19"/>
-              </w:rPr>
-              <w:t>Depends, status codes</w:t>
-            </w:r>
-            <w:r>
-              <w:rPr>
-                <w:sz w:val="19"/>
-                <w:szCs w:val="19"/>
-                <w:rtl/>
-              </w:rPr>
-              <w:t xml:space="preserve"> ומיפוי שגיאות</w:t>
-            </w:r>
-          </w:p>
-        </w:tc>
-      </w:tr>
-      <w:tr>
-        <w:trPr>
-          <w:cantSplit/>
-        </w:trPr>
-        <w:tc>
-          <w:tcPr>
-            <w:tcW w:w="1500" w:type="dxa"/>
-            <w:tcBorders>
-              <w:top w:val="single" w:sz="4" w:space="0" w:color="C8D2DC"/>
-              <w:left w:val="single" w:sz="4" w:space="0" w:color="C8D2DC"/>
-              <w:bottom w:val="single" w:sz="4" w:space="0" w:color="C8D2DC"/>
-              <w:right w:val="single" w:sz="4" w:space="0" w:color="C8D2DC"/>
-            </w:tcBorders>
-            <w:vAlign w:val="center"/>
-          </w:tcPr>
-          <w:p>
-            <w:pPr>
-              <w:bidi w:val="0"/>
-              <w:spacing w:after="0" w:line="281" w:lineRule="auto"/>
-            </w:pPr>
-            <w:r>
-              <w:rPr>
-                <w:sz w:val="19"/>
-                <w:szCs w:val="19"/>
-              </w:rPr>
-              <w:t>Schemas</w:t>
-            </w:r>
-          </w:p>
-        </w:tc>
-        <w:tc>
-          <w:tcPr>
-            <w:tcW w:w="3000" w:type="dxa"/>
-            <w:tcBorders>
-              <w:top w:val="single" w:sz="4" w:space="0" w:color="C8D2DC"/>
-              <w:left w:val="single" w:sz="4" w:space="0" w:color="C8D2DC"/>
-              <w:bottom w:val="single" w:sz="4" w:space="0" w:color="C8D2DC"/>
-              <w:right w:val="single" w:sz="4" w:space="0" w:color="C8D2DC"/>
-            </w:tcBorders>
-            <w:vAlign w:val="center"/>
-          </w:tcPr>
-          <w:p>
-            <w:pPr>
-              <w:bidi w:val="0"/>
-              <w:spacing w:after="0" w:line="281" w:lineRule="auto"/>
-              <w:rPr>
-                <w:sz w:val="19"/>
-                <w:szCs w:val="19"/>
-              </w:rPr>
-            </w:pPr>
-            <w:r>
-              <w:rPr>
-                <w:sz w:val="19"/>
-                <w:szCs w:val="19"/>
-              </w:rPr>
-              <w:t>‎backend/app/schemas‎</w:t>
-            </w:r>
-          </w:p>
-        </w:tc>
-        <w:tc>
-          <w:tcPr>
-            <w:tcW w:w="4860" w:type="dxa"/>
-            <w:tcBorders>
-              <w:top w:val="single" w:sz="4" w:space="0" w:color="C8D2DC"/>
-              <w:left w:val="single" w:sz="4" w:space="0" w:color="C8D2DC"/>
-              <w:bottom w:val="single" w:sz="4" w:space="0" w:color="C8D2DC"/>
-              <w:right w:val="single" w:sz="4" w:space="0" w:color="C8D2DC"/>
-            </w:tcBorders>
-            <w:vAlign w:val="center"/>
-          </w:tcPr>
-          <w:p>
-            <w:pPr>
-              <w:spacing w:after="0" w:line="281" w:lineRule="auto"/>
-            </w:pPr>
-            <w:r>
-              <w:rPr>
-                <w:sz w:val="19"/>
-                <w:szCs w:val="19"/>
-              </w:rPr>
-              <w:t>DTOs</w:t>
-            </w:r>
-            <w:r>
-              <w:rPr>
-                <w:sz w:val="19"/>
-                <w:szCs w:val="19"/>
-                <w:rtl/>
-              </w:rPr>
-              <w:t xml:space="preserve"> וולידציה באמצעות </w:t>
-            </w:r>
-            <w:proofErr w:type="spellStart"/>
-            <w:r>
-              <w:rPr>
-                <w:sz w:val="19"/>
-                <w:szCs w:val="19"/>
-              </w:rPr>
-              <w:t>Pydantic</w:t>
-            </w:r>
-            <w:proofErr w:type="spellEnd"/>
-          </w:p>
-        </w:tc>
-      </w:tr>
-      <w:tr>
-        <w:trPr>
-          <w:cantSplit/>
-        </w:trPr>
-        <w:tc>
-          <w:tcPr>
-            <w:tcW w:w="1500" w:type="dxa"/>
-            <w:tcBorders>
-              <w:top w:val="single" w:sz="4" w:space="0" w:color="C8D2DC"/>
-              <w:left w:val="single" w:sz="4" w:space="0" w:color="C8D2DC"/>
-              <w:bottom w:val="single" w:sz="4" w:space="0" w:color="C8D2DC"/>
-              <w:right w:val="single" w:sz="4" w:space="0" w:color="C8D2DC"/>
-            </w:tcBorders>
-            <w:vAlign w:val="center"/>
-          </w:tcPr>
-          <w:p>
-            <w:pPr>
-              <w:bidi w:val="0"/>
-              <w:spacing w:after="0" w:line="281" w:lineRule="auto"/>
-            </w:pPr>
-            <w:r>
-              <w:rPr>
-                <w:sz w:val="19"/>
-                <w:szCs w:val="19"/>
-              </w:rPr>
-              <w:t>Services</w:t>
-            </w:r>
-          </w:p>
-        </w:tc>
-        <w:tc>
-          <w:tcPr>
-            <w:tcW w:w="3000" w:type="dxa"/>
-            <w:tcBorders>
-              <w:top w:val="single" w:sz="4" w:space="0" w:color="C8D2DC"/>
-              <w:left w:val="single" w:sz="4" w:space="0" w:color="C8D2DC"/>
-              <w:bottom w:val="single" w:sz="4" w:space="0" w:color="C8D2DC"/>
-              <w:right w:val="single" w:sz="4" w:space="0" w:color="C8D2DC"/>
-            </w:tcBorders>
-            <w:vAlign w:val="center"/>
-          </w:tcPr>
-          <w:p>
-            <w:pPr>
-              <w:bidi w:val="0"/>
-              <w:spacing w:after="0" w:line="281" w:lineRule="auto"/>
-              <w:rPr>
-                <w:sz w:val="19"/>
-                <w:szCs w:val="19"/>
-              </w:rPr>
-            </w:pPr>
-            <w:r>
-              <w:rPr>
-                <w:sz w:val="19"/>
-                <w:szCs w:val="19"/>
-              </w:rPr>
-              <w:t>‎backend/app/services‎</w:t>
-            </w:r>
-          </w:p>
-        </w:tc>
-        <w:tc>
-          <w:tcPr>
-            <w:tcW w:w="4860" w:type="dxa"/>
-            <w:tcBorders>
-              <w:top w:val="single" w:sz="4" w:space="0" w:color="C8D2DC"/>
-              <w:left w:val="single" w:sz="4" w:space="0" w:color="C8D2DC"/>
-              <w:bottom w:val="single" w:sz="4" w:space="0" w:color="C8D2DC"/>
-              <w:right w:val="single" w:sz="4" w:space="0" w:color="C8D2DC"/>
-            </w:tcBorders>
-            <w:vAlign w:val="center"/>
-          </w:tcPr>
-          <w:p>
-            <w:pPr>
-              <w:spacing w:after="0" w:line="281" w:lineRule="auto"/>
-            </w:pPr>
-            <w:r>
-              <w:rPr>
-                <w:sz w:val="19"/>
-                <w:szCs w:val="19"/>
-                <w:rtl/>
-              </w:rPr>
-              <w:t>לוגיקה עסקית, חישובים ושאילתות</w:t>
-            </w:r>
-          </w:p>
-        </w:tc>
-      </w:tr>
-      <w:tr>
-        <w:trPr>
-          <w:cantSplit/>
-        </w:trPr>
-        <w:tc>
-          <w:tcPr>
-            <w:tcW w:w="1500" w:type="dxa"/>
-            <w:tcBorders>
-              <w:top w:val="single" w:sz="4" w:space="0" w:color="C8D2DC"/>
-              <w:left w:val="single" w:sz="4" w:space="0" w:color="C8D2DC"/>
-              <w:bottom w:val="single" w:sz="4" w:space="0" w:color="C8D2DC"/>
-              <w:right w:val="single" w:sz="4" w:space="0" w:color="C8D2DC"/>
-            </w:tcBorders>
-            <w:vAlign w:val="center"/>
-          </w:tcPr>
-          <w:p>
-            <w:pPr>
-              <w:bidi w:val="0"/>
-              <w:spacing w:after="0" w:line="281" w:lineRule="auto"/>
-            </w:pPr>
-            <w:r>
-              <w:rPr>
-                <w:sz w:val="19"/>
-                <w:szCs w:val="19"/>
-              </w:rPr>
-              <w:t>Core</w:t>
-            </w:r>
-          </w:p>
-        </w:tc>
-        <w:tc>
-          <w:tcPr>
-            <w:tcW w:w="3000" w:type="dxa"/>
-            <w:tcBorders>
-              <w:top w:val="single" w:sz="4" w:space="0" w:color="C8D2DC"/>
-              <w:left w:val="single" w:sz="4" w:space="0" w:color="C8D2DC"/>
-              <w:bottom w:val="single" w:sz="4" w:space="0" w:color="C8D2DC"/>
-              <w:right w:val="single" w:sz="4" w:space="0" w:color="C8D2DC"/>
-            </w:tcBorders>
-            <w:vAlign w:val="center"/>
-          </w:tcPr>
-          <w:p>
-            <w:pPr>
-              <w:bidi w:val="0"/>
-              <w:spacing w:after="0" w:line="281" w:lineRule="auto"/>
-              <w:rPr>
-                <w:sz w:val="19"/>
-                <w:szCs w:val="19"/>
-              </w:rPr>
-            </w:pPr>
-            <w:r>
-              <w:rPr>
-                <w:sz w:val="19"/>
-                <w:szCs w:val="19"/>
-              </w:rPr>
-              <w:t>‎backend/app/core‎</w:t>
-            </w:r>
-          </w:p>
-        </w:tc>
-        <w:tc>
-          <w:tcPr>
-            <w:tcW w:w="4860" w:type="dxa"/>
-            <w:tcBorders>
-              <w:top w:val="single" w:sz="4" w:space="0" w:color="C8D2DC"/>
-              <w:left w:val="single" w:sz="4" w:space="0" w:color="C8D2DC"/>
-              <w:bottom w:val="single" w:sz="4" w:space="0" w:color="C8D2DC"/>
-              <w:right w:val="single" w:sz="4" w:space="0" w:color="C8D2DC"/>
-            </w:tcBorders>
-            <w:vAlign w:val="center"/>
-          </w:tcPr>
-          <w:p>
-            <w:pPr>
-              <w:spacing w:after="0" w:line="281" w:lineRule="auto"/>
-            </w:pPr>
-            <w:r>
-              <w:rPr>
-                <w:sz w:val="19"/>
-                <w:szCs w:val="19"/>
-                <w:rtl/>
-              </w:rPr>
-              <w:t>הגדרות, אימות, תזמון</w:t>
-            </w:r>
-          </w:p>
-        </w:tc>
-      </w:tr>
-      <w:tr>
-        <w:trPr>
-          <w:cantSplit/>
-        </w:trPr>
-        <w:tc>
-          <w:tcPr>
-            <w:tcW w:w="1500" w:type="dxa"/>
-            <w:tcBorders>
-              <w:top w:val="single" w:sz="4" w:space="0" w:color="C8D2DC"/>
-              <w:left w:val="single" w:sz="4" w:space="0" w:color="C8D2DC"/>
-              <w:bottom w:val="single" w:sz="4" w:space="0" w:color="C8D2DC"/>
-              <w:right w:val="single" w:sz="4" w:space="0" w:color="C8D2DC"/>
-            </w:tcBorders>
-            <w:vAlign w:val="center"/>
-          </w:tcPr>
-          <w:p>
-            <w:pPr>
-              <w:bidi w:val="0"/>
-              <w:spacing w:after="0" w:line="281" w:lineRule="auto"/>
-            </w:pPr>
-            <w:r>
-              <w:rPr>
-                <w:sz w:val="19"/>
-                <w:szCs w:val="19"/>
-              </w:rPr>
-              <w:t>DB</w:t>
-            </w:r>
-          </w:p>
-        </w:tc>
-        <w:tc>
-          <w:tcPr>
-            <w:tcW w:w="3000" w:type="dxa"/>
-            <w:tcBorders>
-              <w:top w:val="single" w:sz="4" w:space="0" w:color="C8D2DC"/>
-              <w:left w:val="single" w:sz="4" w:space="0" w:color="C8D2DC"/>
-              <w:bottom w:val="single" w:sz="4" w:space="0" w:color="C8D2DC"/>
-              <w:right w:val="single" w:sz="4" w:space="0" w:color="C8D2DC"/>
-            </w:tcBorders>
-            <w:vAlign w:val="center"/>
-          </w:tcPr>
-          <w:p>
-            <w:pPr>
-              <w:bidi w:val="0"/>
-              <w:spacing w:after="0" w:line="281" w:lineRule="auto"/>
-              <w:rPr>
-                <w:sz w:val="19"/>
-                <w:szCs w:val="19"/>
-              </w:rPr>
-            </w:pPr>
-            <w:r>
-              <w:rPr>
-                <w:sz w:val="19"/>
-                <w:szCs w:val="19"/>
-              </w:rPr>
-              <w:t>‎backend/app/</w:t>
-            </w:r>
-            <w:proofErr w:type="spellStart"/>
-            <w:r>
-              <w:rPr>
-                <w:sz w:val="19"/>
-                <w:szCs w:val="19"/>
-              </w:rPr>
-              <w:t>db</w:t>
-            </w:r>
-            <w:proofErr w:type="spellEnd"/>
-            <w:r>
-              <w:rPr>
-                <w:sz w:val="19"/>
-                <w:szCs w:val="19"/>
-              </w:rPr>
-              <w:t>‎</w:t>
-            </w:r>
-          </w:p>
-        </w:tc>
-        <w:tc>
-          <w:tcPr>
-            <w:tcW w:w="4860" w:type="dxa"/>
-            <w:tcBorders>
-              <w:top w:val="single" w:sz="4" w:space="0" w:color="C8D2DC"/>
-              <w:left w:val="single" w:sz="4" w:space="0" w:color="C8D2DC"/>
-              <w:bottom w:val="single" w:sz="4" w:space="0" w:color="C8D2DC"/>
-              <w:right w:val="single" w:sz="4" w:space="0" w:color="C8D2DC"/>
-            </w:tcBorders>
-            <w:vAlign w:val="center"/>
-          </w:tcPr>
-          <w:p>
-            <w:pPr>
-              <w:spacing w:after="0" w:line="281" w:lineRule="auto"/>
-            </w:pPr>
-            <w:r>
-              <w:rPr>
-                <w:sz w:val="19"/>
-                <w:szCs w:val="19"/>
-                <w:rtl/>
-              </w:rPr>
-              <w:t xml:space="preserve">בחירת פרויקט </w:t>
-            </w:r>
-            <w:proofErr w:type="spellStart"/>
-            <w:r>
-              <w:rPr>
-                <w:sz w:val="19"/>
-                <w:szCs w:val="19"/>
-              </w:rPr>
-              <w:t>Supabase</w:t>
-            </w:r>
-            <w:proofErr w:type="spellEnd"/>
-            <w:r>
-              <w:rPr>
-                <w:sz w:val="19"/>
-                <w:szCs w:val="19"/>
-                <w:rtl/>
-              </w:rPr>
-              <w:t xml:space="preserve"> ויצירת </w:t>
-            </w:r>
-            <w:r>
-              <w:rPr>
-                <w:sz w:val="19"/>
-                <w:szCs w:val="19"/>
-              </w:rPr>
-              <w:t>clients</w:t>
-            </w:r>
-          </w:p>
-        </w:tc>
-      </w:tr>
-      <w:tr>
-        <w:trPr>
-          <w:cantSplit/>
-        </w:trPr>
-        <w:tc>
-          <w:tcPr>
-            <w:tcW w:w="1500" w:type="dxa"/>
-            <w:tcBorders>
-              <w:top w:val="single" w:sz="4" w:space="0" w:color="C8D2DC"/>
-              <w:left w:val="single" w:sz="4" w:space="0" w:color="C8D2DC"/>
-              <w:bottom w:val="single" w:sz="4" w:space="0" w:color="C8D2DC"/>
-              <w:right w:val="single" w:sz="4" w:space="0" w:color="C8D2DC"/>
-            </w:tcBorders>
-            <w:vAlign w:val="center"/>
-          </w:tcPr>
-          <w:p>
-            <w:pPr>
-              <w:bidi w:val="0"/>
-              <w:spacing w:after="0" w:line="281" w:lineRule="auto"/>
-            </w:pPr>
-            <w:r>
-              <w:rPr>
-                <w:sz w:val="19"/>
-                <w:szCs w:val="19"/>
-              </w:rPr>
-              <w:t>Migrations</w:t>
-            </w:r>
-          </w:p>
-        </w:tc>
-        <w:tc>
-          <w:tcPr>
-            <w:tcW w:w="3000" w:type="dxa"/>
-            <w:tcBorders>
-              <w:top w:val="single" w:sz="4" w:space="0" w:color="C8D2DC"/>
-              <w:left w:val="single" w:sz="4" w:space="0" w:color="C8D2DC"/>
-              <w:bottom w:val="single" w:sz="4" w:space="0" w:color="C8D2DC"/>
-              <w:right w:val="single" w:sz="4" w:space="0" w:color="C8D2DC"/>
-            </w:tcBorders>
-            <w:vAlign w:val="center"/>
-          </w:tcPr>
-          <w:p>
-            <w:pPr>
-              <w:bidi w:val="0"/>
-              <w:spacing w:after="0" w:line="281" w:lineRule="auto"/>
-              <w:rPr>
-                <w:sz w:val="19"/>
-                <w:szCs w:val="19"/>
-              </w:rPr>
-            </w:pPr>
-            <w:r>
-              <w:rPr>
-                <w:sz w:val="19"/>
-                <w:szCs w:val="19"/>
-              </w:rPr>
-              <w:t>‎backend/</w:t>
-            </w:r>
-            <w:proofErr w:type="spellStart"/>
-            <w:r>
-              <w:rPr>
-                <w:sz w:val="19"/>
-                <w:szCs w:val="19"/>
-              </w:rPr>
-              <w:t>db</w:t>
-            </w:r>
-            <w:proofErr w:type="spellEnd"/>
-            <w:r>
-              <w:rPr>
-                <w:sz w:val="19"/>
-                <w:szCs w:val="19"/>
-              </w:rPr>
-              <w:t>/migrations‎</w:t>
-            </w:r>
-          </w:p>
-        </w:tc>
-        <w:tc>
-          <w:tcPr>
-            <w:tcW w:w="4860" w:type="dxa"/>
-            <w:tcBorders>
-              <w:top w:val="single" w:sz="4" w:space="0" w:color="C8D2DC"/>
-              <w:left w:val="single" w:sz="4" w:space="0" w:color="C8D2DC"/>
-              <w:bottom w:val="single" w:sz="4" w:space="0" w:color="C8D2DC"/>
-              <w:right w:val="single" w:sz="4" w:space="0" w:color="C8D2DC"/>
-            </w:tcBorders>
-            <w:vAlign w:val="center"/>
-          </w:tcPr>
-          <w:p>
-            <w:pPr>
-              <w:spacing w:after="0" w:line="281" w:lineRule="auto"/>
-            </w:pPr>
-            <w:r>
-              <w:rPr>
-                <w:sz w:val="19"/>
-                <w:szCs w:val="19"/>
-                <w:rtl/>
-              </w:rPr>
-              <w:t xml:space="preserve">שינויי </w:t>
-            </w:r>
-            <w:r>
-              <w:rPr>
-                <w:sz w:val="19"/>
-                <w:szCs w:val="19"/>
-              </w:rPr>
-              <w:t>schema</w:t>
-            </w:r>
-            <w:r>
-              <w:rPr>
-                <w:sz w:val="19"/>
-                <w:szCs w:val="19"/>
-                <w:rtl/>
-              </w:rPr>
-              <w:t xml:space="preserve"> מבוקרים</w:t>
-            </w:r>
-          </w:p>
-        </w:tc>
-      </w:tr>
-    </w:tbl>
-    <w:p>
-      <w:pPr>
-        <w:pStyle w:val="2"/>
-        <w:jc w:val="left"/>
-      </w:pPr>
-      <w:bookmarkStart w:id="48" w:name="__RefHeading___Toc34539_1491639236"/>
-      <w:bookmarkStart w:id="49" w:name="_Toc238739832"/>
-      <w:bookmarkEnd w:id="48"/>
-      <w:r>
-        <w:t>6.2</w:t>
-      </w:r>
-      <w:r>
-        <w:rPr>
-          <w:rtl/>
-        </w:rPr>
-        <w:t xml:space="preserve"> נתיבי </w:t>
-      </w:r>
-      <w:r>
-        <w:t>API</w:t>
-      </w:r>
-      <w:r>
-        <w:rPr>
-          <w:rtl/>
-        </w:rPr>
-        <w:t xml:space="preserve"> מרכזיים</w:t>
-      </w:r>
-      <w:bookmarkEnd w:id="49"/>
-    </w:p>
-    <w:tbl>
-      <w:tblPr>
-        <w:bidiVisual/>
-        <w:tblW w:w="9360" w:type="dxa"/>
-        <w:tblLayout w:type="fixed"/>
-        <w:tblCellMar>
-          <w:top w:w="100" w:type="dxa"/>
-          <w:left w:w="120" w:type="dxa"/>
-          <w:bottom w:w="100" w:type="dxa"/>
-          <w:right w:w="120" w:type="dxa"/>
-        </w:tblCellMar>
-        <w:tblLook w:val="04A0" w:firstRow="1" w:lastRow="0" w:firstColumn="1" w:lastColumn="0" w:noHBand="0" w:noVBand="1"/>
-      </w:tblPr>
-      <w:tblGrid>
-        <w:gridCol w:w="1378"/>
-        <w:gridCol w:w="3558"/>
-        <w:gridCol w:w="4424"/>
-      </w:tblGrid>
-      <w:tr>
-        <w:trPr>
-          <w:tblHeader/>
-        </w:trPr>
-        <w:tc>
-          <w:tcPr>
-            <w:tcW w:w="1378" w:type="dxa"/>
-            <w:tcBorders>
-              <w:top w:val="single" w:sz="4" w:space="0" w:color="C8D2DC"/>
-              <w:left w:val="single" w:sz="4" w:space="0" w:color="C8D2DC"/>
-              <w:bottom w:val="single" w:sz="4" w:space="0" w:color="C8D2DC"/>
-              <w:right w:val="single" w:sz="4" w:space="0" w:color="C8D2DC"/>
-            </w:tcBorders>
-            <w:shd w:val="clear" w:color="auto" w:fill="17365D"/>
-            <w:vAlign w:val="center"/>
-          </w:tcPr>
-          <w:p>
-            <w:pPr>
-              <w:spacing w:after="0" w:line="281" w:lineRule="auto"/>
-            </w:pPr>
-            <w:r>
-              <w:rPr>
-                <w:b/>
-                <w:bCs/>
-                <w:color w:val="FFFFFF"/>
-                <w:sz w:val="20"/>
-                <w:szCs w:val="20"/>
-                <w:rtl/>
-              </w:rPr>
-              <w:t>שיטה</w:t>
-            </w:r>
-          </w:p>
-        </w:tc>
-        <w:tc>
-          <w:tcPr>
-            <w:tcW w:w="3558" w:type="dxa"/>
-            <w:tcBorders>
-              <w:top w:val="single" w:sz="4" w:space="0" w:color="C8D2DC"/>
-              <w:left w:val="single" w:sz="4" w:space="0" w:color="C8D2DC"/>
-              <w:bottom w:val="single" w:sz="4" w:space="0" w:color="C8D2DC"/>
-              <w:right w:val="single" w:sz="4" w:space="0" w:color="C8D2DC"/>
-            </w:tcBorders>
-            <w:shd w:val="clear" w:color="auto" w:fill="17365D"/>
-            <w:vAlign w:val="center"/>
-          </w:tcPr>
-          <w:p>
-            <w:pPr>
-              <w:spacing w:after="0" w:line="281" w:lineRule="auto"/>
-            </w:pPr>
-            <w:r>
-              <w:rPr>
-                <w:b/>
-                <w:bCs/>
-                <w:color w:val="FFFFFF"/>
-                <w:sz w:val="20"/>
-                <w:szCs w:val="20"/>
-                <w:rtl/>
-              </w:rPr>
-              <w:t>נתיב</w:t>
-            </w:r>
-          </w:p>
-        </w:tc>
-        <w:tc>
-          <w:tcPr>
-            <w:tcW w:w="4424" w:type="dxa"/>
-            <w:tcBorders>
-              <w:top w:val="single" w:sz="4" w:space="0" w:color="C8D2DC"/>
-              <w:left w:val="single" w:sz="4" w:space="0" w:color="C8D2DC"/>
-              <w:bottom w:val="single" w:sz="4" w:space="0" w:color="C8D2DC"/>
-              <w:right w:val="single" w:sz="4" w:space="0" w:color="C8D2DC"/>
-            </w:tcBorders>
-            <w:shd w:val="clear" w:color="auto" w:fill="17365D"/>
-            <w:vAlign w:val="center"/>
-          </w:tcPr>
-          <w:p>
-            <w:pPr>
-              <w:spacing w:after="0" w:line="281" w:lineRule="auto"/>
-            </w:pPr>
-            <w:r>
-              <w:rPr>
-                <w:b/>
-                <w:bCs/>
-                <w:color w:val="FFFFFF"/>
-                <w:sz w:val="20"/>
-                <w:szCs w:val="20"/>
-                <w:rtl/>
-              </w:rPr>
-              <w:t>מטרה</w:t>
-            </w:r>
-          </w:p>
-        </w:tc>
-      </w:tr>
-      <w:tr>
-        <w:trPr>
-          <w:cantSplit/>
-        </w:trPr>
-        <w:tc>
-          <w:tcPr>
-            <w:tcW w:w="1378" w:type="dxa"/>
-            <w:tcBorders>
-              <w:top w:val="single" w:sz="4" w:space="0" w:color="C8D2DC"/>
-              <w:left w:val="single" w:sz="4" w:space="0" w:color="C8D2DC"/>
-              <w:bottom w:val="single" w:sz="4" w:space="0" w:color="C8D2DC"/>
-              <w:right w:val="single" w:sz="4" w:space="0" w:color="C8D2DC"/>
-            </w:tcBorders>
-            <w:vAlign w:val="center"/>
-          </w:tcPr>
-          <w:p>
-            <w:pPr>
-              <w:bidi w:val="0"/>
-              <w:spacing w:after="0" w:line="281" w:lineRule="auto"/>
-              <w:rPr>
-                <w:sz w:val="18"/>
-              </w:rPr>
-            </w:pPr>
-            <w:r>
-              <w:rPr>
-                <w:sz w:val="18"/>
-                <w:szCs w:val="19"/>
-              </w:rPr>
-              <w:t>POST</w:t>
-            </w:r>
-          </w:p>
-        </w:tc>
-        <w:tc>
-          <w:tcPr>
-            <w:tcW w:w="3558" w:type="dxa"/>
-            <w:tcBorders>
-              <w:top w:val="single" w:sz="4" w:space="0" w:color="C8D2DC"/>
-              <w:left w:val="single" w:sz="4" w:space="0" w:color="C8D2DC"/>
-              <w:bottom w:val="single" w:sz="4" w:space="0" w:color="C8D2DC"/>
-              <w:right w:val="single" w:sz="4" w:space="0" w:color="C8D2DC"/>
-            </w:tcBorders>
-            <w:vAlign w:val="center"/>
-          </w:tcPr>
-          <w:p>
-            <w:pPr>
-              <w:bidi w:val="0"/>
-              <w:spacing w:after="0" w:line="281" w:lineRule="auto"/>
-              <w:rPr>
-                <w:sz w:val="19"/>
-                <w:szCs w:val="19"/>
-              </w:rPr>
-            </w:pPr>
-            <w:r>
-              <w:rPr>
-                <w:sz w:val="19"/>
-                <w:szCs w:val="19"/>
-              </w:rPr>
-              <w:t>‎/auth/login‎</w:t>
-            </w:r>
-          </w:p>
-        </w:tc>
-        <w:tc>
-          <w:tcPr>
-            <w:tcW w:w="4424" w:type="dxa"/>
-            <w:tcBorders>
-              <w:top w:val="single" w:sz="4" w:space="0" w:color="C8D2DC"/>
-              <w:left w:val="single" w:sz="4" w:space="0" w:color="C8D2DC"/>
-              <w:bottom w:val="single" w:sz="4" w:space="0" w:color="C8D2DC"/>
-              <w:right w:val="single" w:sz="4" w:space="0" w:color="C8D2DC"/>
-            </w:tcBorders>
-            <w:vAlign w:val="center"/>
-          </w:tcPr>
-          <w:p>
-            <w:pPr>
-              <w:spacing w:after="0" w:line="281" w:lineRule="auto"/>
-            </w:pPr>
-            <w:r>
-              <w:rPr>
-                <w:sz w:val="19"/>
-                <w:szCs w:val="19"/>
-                <w:rtl/>
-              </w:rPr>
-              <w:t>אימות והנפקת אסימון</w:t>
-            </w:r>
-          </w:p>
-        </w:tc>
-      </w:tr>
-      <w:tr>
-        <w:trPr>
-          <w:cantSplit/>
-        </w:trPr>
-        <w:tc>
-          <w:tcPr>
-            <w:tcW w:w="1378" w:type="dxa"/>
-            <w:tcBorders>
-              <w:top w:val="single" w:sz="4" w:space="0" w:color="C8D2DC"/>
-              <w:left w:val="single" w:sz="4" w:space="0" w:color="C8D2DC"/>
-              <w:bottom w:val="single" w:sz="4" w:space="0" w:color="C8D2DC"/>
-              <w:right w:val="single" w:sz="4" w:space="0" w:color="C8D2DC"/>
-            </w:tcBorders>
-            <w:vAlign w:val="center"/>
-          </w:tcPr>
-          <w:p>
-            <w:pPr>
-              <w:bidi w:val="0"/>
-              <w:spacing w:after="0" w:line="281" w:lineRule="auto"/>
-              <w:rPr>
-                <w:sz w:val="18"/>
-                <w:szCs w:val="19"/>
-              </w:rPr>
-            </w:pPr>
-            <w:r>
-              <w:rPr>
-                <w:sz w:val="18"/>
-                <w:szCs w:val="19"/>
-              </w:rPr>
-              <w:t>‎GET/POST‎</w:t>
-            </w:r>
-          </w:p>
-        </w:tc>
-        <w:tc>
-          <w:tcPr>
-            <w:tcW w:w="3558" w:type="dxa"/>
-            <w:tcBorders>
-              <w:top w:val="single" w:sz="4" w:space="0" w:color="C8D2DC"/>
-              <w:left w:val="single" w:sz="4" w:space="0" w:color="C8D2DC"/>
-              <w:bottom w:val="single" w:sz="4" w:space="0" w:color="C8D2DC"/>
-              <w:right w:val="single" w:sz="4" w:space="0" w:color="C8D2DC"/>
-            </w:tcBorders>
-            <w:vAlign w:val="center"/>
-          </w:tcPr>
-          <w:p>
-            <w:pPr>
-              <w:bidi w:val="0"/>
-              <w:spacing w:after="0" w:line="281" w:lineRule="auto"/>
-            </w:pPr>
-            <w:r>
-              <w:rPr>
-                <w:sz w:val="19"/>
-                <w:szCs w:val="19"/>
-              </w:rPr>
-              <w:t>/</w:t>
-            </w:r>
-            <w:proofErr w:type="gramStart"/>
-            <w:r>
-              <w:rPr>
-                <w:sz w:val="19"/>
-                <w:szCs w:val="19"/>
-              </w:rPr>
-              <w:t>sales</w:t>
-            </w:r>
-            <w:proofErr w:type="gramEnd"/>
-          </w:p>
-        </w:tc>
-        <w:tc>
-          <w:tcPr>
-            <w:tcW w:w="4424" w:type="dxa"/>
-            <w:tcBorders>
-              <w:top w:val="single" w:sz="4" w:space="0" w:color="C8D2DC"/>
-              <w:left w:val="single" w:sz="4" w:space="0" w:color="C8D2DC"/>
-              <w:bottom w:val="single" w:sz="4" w:space="0" w:color="C8D2DC"/>
-              <w:right w:val="single" w:sz="4" w:space="0" w:color="C8D2DC"/>
-            </w:tcBorders>
-            <w:vAlign w:val="center"/>
-          </w:tcPr>
-          <w:p>
-            <w:pPr>
-              <w:spacing w:after="0" w:line="281" w:lineRule="auto"/>
-            </w:pPr>
-            <w:r>
-              <w:rPr>
-                <w:sz w:val="19"/>
-                <w:szCs w:val="19"/>
-                <w:rtl/>
-              </w:rPr>
-              <w:t>שליפה ויצירת מכירות</w:t>
-            </w:r>
-          </w:p>
-        </w:tc>
-      </w:tr>
-      <w:tr>
-        <w:trPr>
-          <w:cantSplit/>
-        </w:trPr>
-        <w:tc>
-          <w:tcPr>
-            <w:tcW w:w="1378" w:type="dxa"/>
-            <w:tcBorders>
-              <w:top w:val="single" w:sz="4" w:space="0" w:color="C8D2DC"/>
-              <w:left w:val="single" w:sz="4" w:space="0" w:color="C8D2DC"/>
-              <w:bottom w:val="single" w:sz="4" w:space="0" w:color="C8D2DC"/>
-              <w:right w:val="single" w:sz="4" w:space="0" w:color="C8D2DC"/>
-            </w:tcBorders>
-            <w:vAlign w:val="center"/>
-          </w:tcPr>
-          <w:p>
-            <w:pPr>
-              <w:bidi w:val="0"/>
-              <w:spacing w:after="0" w:line="281" w:lineRule="auto"/>
-              <w:rPr>
-                <w:sz w:val="18"/>
-                <w:szCs w:val="19"/>
-              </w:rPr>
-            </w:pPr>
-            <w:r>
-              <w:rPr>
-                <w:sz w:val="18"/>
-                <w:szCs w:val="19"/>
-              </w:rPr>
-              <w:t>‎PUT/DELETE‎</w:t>
-            </w:r>
-          </w:p>
-        </w:tc>
-        <w:tc>
-          <w:tcPr>
-            <w:tcW w:w="3558" w:type="dxa"/>
-            <w:tcBorders>
-              <w:top w:val="single" w:sz="4" w:space="0" w:color="C8D2DC"/>
-              <w:left w:val="single" w:sz="4" w:space="0" w:color="C8D2DC"/>
-              <w:bottom w:val="single" w:sz="4" w:space="0" w:color="C8D2DC"/>
-              <w:right w:val="single" w:sz="4" w:space="0" w:color="C8D2DC"/>
-            </w:tcBorders>
-            <w:vAlign w:val="center"/>
-          </w:tcPr>
-          <w:p>
-            <w:pPr>
-              <w:bidi w:val="0"/>
-              <w:spacing w:after="0" w:line="281" w:lineRule="auto"/>
-              <w:rPr>
-                <w:sz w:val="19"/>
-                <w:szCs w:val="19"/>
-              </w:rPr>
-            </w:pPr>
-            <w:r>
-              <w:rPr>
-                <w:sz w:val="19"/>
-                <w:szCs w:val="19"/>
-              </w:rPr>
-              <w:t>‎/sales/{</w:t>
-            </w:r>
-            <w:proofErr w:type="spellStart"/>
-            <w:r>
-              <w:rPr>
-                <w:sz w:val="19"/>
-                <w:szCs w:val="19"/>
-              </w:rPr>
-              <w:t>sale_id</w:t>
-            </w:r>
-            <w:proofErr w:type="spellEnd"/>
-            <w:r>
-              <w:rPr>
-                <w:sz w:val="19"/>
-                <w:szCs w:val="19"/>
-              </w:rPr>
-              <w:t>}‎</w:t>
-            </w:r>
-          </w:p>
-        </w:tc>
-        <w:tc>
-          <w:tcPr>
-            <w:tcW w:w="4424" w:type="dxa"/>
-            <w:tcBorders>
-              <w:top w:val="single" w:sz="4" w:space="0" w:color="C8D2DC"/>
-              <w:left w:val="single" w:sz="4" w:space="0" w:color="C8D2DC"/>
-              <w:bottom w:val="single" w:sz="4" w:space="0" w:color="C8D2DC"/>
-              <w:right w:val="single" w:sz="4" w:space="0" w:color="C8D2DC"/>
-            </w:tcBorders>
-            <w:vAlign w:val="center"/>
-          </w:tcPr>
-          <w:p>
-            <w:pPr>
-              <w:spacing w:after="0" w:line="281" w:lineRule="auto"/>
-            </w:pPr>
-            <w:r>
-              <w:rPr>
-                <w:sz w:val="19"/>
-                <w:szCs w:val="19"/>
-                <w:rtl/>
-              </w:rPr>
-              <w:t>עריכה ומחיקה</w:t>
-            </w:r>
-          </w:p>
-        </w:tc>
-      </w:tr>
-      <w:tr>
-        <w:trPr>
-          <w:cantSplit/>
-        </w:trPr>
-        <w:tc>
-          <w:tcPr>
-            <w:tcW w:w="1378" w:type="dxa"/>
-            <w:tcBorders>
-              <w:top w:val="single" w:sz="4" w:space="0" w:color="C8D2DC"/>
-              <w:left w:val="single" w:sz="4" w:space="0" w:color="C8D2DC"/>
-              <w:bottom w:val="single" w:sz="4" w:space="0" w:color="C8D2DC"/>
-              <w:right w:val="single" w:sz="4" w:space="0" w:color="C8D2DC"/>
-            </w:tcBorders>
-            <w:vAlign w:val="center"/>
-          </w:tcPr>
-          <w:p>
-            <w:pPr>
-              <w:bidi w:val="0"/>
-              <w:spacing w:after="0" w:line="281" w:lineRule="auto"/>
-              <w:rPr>
-                <w:sz w:val="18"/>
-              </w:rPr>
-            </w:pPr>
-            <w:r>
-              <w:rPr>
-                <w:sz w:val="18"/>
-                <w:szCs w:val="19"/>
-              </w:rPr>
-              <w:t>GET</w:t>
-            </w:r>
-          </w:p>
-        </w:tc>
-        <w:tc>
-          <w:tcPr>
-            <w:tcW w:w="3558" w:type="dxa"/>
-            <w:tcBorders>
-              <w:top w:val="single" w:sz="4" w:space="0" w:color="C8D2DC"/>
-              <w:left w:val="single" w:sz="4" w:space="0" w:color="C8D2DC"/>
-              <w:bottom w:val="single" w:sz="4" w:space="0" w:color="C8D2DC"/>
-              <w:right w:val="single" w:sz="4" w:space="0" w:color="C8D2DC"/>
-            </w:tcBorders>
-            <w:vAlign w:val="center"/>
-          </w:tcPr>
-          <w:p>
-            <w:pPr>
-              <w:bidi w:val="0"/>
-              <w:spacing w:after="0" w:line="281" w:lineRule="auto"/>
-            </w:pPr>
-            <w:r>
-              <w:rPr>
-                <w:sz w:val="19"/>
-                <w:szCs w:val="19"/>
-              </w:rPr>
-              <w:t>/</w:t>
-            </w:r>
-            <w:proofErr w:type="gramStart"/>
-            <w:r>
-              <w:rPr>
-                <w:sz w:val="19"/>
-                <w:szCs w:val="19"/>
-              </w:rPr>
-              <w:t>inventory</w:t>
-            </w:r>
-            <w:proofErr w:type="gramEnd"/>
-          </w:p>
-        </w:tc>
-        <w:tc>
-          <w:tcPr>
-            <w:tcW w:w="4424" w:type="dxa"/>
-            <w:tcBorders>
-              <w:top w:val="single" w:sz="4" w:space="0" w:color="C8D2DC"/>
-              <w:left w:val="single" w:sz="4" w:space="0" w:color="C8D2DC"/>
-              <w:bottom w:val="single" w:sz="4" w:space="0" w:color="C8D2DC"/>
-              <w:right w:val="single" w:sz="4" w:space="0" w:color="C8D2DC"/>
-            </w:tcBorders>
-            <w:vAlign w:val="center"/>
-          </w:tcPr>
-          <w:p>
-            <w:pPr>
-              <w:spacing w:after="0" w:line="281" w:lineRule="auto"/>
-            </w:pPr>
-            <w:r>
-              <w:rPr>
-                <w:sz w:val="19"/>
-                <w:szCs w:val="19"/>
-                <w:rtl/>
-              </w:rPr>
-              <w:t>מלאי סוכן</w:t>
-            </w:r>
-          </w:p>
-        </w:tc>
-      </w:tr>
-      <w:tr>
-        <w:trPr>
-          <w:cantSplit/>
-        </w:trPr>
-        <w:tc>
-          <w:tcPr>
-            <w:tcW w:w="1378" w:type="dxa"/>
-            <w:tcBorders>
-              <w:top w:val="single" w:sz="4" w:space="0" w:color="C8D2DC"/>
-              <w:left w:val="single" w:sz="4" w:space="0" w:color="C8D2DC"/>
-              <w:bottom w:val="single" w:sz="4" w:space="0" w:color="C8D2DC"/>
-              <w:right w:val="single" w:sz="4" w:space="0" w:color="C8D2DC"/>
-            </w:tcBorders>
-            <w:vAlign w:val="center"/>
-          </w:tcPr>
-          <w:p>
-            <w:pPr>
-              <w:bidi w:val="0"/>
-              <w:spacing w:after="0" w:line="281" w:lineRule="auto"/>
-              <w:rPr>
-                <w:sz w:val="18"/>
-              </w:rPr>
-            </w:pPr>
-            <w:r>
-              <w:rPr>
-                <w:sz w:val="18"/>
-                <w:szCs w:val="19"/>
-              </w:rPr>
-              <w:t>POST</w:t>
-            </w:r>
-          </w:p>
-        </w:tc>
-        <w:tc>
-          <w:tcPr>
-            <w:tcW w:w="3558" w:type="dxa"/>
-            <w:tcBorders>
-              <w:top w:val="single" w:sz="4" w:space="0" w:color="C8D2DC"/>
-              <w:left w:val="single" w:sz="4" w:space="0" w:color="C8D2DC"/>
-              <w:bottom w:val="single" w:sz="4" w:space="0" w:color="C8D2DC"/>
-              <w:right w:val="single" w:sz="4" w:space="0" w:color="C8D2DC"/>
-            </w:tcBorders>
-            <w:vAlign w:val="center"/>
-          </w:tcPr>
-          <w:p>
-            <w:pPr>
-              <w:bidi w:val="0"/>
-              <w:spacing w:after="0" w:line="281" w:lineRule="auto"/>
-              <w:rPr>
-                <w:sz w:val="19"/>
-                <w:szCs w:val="19"/>
-              </w:rPr>
-            </w:pPr>
-            <w:r>
-              <w:rPr>
-                <w:sz w:val="19"/>
-                <w:szCs w:val="19"/>
-              </w:rPr>
-              <w:t>‎/admin/stock-transfers‎</w:t>
-            </w:r>
-          </w:p>
-        </w:tc>
-        <w:tc>
-          <w:tcPr>
-            <w:tcW w:w="4424" w:type="dxa"/>
-            <w:tcBorders>
-              <w:top w:val="single" w:sz="4" w:space="0" w:color="C8D2DC"/>
-              <w:left w:val="single" w:sz="4" w:space="0" w:color="C8D2DC"/>
-              <w:bottom w:val="single" w:sz="4" w:space="0" w:color="C8D2DC"/>
-              <w:right w:val="single" w:sz="4" w:space="0" w:color="C8D2DC"/>
-            </w:tcBorders>
-            <w:vAlign w:val="center"/>
-          </w:tcPr>
-          <w:p>
-            <w:pPr>
-              <w:spacing w:after="0" w:line="281" w:lineRule="auto"/>
-            </w:pPr>
-            <w:r>
-              <w:rPr>
-                <w:sz w:val="19"/>
-                <w:szCs w:val="19"/>
-                <w:rtl/>
-              </w:rPr>
-              <w:t>הקצאת סחורה</w:t>
-            </w:r>
-          </w:p>
-        </w:tc>
-      </w:tr>
-      <w:tr>
-        <w:trPr>
-          <w:cantSplit/>
-        </w:trPr>
-        <w:tc>
-          <w:tcPr>
-            <w:tcW w:w="1378" w:type="dxa"/>
-            <w:tcBorders>
-              <w:top w:val="single" w:sz="4" w:space="0" w:color="C8D2DC"/>
-              <w:left w:val="single" w:sz="4" w:space="0" w:color="C8D2DC"/>
-              <w:bottom w:val="single" w:sz="4" w:space="0" w:color="C8D2DC"/>
-              <w:right w:val="single" w:sz="4" w:space="0" w:color="C8D2DC"/>
-            </w:tcBorders>
-            <w:vAlign w:val="center"/>
-          </w:tcPr>
-          <w:p>
-            <w:pPr>
-              <w:bidi w:val="0"/>
-              <w:spacing w:after="0" w:line="281" w:lineRule="auto"/>
-              <w:rPr>
-                <w:sz w:val="18"/>
-                <w:szCs w:val="19"/>
-              </w:rPr>
-            </w:pPr>
-            <w:r>
-              <w:rPr>
-                <w:sz w:val="18"/>
-                <w:szCs w:val="19"/>
-              </w:rPr>
-              <w:t>‎GET/PUT‎</w:t>
-            </w:r>
-          </w:p>
-        </w:tc>
-        <w:tc>
-          <w:tcPr>
-            <w:tcW w:w="3558" w:type="dxa"/>
-            <w:tcBorders>
-              <w:top w:val="single" w:sz="4" w:space="0" w:color="C8D2DC"/>
-              <w:left w:val="single" w:sz="4" w:space="0" w:color="C8D2DC"/>
-              <w:bottom w:val="single" w:sz="4" w:space="0" w:color="C8D2DC"/>
-              <w:right w:val="single" w:sz="4" w:space="0" w:color="C8D2DC"/>
-            </w:tcBorders>
-            <w:vAlign w:val="center"/>
-          </w:tcPr>
-          <w:p>
-            <w:pPr>
-              <w:bidi w:val="0"/>
-              <w:spacing w:after="0" w:line="281" w:lineRule="auto"/>
-              <w:rPr>
-                <w:sz w:val="19"/>
-                <w:szCs w:val="19"/>
-              </w:rPr>
-            </w:pPr>
-            <w:r>
-              <w:rPr>
-                <w:sz w:val="19"/>
-                <w:szCs w:val="19"/>
-              </w:rPr>
-              <w:t>‎/prices/current‎</w:t>
-            </w:r>
-          </w:p>
-        </w:tc>
-        <w:tc>
-          <w:tcPr>
-            <w:tcW w:w="4424" w:type="dxa"/>
-            <w:tcBorders>
-              <w:top w:val="single" w:sz="4" w:space="0" w:color="C8D2DC"/>
-              <w:left w:val="single" w:sz="4" w:space="0" w:color="C8D2DC"/>
-              <w:bottom w:val="single" w:sz="4" w:space="0" w:color="C8D2DC"/>
-              <w:right w:val="single" w:sz="4" w:space="0" w:color="C8D2DC"/>
-            </w:tcBorders>
-            <w:vAlign w:val="center"/>
-          </w:tcPr>
-          <w:p>
-            <w:pPr>
-              <w:spacing w:after="0" w:line="281" w:lineRule="auto"/>
-            </w:pPr>
-            <w:r>
-              <w:rPr>
-                <w:sz w:val="19"/>
-                <w:szCs w:val="19"/>
-                <w:rtl/>
-              </w:rPr>
-              <w:t>מחירון נוכחי</w:t>
-            </w:r>
-          </w:p>
-        </w:tc>
-      </w:tr>
-      <w:tr>
-        <w:trPr>
-          <w:cantSplit/>
-        </w:trPr>
-        <w:tc>
-          <w:tcPr>
-            <w:tcW w:w="1378" w:type="dxa"/>
-            <w:tcBorders>
-              <w:top w:val="single" w:sz="4" w:space="0" w:color="C8D2DC"/>
-              <w:left w:val="single" w:sz="4" w:space="0" w:color="C8D2DC"/>
-              <w:bottom w:val="single" w:sz="4" w:space="0" w:color="C8D2DC"/>
-              <w:right w:val="single" w:sz="4" w:space="0" w:color="C8D2DC"/>
-            </w:tcBorders>
-            <w:vAlign w:val="center"/>
-          </w:tcPr>
-          <w:p>
-            <w:pPr>
-              <w:bidi w:val="0"/>
-              <w:spacing w:after="0" w:line="281" w:lineRule="auto"/>
-              <w:rPr>
-                <w:sz w:val="18"/>
-              </w:rPr>
-            </w:pPr>
-            <w:r>
-              <w:rPr>
-                <w:sz w:val="18"/>
-                <w:szCs w:val="19"/>
-              </w:rPr>
-              <w:t>GET</w:t>
-            </w:r>
-          </w:p>
-        </w:tc>
-        <w:tc>
-          <w:tcPr>
-            <w:tcW w:w="3558" w:type="dxa"/>
-            <w:tcBorders>
-              <w:top w:val="single" w:sz="4" w:space="0" w:color="C8D2DC"/>
-              <w:left w:val="single" w:sz="4" w:space="0" w:color="C8D2DC"/>
-              <w:bottom w:val="single" w:sz="4" w:space="0" w:color="C8D2DC"/>
-              <w:right w:val="single" w:sz="4" w:space="0" w:color="C8D2DC"/>
-            </w:tcBorders>
-            <w:vAlign w:val="center"/>
-          </w:tcPr>
-          <w:p>
-            <w:pPr>
-              <w:bidi w:val="0"/>
-              <w:spacing w:after="0" w:line="281" w:lineRule="auto"/>
-              <w:rPr>
-                <w:sz w:val="19"/>
-                <w:szCs w:val="19"/>
-              </w:rPr>
-            </w:pPr>
-            <w:r>
-              <w:rPr>
-                <w:sz w:val="19"/>
-                <w:szCs w:val="19"/>
-              </w:rPr>
-              <w:t>‎/account/summary‎</w:t>
-            </w:r>
-          </w:p>
-        </w:tc>
-        <w:tc>
-          <w:tcPr>
-            <w:tcW w:w="4424" w:type="dxa"/>
-            <w:tcBorders>
-              <w:top w:val="single" w:sz="4" w:space="0" w:color="C8D2DC"/>
-              <w:left w:val="single" w:sz="4" w:space="0" w:color="C8D2DC"/>
-              <w:bottom w:val="single" w:sz="4" w:space="0" w:color="C8D2DC"/>
-              <w:right w:val="single" w:sz="4" w:space="0" w:color="C8D2DC"/>
-            </w:tcBorders>
-            <w:vAlign w:val="center"/>
-          </w:tcPr>
-          <w:p>
-            <w:pPr>
-              <w:spacing w:after="0" w:line="281" w:lineRule="auto"/>
-            </w:pPr>
-            <w:r>
-              <w:rPr>
-                <w:sz w:val="19"/>
-                <w:szCs w:val="19"/>
-                <w:rtl/>
-              </w:rPr>
-              <w:t>סיכום חשבון</w:t>
-            </w:r>
-          </w:p>
-        </w:tc>
-      </w:tr>
-      <w:tr>
-        <w:trPr>
-          <w:cantSplit/>
-        </w:trPr>
-        <w:tc>
-          <w:tcPr>
-            <w:tcW w:w="1378" w:type="dxa"/>
-            <w:tcBorders>
-              <w:top w:val="single" w:sz="4" w:space="0" w:color="C8D2DC"/>
-              <w:left w:val="single" w:sz="4" w:space="0" w:color="C8D2DC"/>
-              <w:bottom w:val="single" w:sz="4" w:space="0" w:color="C8D2DC"/>
-              <w:right w:val="single" w:sz="4" w:space="0" w:color="C8D2DC"/>
-            </w:tcBorders>
-            <w:vAlign w:val="center"/>
-          </w:tcPr>
-          <w:p>
-            <w:pPr>
-              <w:bidi w:val="0"/>
-              <w:spacing w:after="0" w:line="281" w:lineRule="auto"/>
-              <w:rPr>
-                <w:sz w:val="18"/>
-              </w:rPr>
-            </w:pPr>
-            <w:r>
-              <w:rPr>
-                <w:sz w:val="18"/>
-                <w:szCs w:val="19"/>
-              </w:rPr>
-              <w:t>POST</w:t>
-            </w:r>
-          </w:p>
-        </w:tc>
-        <w:tc>
-          <w:tcPr>
-            <w:tcW w:w="3558" w:type="dxa"/>
-            <w:tcBorders>
-              <w:top w:val="single" w:sz="4" w:space="0" w:color="C8D2DC"/>
-              <w:left w:val="single" w:sz="4" w:space="0" w:color="C8D2DC"/>
-              <w:bottom w:val="single" w:sz="4" w:space="0" w:color="C8D2DC"/>
-              <w:right w:val="single" w:sz="4" w:space="0" w:color="C8D2DC"/>
-            </w:tcBorders>
-            <w:vAlign w:val="center"/>
-          </w:tcPr>
-          <w:p>
-            <w:pPr>
-              <w:bidi w:val="0"/>
-              <w:spacing w:after="0" w:line="281" w:lineRule="auto"/>
-              <w:rPr>
-                <w:sz w:val="19"/>
-                <w:szCs w:val="19"/>
-              </w:rPr>
-            </w:pPr>
-            <w:r>
-              <w:rPr>
-                <w:sz w:val="19"/>
-                <w:szCs w:val="19"/>
-              </w:rPr>
-              <w:t>‎/account/admin/transactions‎</w:t>
-            </w:r>
-          </w:p>
-        </w:tc>
-        <w:tc>
-          <w:tcPr>
-            <w:tcW w:w="4424" w:type="dxa"/>
-            <w:tcBorders>
-              <w:top w:val="single" w:sz="4" w:space="0" w:color="C8D2DC"/>
-              <w:left w:val="single" w:sz="4" w:space="0" w:color="C8D2DC"/>
-              <w:bottom w:val="single" w:sz="4" w:space="0" w:color="C8D2DC"/>
-              <w:right w:val="single" w:sz="4" w:space="0" w:color="C8D2DC"/>
-            </w:tcBorders>
-            <w:vAlign w:val="center"/>
-          </w:tcPr>
-          <w:p>
-            <w:pPr>
-              <w:spacing w:after="0" w:line="281" w:lineRule="auto"/>
-            </w:pPr>
-            <w:r>
-              <w:rPr>
-                <w:sz w:val="19"/>
-                <w:szCs w:val="19"/>
-                <w:rtl/>
-              </w:rPr>
-              <w:t>תנועה ידנית</w:t>
-            </w:r>
-          </w:p>
-        </w:tc>
-      </w:tr>
-      <w:tr>
-        <w:trPr>
-          <w:cantSplit/>
-        </w:trPr>
-        <w:tc>
-          <w:tcPr>
-            <w:tcW w:w="1378" w:type="dxa"/>
-            <w:tcBorders>
-              <w:top w:val="single" w:sz="4" w:space="0" w:color="C8D2DC"/>
-              <w:left w:val="single" w:sz="4" w:space="0" w:color="C8D2DC"/>
-              <w:bottom w:val="single" w:sz="4" w:space="0" w:color="C8D2DC"/>
-              <w:right w:val="single" w:sz="4" w:space="0" w:color="C8D2DC"/>
-            </w:tcBorders>
-            <w:vAlign w:val="center"/>
-          </w:tcPr>
-          <w:p>
-            <w:pPr>
-              <w:bidi w:val="0"/>
-              <w:spacing w:after="0" w:line="281" w:lineRule="auto"/>
-              <w:rPr>
-                <w:sz w:val="18"/>
-                <w:szCs w:val="19"/>
-              </w:rPr>
-            </w:pPr>
-            <w:r>
-              <w:rPr>
-                <w:sz w:val="18"/>
-                <w:szCs w:val="19"/>
-              </w:rPr>
-              <w:t>‎GET/POST‎</w:t>
-            </w:r>
-          </w:p>
-        </w:tc>
-        <w:tc>
-          <w:tcPr>
-            <w:tcW w:w="3558" w:type="dxa"/>
-            <w:tcBorders>
-              <w:top w:val="single" w:sz="4" w:space="0" w:color="C8D2DC"/>
-              <w:left w:val="single" w:sz="4" w:space="0" w:color="C8D2DC"/>
-              <w:bottom w:val="single" w:sz="4" w:space="0" w:color="C8D2DC"/>
-              <w:right w:val="single" w:sz="4" w:space="0" w:color="C8D2DC"/>
-            </w:tcBorders>
-            <w:vAlign w:val="center"/>
-          </w:tcPr>
-          <w:p>
-            <w:pPr>
-              <w:bidi w:val="0"/>
-              <w:spacing w:after="0" w:line="281" w:lineRule="auto"/>
-            </w:pPr>
-            <w:r>
-              <w:rPr>
-                <w:sz w:val="19"/>
-                <w:szCs w:val="19"/>
-              </w:rPr>
-              <w:t>/</w:t>
-            </w:r>
-            <w:proofErr w:type="gramStart"/>
-            <w:r>
-              <w:rPr>
-                <w:sz w:val="19"/>
-                <w:szCs w:val="19"/>
-              </w:rPr>
-              <w:t>supply</w:t>
-            </w:r>
-            <w:proofErr w:type="gramEnd"/>
-            <w:r>
-              <w:rPr>
-                <w:sz w:val="19"/>
-                <w:szCs w:val="19"/>
-              </w:rPr>
-              <w:t>-orders</w:t>
-            </w:r>
-          </w:p>
-        </w:tc>
-        <w:tc>
-          <w:tcPr>
-            <w:tcW w:w="4424" w:type="dxa"/>
-            <w:tcBorders>
-              <w:top w:val="single" w:sz="4" w:space="0" w:color="C8D2DC"/>
-              <w:left w:val="single" w:sz="4" w:space="0" w:color="C8D2DC"/>
-              <w:bottom w:val="single" w:sz="4" w:space="0" w:color="C8D2DC"/>
-              <w:right w:val="single" w:sz="4" w:space="0" w:color="C8D2DC"/>
-            </w:tcBorders>
-            <w:vAlign w:val="center"/>
-          </w:tcPr>
-          <w:p>
-            <w:pPr>
-              <w:spacing w:after="0" w:line="281" w:lineRule="auto"/>
-            </w:pPr>
-            <w:r>
-              <w:rPr>
-                <w:sz w:val="19"/>
-                <w:szCs w:val="19"/>
-                <w:rtl/>
-              </w:rPr>
-              <w:t>שליפה ויצירת הזמנות</w:t>
-            </w:r>
-          </w:p>
-        </w:tc>
-      </w:tr>
-      <w:tr>
-        <w:trPr>
-          <w:cantSplit/>
-        </w:trPr>
-        <w:tc>
-          <w:tcPr>
-            <w:tcW w:w="1378" w:type="dxa"/>
-            <w:tcBorders>
-              <w:top w:val="single" w:sz="4" w:space="0" w:color="C8D2DC"/>
-              <w:left w:val="single" w:sz="4" w:space="0" w:color="C8D2DC"/>
-              <w:bottom w:val="single" w:sz="4" w:space="0" w:color="C8D2DC"/>
-              <w:right w:val="single" w:sz="4" w:space="0" w:color="C8D2DC"/>
-            </w:tcBorders>
-            <w:vAlign w:val="center"/>
-          </w:tcPr>
-          <w:p>
-            <w:pPr>
-              <w:bidi w:val="0"/>
-              <w:spacing w:after="0" w:line="281" w:lineRule="auto"/>
-              <w:rPr>
-                <w:sz w:val="18"/>
-              </w:rPr>
-            </w:pPr>
-            <w:r>
-              <w:rPr>
-                <w:sz w:val="18"/>
-                <w:szCs w:val="19"/>
-              </w:rPr>
-              <w:t>POST</w:t>
-            </w:r>
-          </w:p>
-        </w:tc>
-        <w:tc>
-          <w:tcPr>
-            <w:tcW w:w="3558" w:type="dxa"/>
-            <w:tcBorders>
-              <w:top w:val="single" w:sz="4" w:space="0" w:color="C8D2DC"/>
-              <w:left w:val="single" w:sz="4" w:space="0" w:color="C8D2DC"/>
-              <w:bottom w:val="single" w:sz="4" w:space="0" w:color="C8D2DC"/>
-              <w:right w:val="single" w:sz="4" w:space="0" w:color="C8D2DC"/>
-            </w:tcBorders>
-            <w:vAlign w:val="center"/>
-          </w:tcPr>
-          <w:p>
-            <w:pPr>
-              <w:bidi w:val="0"/>
-              <w:spacing w:after="0" w:line="281" w:lineRule="auto"/>
-              <w:rPr>
-                <w:sz w:val="19"/>
-                <w:szCs w:val="19"/>
-              </w:rPr>
-            </w:pPr>
-            <w:r>
-              <w:rPr>
-                <w:sz w:val="19"/>
-                <w:szCs w:val="19"/>
-              </w:rPr>
-              <w:t>‎/admin/supply-orders/{id}/approve‎</w:t>
-            </w:r>
-          </w:p>
-        </w:tc>
-        <w:tc>
-          <w:tcPr>
-            <w:tcW w:w="4424" w:type="dxa"/>
-            <w:tcBorders>
-              <w:top w:val="single" w:sz="4" w:space="0" w:color="C8D2DC"/>
-              <w:left w:val="single" w:sz="4" w:space="0" w:color="C8D2DC"/>
-              <w:bottom w:val="single" w:sz="4" w:space="0" w:color="C8D2DC"/>
-              <w:right w:val="single" w:sz="4" w:space="0" w:color="C8D2DC"/>
-            </w:tcBorders>
-            <w:vAlign w:val="center"/>
-          </w:tcPr>
-          <w:p>
-            <w:pPr>
-              <w:spacing w:after="0" w:line="281" w:lineRule="auto"/>
-            </w:pPr>
-            <w:r>
-              <w:rPr>
-                <w:sz w:val="19"/>
-                <w:szCs w:val="19"/>
-                <w:rtl/>
-              </w:rPr>
-              <w:t>אישור הזמנה</w:t>
-            </w:r>
-          </w:p>
-        </w:tc>
-      </w:tr>
-      <w:tr>
-        <w:trPr>
-          <w:cantSplit/>
-        </w:trPr>
-        <w:tc>
-          <w:tcPr>
-            <w:tcW w:w="1378" w:type="dxa"/>
-            <w:tcBorders>
-              <w:top w:val="single" w:sz="4" w:space="0" w:color="C8D2DC"/>
-              <w:left w:val="single" w:sz="4" w:space="0" w:color="C8D2DC"/>
-              <w:bottom w:val="single" w:sz="4" w:space="0" w:color="C8D2DC"/>
-              <w:right w:val="single" w:sz="4" w:space="0" w:color="C8D2DC"/>
-            </w:tcBorders>
-            <w:vAlign w:val="center"/>
-          </w:tcPr>
-          <w:p>
-            <w:pPr>
-              <w:bidi w:val="0"/>
-              <w:spacing w:after="0" w:line="281" w:lineRule="auto"/>
-              <w:rPr>
-                <w:sz w:val="18"/>
-              </w:rPr>
-            </w:pPr>
-            <w:r>
-              <w:rPr>
-                <w:sz w:val="18"/>
-                <w:szCs w:val="19"/>
-              </w:rPr>
-              <w:t>POST</w:t>
-            </w:r>
-          </w:p>
-        </w:tc>
-        <w:tc>
-          <w:tcPr>
-            <w:tcW w:w="3558" w:type="dxa"/>
-            <w:tcBorders>
-              <w:top w:val="single" w:sz="4" w:space="0" w:color="C8D2DC"/>
-              <w:left w:val="single" w:sz="4" w:space="0" w:color="C8D2DC"/>
-              <w:bottom w:val="single" w:sz="4" w:space="0" w:color="C8D2DC"/>
-              <w:right w:val="single" w:sz="4" w:space="0" w:color="C8D2DC"/>
-            </w:tcBorders>
-            <w:vAlign w:val="center"/>
-          </w:tcPr>
-          <w:p>
-            <w:pPr>
-              <w:bidi w:val="0"/>
-              <w:spacing w:after="0" w:line="281" w:lineRule="auto"/>
-              <w:rPr>
-                <w:sz w:val="19"/>
-                <w:szCs w:val="19"/>
-              </w:rPr>
-            </w:pPr>
-            <w:r>
-              <w:rPr>
-                <w:sz w:val="19"/>
-                <w:szCs w:val="19"/>
-              </w:rPr>
-              <w:t>‎/payments/</w:t>
-            </w:r>
-            <w:proofErr w:type="spellStart"/>
-            <w:r>
-              <w:rPr>
-                <w:sz w:val="19"/>
-                <w:szCs w:val="19"/>
-              </w:rPr>
-              <w:t>nedarim</w:t>
-            </w:r>
-            <w:proofErr w:type="spellEnd"/>
-            <w:r>
-              <w:rPr>
-                <w:sz w:val="19"/>
-                <w:szCs w:val="19"/>
-              </w:rPr>
-              <w:t>/prepare‎</w:t>
-            </w:r>
-          </w:p>
-        </w:tc>
-        <w:tc>
-          <w:tcPr>
-            <w:tcW w:w="4424" w:type="dxa"/>
-            <w:tcBorders>
-              <w:top w:val="single" w:sz="4" w:space="0" w:color="C8D2DC"/>
-              <w:left w:val="single" w:sz="4" w:space="0" w:color="C8D2DC"/>
-              <w:bottom w:val="single" w:sz="4" w:space="0" w:color="C8D2DC"/>
-              <w:right w:val="single" w:sz="4" w:space="0" w:color="C8D2DC"/>
-            </w:tcBorders>
-            <w:vAlign w:val="center"/>
-          </w:tcPr>
-          <w:p>
-            <w:pPr>
-              <w:spacing w:after="0" w:line="281" w:lineRule="auto"/>
-            </w:pPr>
-            <w:r>
-              <w:rPr>
-                <w:sz w:val="19"/>
-                <w:szCs w:val="19"/>
-                <w:rtl/>
-              </w:rPr>
-              <w:t>הכנת תשלום</w:t>
-            </w:r>
-          </w:p>
-        </w:tc>
-      </w:tr>
-      <w:tr>
-        <w:trPr>
-          <w:cantSplit/>
-        </w:trPr>
-        <w:tc>
-          <w:tcPr>
-            <w:tcW w:w="1378" w:type="dxa"/>
-            <w:tcBorders>
-              <w:top w:val="single" w:sz="4" w:space="0" w:color="C8D2DC"/>
-              <w:left w:val="single" w:sz="4" w:space="0" w:color="C8D2DC"/>
-              <w:bottom w:val="single" w:sz="4" w:space="0" w:color="C8D2DC"/>
-              <w:right w:val="single" w:sz="4" w:space="0" w:color="C8D2DC"/>
-            </w:tcBorders>
-            <w:vAlign w:val="center"/>
-          </w:tcPr>
-          <w:p>
-            <w:pPr>
-              <w:bidi w:val="0"/>
-              <w:spacing w:after="0" w:line="281" w:lineRule="auto"/>
-              <w:rPr>
-                <w:sz w:val="18"/>
-              </w:rPr>
-            </w:pPr>
-            <w:r>
-              <w:rPr>
-                <w:sz w:val="18"/>
-                <w:szCs w:val="19"/>
-              </w:rPr>
-              <w:t>GET</w:t>
-            </w:r>
-          </w:p>
-        </w:tc>
-        <w:tc>
-          <w:tcPr>
-            <w:tcW w:w="3558" w:type="dxa"/>
-            <w:tcBorders>
-              <w:top w:val="single" w:sz="4" w:space="0" w:color="C8D2DC"/>
-              <w:left w:val="single" w:sz="4" w:space="0" w:color="C8D2DC"/>
-              <w:bottom w:val="single" w:sz="4" w:space="0" w:color="C8D2DC"/>
-              <w:right w:val="single" w:sz="4" w:space="0" w:color="C8D2DC"/>
-            </w:tcBorders>
-            <w:vAlign w:val="center"/>
-          </w:tcPr>
-          <w:p>
-            <w:pPr>
-              <w:bidi w:val="0"/>
-              <w:spacing w:after="0" w:line="281" w:lineRule="auto"/>
-            </w:pPr>
-            <w:r>
-              <w:rPr>
-                <w:sz w:val="19"/>
-                <w:szCs w:val="19"/>
-              </w:rPr>
-              <w:t>/</w:t>
-            </w:r>
-            <w:proofErr w:type="gramStart"/>
-            <w:r>
-              <w:rPr>
-                <w:sz w:val="19"/>
-                <w:szCs w:val="19"/>
-              </w:rPr>
-              <w:t>health</w:t>
-            </w:r>
-            <w:proofErr w:type="gramEnd"/>
-          </w:p>
-        </w:tc>
-        <w:tc>
-          <w:tcPr>
-            <w:tcW w:w="4424" w:type="dxa"/>
-            <w:tcBorders>
-              <w:top w:val="single" w:sz="4" w:space="0" w:color="C8D2DC"/>
-              <w:left w:val="single" w:sz="4" w:space="0" w:color="C8D2DC"/>
-              <w:bottom w:val="single" w:sz="4" w:space="0" w:color="C8D2DC"/>
-              <w:right w:val="single" w:sz="4" w:space="0" w:color="C8D2DC"/>
-            </w:tcBorders>
-            <w:vAlign w:val="center"/>
-          </w:tcPr>
-          <w:p>
-            <w:pPr>
-              <w:spacing w:after="0" w:line="281" w:lineRule="auto"/>
-            </w:pPr>
-            <w:r>
-              <w:rPr>
-                <w:sz w:val="19"/>
-                <w:szCs w:val="19"/>
-                <w:rtl/>
-              </w:rPr>
-              <w:t>בדיקת זמינות</w:t>
-            </w:r>
-          </w:p>
-        </w:tc>
-      </w:tr>
-    </w:tbl>
-    <w:p>
-      <w:pPr>
-        <w:pStyle w:val="2"/>
-        <w:jc w:val="left"/>
-      </w:pPr>
-      <w:bookmarkStart w:id="50" w:name="__RefHeading___Toc34541_1491639236"/>
-      <w:bookmarkStart w:id="51" w:name="_Toc238739833"/>
-      <w:bookmarkEnd w:id="50"/>
-      <w:r>
-        <w:t>6.3</w:t>
-      </w:r>
-      <w:r>
-        <w:rPr>
-          <w:rtl/>
-        </w:rPr>
-        <w:t xml:space="preserve"> אימות והרשאות</w:t>
-      </w:r>
-      <w:bookmarkEnd w:id="51"/>
-    </w:p>
-    <w:p>
-      <w:r>
-        <w:rPr>
-          <w:rtl/>
-        </w:rPr>
-        <w:t xml:space="preserve">השרת יוצר </w:t>
-      </w:r>
-      <w:r>
-        <w:t>JWT</w:t>
-      </w:r>
-      <w:r>
-        <w:rPr>
-          <w:rtl/>
-        </w:rPr>
-        <w:t xml:space="preserve"> במימוש </w:t>
-      </w:r>
-      <w:r>
-        <w:t>HMAC-SHA256</w:t>
-      </w:r>
-      <w:r>
-        <w:rPr>
-          <w:rtl/>
-        </w:rPr>
-        <w:t xml:space="preserve">. המטען כולל </w:t>
-      </w:r>
-      <w:r>
-        <w:t xml:space="preserve">sub, </w:t>
-      </w:r>
-      <w:proofErr w:type="spellStart"/>
-      <w:r>
-        <w:t>user_id</w:t>
-      </w:r>
-      <w:proofErr w:type="spellEnd"/>
-      <w:r>
-        <w:t xml:space="preserve">, role, </w:t>
-      </w:r>
-      <w:proofErr w:type="spellStart"/>
-      <w:r>
-        <w:t>iat</w:t>
-      </w:r>
-      <w:proofErr w:type="spellEnd"/>
-      <w:r>
-        <w:rPr>
-          <w:rtl/>
-        </w:rPr>
-        <w:t xml:space="preserve"> ו-</w:t>
-      </w:r>
-      <w:r>
-        <w:t>exp</w:t>
-      </w:r>
-      <w:r>
-        <w:rPr>
-          <w:rtl/>
-        </w:rPr>
-        <w:t xml:space="preserve">. בכל נתיב מוגן </w:t>
-      </w:r>
-      <w:proofErr w:type="spellStart"/>
-      <w:r>
-        <w:t>get_current_user</w:t>
-      </w:r>
-      <w:proofErr w:type="spellEnd"/>
-      <w:r>
-        <w:rPr>
-          <w:rtl/>
-        </w:rPr>
-        <w:t xml:space="preserve"> מאמת חתימה ותפוגה; </w:t>
-      </w:r>
-      <w:proofErr w:type="spellStart"/>
-      <w:r>
-        <w:t>require_admin</w:t>
-      </w:r>
-      <w:proofErr w:type="spellEnd"/>
-      <w:r>
-        <w:rPr>
-          <w:rtl/>
-        </w:rPr>
-        <w:t xml:space="preserve"> מגביל פעולות מנהל; </w:t>
-      </w:r>
-      <w:proofErr w:type="spellStart"/>
-      <w:r>
-        <w:t>require_agent_access</w:t>
-      </w:r>
-      <w:proofErr w:type="spellEnd"/>
-      <w:r>
-        <w:rPr>
-          <w:rtl/>
-        </w:rPr>
-        <w:t xml:space="preserve"> בודק שסוכן פועל על שמו בלבד.</w:t>
-      </w:r>
-    </w:p>
-    <w:tbl>
-      <w:tblPr>
-        <w:bidiVisual/>
-        <w:tblW w:w="9360" w:type="dxa"/>
-        <w:tblLayout w:type="fixed"/>
-        <w:tblCellMar>
-          <w:top w:w="120" w:type="dxa"/>
-          <w:left w:w="160" w:type="dxa"/>
-          <w:bottom w:w="120" w:type="dxa"/>
-          <w:right w:w="160" w:type="dxa"/>
-        </w:tblCellMar>
-        <w:tblLook w:val="04A0" w:firstRow="1" w:lastRow="0" w:firstColumn="1" w:lastColumn="0" w:noHBand="0" w:noVBand="1"/>
-      </w:tblPr>
-      <w:tblGrid>
-        <w:gridCol w:w="9360"/>
-      </w:tblGrid>
-      <w:tr>
-        <w:tc>
-          <w:tcPr>
-            <w:tcW w:w="9360" w:type="dxa"/>
-            <w:tcBorders>
-              <w:top w:val="single" w:sz="4" w:space="0" w:color="C8D2DC"/>
-              <w:left w:val="single" w:sz="4" w:space="0" w:color="C8D2DC"/>
-              <w:bottom w:val="single" w:sz="4" w:space="0" w:color="C8D2DC"/>
-              <w:right w:val="single" w:sz="4" w:space="0" w:color="C8D2DC"/>
-            </w:tcBorders>
-            <w:shd w:val="clear" w:color="auto" w:fill="EAF2F8"/>
-          </w:tcPr>
-          <w:p>
-            <w:pPr>
-              <w:spacing w:after="0"/>
-            </w:pPr>
-            <w:r>
-              <w:rPr>
-                <w:b/>
-                <w:bCs/>
-                <w:color w:val="2E75B6"/>
-                <w:rtl/>
-              </w:rPr>
-              <w:t xml:space="preserve">הערת אבטחה: </w:t>
-            </w:r>
-            <w:r>
-              <w:rPr>
-                <w:rtl/>
-              </w:rPr>
-              <w:t>מומלץ בפריסה להגדיר סוד חזק ייעודי ב-</w:t>
-            </w:r>
-            <w:r>
-              <w:t>AUTH_TOKEN_SECRET</w:t>
-            </w:r>
-            <w:r>
-              <w:rPr>
-                <w:rtl/>
-              </w:rPr>
-              <w:t xml:space="preserve">, לסובב מפתחות ולשקול </w:t>
-            </w:r>
-            <w:r>
-              <w:t>refresh tokens</w:t>
-            </w:r>
-            <w:r>
-              <w:rPr>
-                <w:rtl/>
-              </w:rPr>
-              <w:t xml:space="preserve"> או </w:t>
-            </w:r>
-            <w:r>
-              <w:t>session revocation</w:t>
-            </w:r>
-            <w:r>
-              <w:rPr>
-                <w:rtl/>
-              </w:rPr>
-              <w:t>.</w:t>
-            </w:r>
-          </w:p>
-        </w:tc>
-      </w:tr>
-    </w:tbl>
-    <w:p>
-      <w:pPr>
-        <w:pStyle w:val="1"/>
-        <w:spacing w:before="0"/>
-        <w:jc w:val="left"/>
-      </w:pPr>
-      <w:r>
-        <w:br w:type="page"/>
-      </w:r>
-      <w:bookmarkStart w:id="52" w:name="__RefHeading___Toc34543_1491639236"/>
-      <w:bookmarkStart w:id="53" w:name="_Toc238739834"/>
-      <w:bookmarkEnd w:id="52"/>
-      <w:r>
-        <w:lastRenderedPageBreak/>
-        <w:t>7</w:t>
-      </w:r>
-      <w:r>
-        <w:rPr>
-          <w:rtl/>
-        </w:rPr>
-        <w:t>. תכן צד הלקוח וממשק משתמש</w:t>
-      </w:r>
-      <w:bookmarkEnd w:id="53"/>
-    </w:p>
-    <w:p>
-      <w:r>
-        <w:rPr>
-          <w:rtl/>
-        </w:rPr>
-        <w:t xml:space="preserve">הלקוח בנוי כאפליקציית </w:t>
-      </w:r>
-      <w:r>
-        <w:t>SPA. ‎</w:t>
-      </w:r>
-      <w:proofErr w:type="spellStart"/>
-      <w:r>
-        <w:t>App.jsx</w:t>
-      </w:r>
-      <w:proofErr w:type="spellEnd"/>
-      <w:r>
-        <w:t>‎</w:t>
-      </w:r>
-      <w:r>
-        <w:rPr>
-          <w:rtl/>
-        </w:rPr>
-        <w:t xml:space="preserve"> אחראי לניתוב, שחזור </w:t>
-      </w:r>
-      <w:r>
-        <w:t>session</w:t>
-      </w:r>
-      <w:r>
-        <w:rPr>
-          <w:rtl/>
-        </w:rPr>
-        <w:t xml:space="preserve">, בחירת שנת הנתונים והגבלת מסכים לפי תפקיד. כל תחום עסקי נמצא בתיקיית </w:t>
-      </w:r>
-      <w:r>
-        <w:t>feature</w:t>
-      </w:r>
-      <w:r>
-        <w:rPr>
-          <w:rtl/>
-        </w:rPr>
-        <w:t xml:space="preserve"> נפרדת.</w:t>
-      </w:r>
-    </w:p>
-    <w:p>
-      <w:pPr>
-        <w:spacing w:before="120" w:after="80"/>
-      </w:pPr>
-      <w:r>
-        <w:rPr>
-          <w:noProof/>
-          <w:rtl/>
-        </w:rPr>
-        <w:drawing>
-          <wp:inline distT="0" distB="0" distL="0" distR="0" wp14:anchorId="00D706F4" wp14:editId="54325E09">
-            <wp:extent cx="6191250" cy="3362325"/>
-            <wp:effectExtent l="0" t="0" r="0" b="0"/>
-            <wp:docPr id="6" name="תמונה 79371588"/>
-            <wp:cNvGraphicFramePr>
-              <a:graphicFrameLocks xmlns:a="http://schemas.openxmlformats.org/drawingml/2006/main" noChangeAspect="1"/>
-            </wp:cNvGraphicFramePr>
-            <a:graphic xmlns:a="http://schemas.openxmlformats.org/drawingml/2006/main">
-              <a:graphicData uri="http://schemas.openxmlformats.org/drawingml/2006/picture">
-                <pic:pic xmlns:pic="http://schemas.openxmlformats.org/drawingml/2006/picture">
-                  <pic:nvPicPr>
-                    <pic:cNvPr id="6" name="תמונה 79371588"/>
                     <pic:cNvPicPr>
                       <a:picLocks noChangeAspect="1" noChangeArrowheads="1"/>
                     </pic:cNvPicPr>
@@ -11257,6 +8967,2368 @@
           <w:sz w:val="20"/>
           <w:szCs w:val="20"/>
         </w:rPr>
+        <w:t>2</w:t>
+      </w:r>
+      <w:r>
+        <w:rPr>
+          <w:i/>
+          <w:iCs/>
+          <w:color w:val="5B6573"/>
+          <w:sz w:val="20"/>
+          <w:szCs w:val="20"/>
+          <w:rtl/>
+        </w:rPr>
+        <w:t xml:space="preserve"> - חלוקת המערכת למודולים</w:t>
+      </w:r>
+      <w:r>
+        <w:br w:type="page"/>
+      </w:r>
+    </w:p>
+    <w:p>
+      <w:pPr>
+        <w:pStyle w:val="1"/>
+        <w:spacing w:before="0"/>
+        <w:jc w:val="left"/>
+      </w:pPr>
+      <w:bookmarkStart w:id="44" w:name="__RefHeading___Toc34535_1491639236"/>
+      <w:bookmarkStart w:id="45" w:name="_Toc238739830"/>
+      <w:bookmarkEnd w:id="44"/>
+      <w:r>
+        <w:lastRenderedPageBreak/>
+        <w:t>6</w:t>
+      </w:r>
+      <w:r>
+        <w:rPr>
+          <w:rtl/>
+        </w:rPr>
+        <w:t>. תכן צד השרת</w:t>
+      </w:r>
+      <w:bookmarkEnd w:id="45"/>
+    </w:p>
+    <w:p>
+      <w:pPr>
+        <w:pStyle w:val="2"/>
+        <w:jc w:val="left"/>
+      </w:pPr>
+      <w:bookmarkStart w:id="46" w:name="__RefHeading___Toc34537_1491639236"/>
+      <w:bookmarkStart w:id="47" w:name="_Toc238739831"/>
+      <w:bookmarkEnd w:id="46"/>
+      <w:r>
+        <w:t>6.1</w:t>
+      </w:r>
+      <w:r>
+        <w:rPr>
+          <w:rtl/>
+        </w:rPr>
+        <w:t xml:space="preserve"> מבנה שכבות</w:t>
+      </w:r>
+      <w:bookmarkEnd w:id="47"/>
+    </w:p>
+    <w:tbl>
+      <w:tblPr>
+        <w:bidiVisual/>
+        <w:tblW w:w="9360" w:type="dxa"/>
+        <w:tblLayout w:type="fixed"/>
+        <w:tblCellMar>
+          <w:top w:w="100" w:type="dxa"/>
+          <w:left w:w="120" w:type="dxa"/>
+          <w:bottom w:w="100" w:type="dxa"/>
+          <w:right w:w="120" w:type="dxa"/>
+        </w:tblCellMar>
+        <w:tblLook w:val="04A0" w:firstRow="1" w:lastRow="0" w:firstColumn="1" w:lastColumn="0" w:noHBand="0" w:noVBand="1"/>
+      </w:tblPr>
+      <w:tblGrid>
+        <w:gridCol w:w="1500"/>
+        <w:gridCol w:w="3000"/>
+        <w:gridCol w:w="4860"/>
+      </w:tblGrid>
+      <w:tr>
+        <w:trPr>
+          <w:tblHeader/>
+        </w:trPr>
+        <w:tc>
+          <w:tcPr>
+            <w:tcW w:w="1500" w:type="dxa"/>
+            <w:tcBorders>
+              <w:top w:val="single" w:sz="4" w:space="0" w:color="C8D2DC"/>
+              <w:left w:val="single" w:sz="4" w:space="0" w:color="C8D2DC"/>
+              <w:bottom w:val="single" w:sz="4" w:space="0" w:color="C8D2DC"/>
+              <w:right w:val="single" w:sz="4" w:space="0" w:color="C8D2DC"/>
+            </w:tcBorders>
+            <w:shd w:val="clear" w:color="auto" w:fill="17365D"/>
+            <w:vAlign w:val="center"/>
+          </w:tcPr>
+          <w:p>
+            <w:pPr>
+              <w:spacing w:after="0" w:line="281" w:lineRule="auto"/>
+            </w:pPr>
+            <w:r>
+              <w:rPr>
+                <w:b/>
+                <w:bCs/>
+                <w:color w:val="FFFFFF"/>
+                <w:sz w:val="20"/>
+                <w:szCs w:val="20"/>
+                <w:rtl/>
+              </w:rPr>
+              <w:t>שכבה</w:t>
+            </w:r>
+          </w:p>
+        </w:tc>
+        <w:tc>
+          <w:tcPr>
+            <w:tcW w:w="3000" w:type="dxa"/>
+            <w:tcBorders>
+              <w:top w:val="single" w:sz="4" w:space="0" w:color="C8D2DC"/>
+              <w:left w:val="single" w:sz="4" w:space="0" w:color="C8D2DC"/>
+              <w:bottom w:val="single" w:sz="4" w:space="0" w:color="C8D2DC"/>
+              <w:right w:val="single" w:sz="4" w:space="0" w:color="C8D2DC"/>
+            </w:tcBorders>
+            <w:shd w:val="clear" w:color="auto" w:fill="17365D"/>
+            <w:vAlign w:val="center"/>
+          </w:tcPr>
+          <w:p>
+            <w:pPr>
+              <w:spacing w:after="0" w:line="281" w:lineRule="auto"/>
+            </w:pPr>
+            <w:r>
+              <w:rPr>
+                <w:b/>
+                <w:bCs/>
+                <w:color w:val="FFFFFF"/>
+                <w:sz w:val="20"/>
+                <w:szCs w:val="20"/>
+                <w:rtl/>
+              </w:rPr>
+              <w:t>תיקייה</w:t>
+            </w:r>
+          </w:p>
+        </w:tc>
+        <w:tc>
+          <w:tcPr>
+            <w:tcW w:w="4860" w:type="dxa"/>
+            <w:tcBorders>
+              <w:top w:val="single" w:sz="4" w:space="0" w:color="C8D2DC"/>
+              <w:left w:val="single" w:sz="4" w:space="0" w:color="C8D2DC"/>
+              <w:bottom w:val="single" w:sz="4" w:space="0" w:color="C8D2DC"/>
+              <w:right w:val="single" w:sz="4" w:space="0" w:color="C8D2DC"/>
+            </w:tcBorders>
+            <w:shd w:val="clear" w:color="auto" w:fill="17365D"/>
+            <w:vAlign w:val="center"/>
+          </w:tcPr>
+          <w:p>
+            <w:pPr>
+              <w:spacing w:after="0" w:line="281" w:lineRule="auto"/>
+            </w:pPr>
+            <w:r>
+              <w:rPr>
+                <w:b/>
+                <w:bCs/>
+                <w:color w:val="FFFFFF"/>
+                <w:sz w:val="20"/>
+                <w:szCs w:val="20"/>
+                <w:rtl/>
+              </w:rPr>
+              <w:t>אחריות</w:t>
+            </w:r>
+          </w:p>
+        </w:tc>
+      </w:tr>
+      <w:tr>
+        <w:trPr>
+          <w:cantSplit/>
+        </w:trPr>
+        <w:tc>
+          <w:tcPr>
+            <w:tcW w:w="1500" w:type="dxa"/>
+            <w:tcBorders>
+              <w:top w:val="single" w:sz="4" w:space="0" w:color="C8D2DC"/>
+              <w:left w:val="single" w:sz="4" w:space="0" w:color="C8D2DC"/>
+              <w:bottom w:val="single" w:sz="4" w:space="0" w:color="C8D2DC"/>
+              <w:right w:val="single" w:sz="4" w:space="0" w:color="C8D2DC"/>
+            </w:tcBorders>
+            <w:vAlign w:val="center"/>
+          </w:tcPr>
+          <w:p>
+            <w:pPr>
+              <w:bidi w:val="0"/>
+              <w:spacing w:after="0" w:line="281" w:lineRule="auto"/>
+            </w:pPr>
+            <w:r>
+              <w:rPr>
+                <w:sz w:val="19"/>
+                <w:szCs w:val="19"/>
+              </w:rPr>
+              <w:t>API</w:t>
+            </w:r>
+          </w:p>
+        </w:tc>
+        <w:tc>
+          <w:tcPr>
+            <w:tcW w:w="3000" w:type="dxa"/>
+            <w:tcBorders>
+              <w:top w:val="single" w:sz="4" w:space="0" w:color="C8D2DC"/>
+              <w:left w:val="single" w:sz="4" w:space="0" w:color="C8D2DC"/>
+              <w:bottom w:val="single" w:sz="4" w:space="0" w:color="C8D2DC"/>
+              <w:right w:val="single" w:sz="4" w:space="0" w:color="C8D2DC"/>
+            </w:tcBorders>
+            <w:vAlign w:val="center"/>
+          </w:tcPr>
+          <w:p>
+            <w:pPr>
+              <w:bidi w:val="0"/>
+              <w:spacing w:after="0" w:line="281" w:lineRule="auto"/>
+              <w:rPr>
+                <w:sz w:val="19"/>
+                <w:szCs w:val="19"/>
+              </w:rPr>
+            </w:pPr>
+            <w:r>
+              <w:rPr>
+                <w:sz w:val="19"/>
+                <w:szCs w:val="19"/>
+              </w:rPr>
+              <w:t>‎backend/app/</w:t>
+            </w:r>
+            <w:proofErr w:type="spellStart"/>
+            <w:r>
+              <w:rPr>
+                <w:sz w:val="19"/>
+                <w:szCs w:val="19"/>
+              </w:rPr>
+              <w:t>api</w:t>
+            </w:r>
+            <w:proofErr w:type="spellEnd"/>
+            <w:r>
+              <w:rPr>
+                <w:sz w:val="19"/>
+                <w:szCs w:val="19"/>
+              </w:rPr>
+              <w:t>/routes‎</w:t>
+            </w:r>
+          </w:p>
+        </w:tc>
+        <w:tc>
+          <w:tcPr>
+            <w:tcW w:w="4860" w:type="dxa"/>
+            <w:tcBorders>
+              <w:top w:val="single" w:sz="4" w:space="0" w:color="C8D2DC"/>
+              <w:left w:val="single" w:sz="4" w:space="0" w:color="C8D2DC"/>
+              <w:bottom w:val="single" w:sz="4" w:space="0" w:color="C8D2DC"/>
+              <w:right w:val="single" w:sz="4" w:space="0" w:color="C8D2DC"/>
+            </w:tcBorders>
+            <w:vAlign w:val="center"/>
+          </w:tcPr>
+          <w:p>
+            <w:pPr>
+              <w:spacing w:after="0" w:line="281" w:lineRule="auto"/>
+            </w:pPr>
+            <w:r>
+              <w:rPr>
+                <w:sz w:val="19"/>
+                <w:szCs w:val="19"/>
+                <w:rtl/>
+              </w:rPr>
+              <w:t xml:space="preserve">נתיבים, </w:t>
+            </w:r>
+            <w:r>
+              <w:rPr>
+                <w:sz w:val="19"/>
+                <w:szCs w:val="19"/>
+              </w:rPr>
+              <w:t>Depends, status codes</w:t>
+            </w:r>
+            <w:r>
+              <w:rPr>
+                <w:sz w:val="19"/>
+                <w:szCs w:val="19"/>
+                <w:rtl/>
+              </w:rPr>
+              <w:t xml:space="preserve"> ומיפוי שגיאות</w:t>
+            </w:r>
+          </w:p>
+        </w:tc>
+      </w:tr>
+      <w:tr>
+        <w:trPr>
+          <w:cantSplit/>
+        </w:trPr>
+        <w:tc>
+          <w:tcPr>
+            <w:tcW w:w="1500" w:type="dxa"/>
+            <w:tcBorders>
+              <w:top w:val="single" w:sz="4" w:space="0" w:color="C8D2DC"/>
+              <w:left w:val="single" w:sz="4" w:space="0" w:color="C8D2DC"/>
+              <w:bottom w:val="single" w:sz="4" w:space="0" w:color="C8D2DC"/>
+              <w:right w:val="single" w:sz="4" w:space="0" w:color="C8D2DC"/>
+            </w:tcBorders>
+            <w:vAlign w:val="center"/>
+          </w:tcPr>
+          <w:p>
+            <w:pPr>
+              <w:bidi w:val="0"/>
+              <w:spacing w:after="0" w:line="281" w:lineRule="auto"/>
+            </w:pPr>
+            <w:r>
+              <w:rPr>
+                <w:sz w:val="19"/>
+                <w:szCs w:val="19"/>
+              </w:rPr>
+              <w:t>Schemas</w:t>
+            </w:r>
+          </w:p>
+        </w:tc>
+        <w:tc>
+          <w:tcPr>
+            <w:tcW w:w="3000" w:type="dxa"/>
+            <w:tcBorders>
+              <w:top w:val="single" w:sz="4" w:space="0" w:color="C8D2DC"/>
+              <w:left w:val="single" w:sz="4" w:space="0" w:color="C8D2DC"/>
+              <w:bottom w:val="single" w:sz="4" w:space="0" w:color="C8D2DC"/>
+              <w:right w:val="single" w:sz="4" w:space="0" w:color="C8D2DC"/>
+            </w:tcBorders>
+            <w:vAlign w:val="center"/>
+          </w:tcPr>
+          <w:p>
+            <w:pPr>
+              <w:bidi w:val="0"/>
+              <w:spacing w:after="0" w:line="281" w:lineRule="auto"/>
+              <w:rPr>
+                <w:sz w:val="19"/>
+                <w:szCs w:val="19"/>
+              </w:rPr>
+            </w:pPr>
+            <w:r>
+              <w:rPr>
+                <w:sz w:val="19"/>
+                <w:szCs w:val="19"/>
+              </w:rPr>
+              <w:t>‎backend/app/schemas‎</w:t>
+            </w:r>
+          </w:p>
+        </w:tc>
+        <w:tc>
+          <w:tcPr>
+            <w:tcW w:w="4860" w:type="dxa"/>
+            <w:tcBorders>
+              <w:top w:val="single" w:sz="4" w:space="0" w:color="C8D2DC"/>
+              <w:left w:val="single" w:sz="4" w:space="0" w:color="C8D2DC"/>
+              <w:bottom w:val="single" w:sz="4" w:space="0" w:color="C8D2DC"/>
+              <w:right w:val="single" w:sz="4" w:space="0" w:color="C8D2DC"/>
+            </w:tcBorders>
+            <w:vAlign w:val="center"/>
+          </w:tcPr>
+          <w:p>
+            <w:pPr>
+              <w:spacing w:after="0" w:line="281" w:lineRule="auto"/>
+            </w:pPr>
+            <w:r>
+              <w:rPr>
+                <w:sz w:val="19"/>
+                <w:szCs w:val="19"/>
+              </w:rPr>
+              <w:t>DTOs</w:t>
+            </w:r>
+            <w:r>
+              <w:rPr>
+                <w:sz w:val="19"/>
+                <w:szCs w:val="19"/>
+                <w:rtl/>
+              </w:rPr>
+              <w:t xml:space="preserve"> וולידציה באמצעות </w:t>
+            </w:r>
+            <w:proofErr w:type="spellStart"/>
+            <w:r>
+              <w:rPr>
+                <w:sz w:val="19"/>
+                <w:szCs w:val="19"/>
+              </w:rPr>
+              <w:t>Pydantic</w:t>
+            </w:r>
+            <w:proofErr w:type="spellEnd"/>
+          </w:p>
+        </w:tc>
+      </w:tr>
+      <w:tr>
+        <w:trPr>
+          <w:cantSplit/>
+        </w:trPr>
+        <w:tc>
+          <w:tcPr>
+            <w:tcW w:w="1500" w:type="dxa"/>
+            <w:tcBorders>
+              <w:top w:val="single" w:sz="4" w:space="0" w:color="C8D2DC"/>
+              <w:left w:val="single" w:sz="4" w:space="0" w:color="C8D2DC"/>
+              <w:bottom w:val="single" w:sz="4" w:space="0" w:color="C8D2DC"/>
+              <w:right w:val="single" w:sz="4" w:space="0" w:color="C8D2DC"/>
+            </w:tcBorders>
+            <w:vAlign w:val="center"/>
+          </w:tcPr>
+          <w:p>
+            <w:pPr>
+              <w:bidi w:val="0"/>
+              <w:spacing w:after="0" w:line="281" w:lineRule="auto"/>
+            </w:pPr>
+            <w:r>
+              <w:rPr>
+                <w:sz w:val="19"/>
+                <w:szCs w:val="19"/>
+              </w:rPr>
+              <w:t>Services</w:t>
+            </w:r>
+          </w:p>
+        </w:tc>
+        <w:tc>
+          <w:tcPr>
+            <w:tcW w:w="3000" w:type="dxa"/>
+            <w:tcBorders>
+              <w:top w:val="single" w:sz="4" w:space="0" w:color="C8D2DC"/>
+              <w:left w:val="single" w:sz="4" w:space="0" w:color="C8D2DC"/>
+              <w:bottom w:val="single" w:sz="4" w:space="0" w:color="C8D2DC"/>
+              <w:right w:val="single" w:sz="4" w:space="0" w:color="C8D2DC"/>
+            </w:tcBorders>
+            <w:vAlign w:val="center"/>
+          </w:tcPr>
+          <w:p>
+            <w:pPr>
+              <w:bidi w:val="0"/>
+              <w:spacing w:after="0" w:line="281" w:lineRule="auto"/>
+              <w:rPr>
+                <w:sz w:val="19"/>
+                <w:szCs w:val="19"/>
+              </w:rPr>
+            </w:pPr>
+            <w:r>
+              <w:rPr>
+                <w:sz w:val="19"/>
+                <w:szCs w:val="19"/>
+              </w:rPr>
+              <w:t>‎backend/app/services‎</w:t>
+            </w:r>
+          </w:p>
+        </w:tc>
+        <w:tc>
+          <w:tcPr>
+            <w:tcW w:w="4860" w:type="dxa"/>
+            <w:tcBorders>
+              <w:top w:val="single" w:sz="4" w:space="0" w:color="C8D2DC"/>
+              <w:left w:val="single" w:sz="4" w:space="0" w:color="C8D2DC"/>
+              <w:bottom w:val="single" w:sz="4" w:space="0" w:color="C8D2DC"/>
+              <w:right w:val="single" w:sz="4" w:space="0" w:color="C8D2DC"/>
+            </w:tcBorders>
+            <w:vAlign w:val="center"/>
+          </w:tcPr>
+          <w:p>
+            <w:pPr>
+              <w:spacing w:after="0" w:line="281" w:lineRule="auto"/>
+            </w:pPr>
+            <w:r>
+              <w:rPr>
+                <w:sz w:val="19"/>
+                <w:szCs w:val="19"/>
+                <w:rtl/>
+              </w:rPr>
+              <w:t>לוגיקה עסקית, חישובים ושאילתות</w:t>
+            </w:r>
+          </w:p>
+        </w:tc>
+      </w:tr>
+      <w:tr>
+        <w:trPr>
+          <w:cantSplit/>
+        </w:trPr>
+        <w:tc>
+          <w:tcPr>
+            <w:tcW w:w="1500" w:type="dxa"/>
+            <w:tcBorders>
+              <w:top w:val="single" w:sz="4" w:space="0" w:color="C8D2DC"/>
+              <w:left w:val="single" w:sz="4" w:space="0" w:color="C8D2DC"/>
+              <w:bottom w:val="single" w:sz="4" w:space="0" w:color="C8D2DC"/>
+              <w:right w:val="single" w:sz="4" w:space="0" w:color="C8D2DC"/>
+            </w:tcBorders>
+            <w:vAlign w:val="center"/>
+          </w:tcPr>
+          <w:p>
+            <w:pPr>
+              <w:bidi w:val="0"/>
+              <w:spacing w:after="0" w:line="281" w:lineRule="auto"/>
+            </w:pPr>
+            <w:r>
+              <w:rPr>
+                <w:sz w:val="19"/>
+                <w:szCs w:val="19"/>
+              </w:rPr>
+              <w:t>Core</w:t>
+            </w:r>
+          </w:p>
+        </w:tc>
+        <w:tc>
+          <w:tcPr>
+            <w:tcW w:w="3000" w:type="dxa"/>
+            <w:tcBorders>
+              <w:top w:val="single" w:sz="4" w:space="0" w:color="C8D2DC"/>
+              <w:left w:val="single" w:sz="4" w:space="0" w:color="C8D2DC"/>
+              <w:bottom w:val="single" w:sz="4" w:space="0" w:color="C8D2DC"/>
+              <w:right w:val="single" w:sz="4" w:space="0" w:color="C8D2DC"/>
+            </w:tcBorders>
+            <w:vAlign w:val="center"/>
+          </w:tcPr>
+          <w:p>
+            <w:pPr>
+              <w:bidi w:val="0"/>
+              <w:spacing w:after="0" w:line="281" w:lineRule="auto"/>
+              <w:rPr>
+                <w:sz w:val="19"/>
+                <w:szCs w:val="19"/>
+              </w:rPr>
+            </w:pPr>
+            <w:r>
+              <w:rPr>
+                <w:sz w:val="19"/>
+                <w:szCs w:val="19"/>
+              </w:rPr>
+              <w:t>‎backend/app/core‎</w:t>
+            </w:r>
+          </w:p>
+        </w:tc>
+        <w:tc>
+          <w:tcPr>
+            <w:tcW w:w="4860" w:type="dxa"/>
+            <w:tcBorders>
+              <w:top w:val="single" w:sz="4" w:space="0" w:color="C8D2DC"/>
+              <w:left w:val="single" w:sz="4" w:space="0" w:color="C8D2DC"/>
+              <w:bottom w:val="single" w:sz="4" w:space="0" w:color="C8D2DC"/>
+              <w:right w:val="single" w:sz="4" w:space="0" w:color="C8D2DC"/>
+            </w:tcBorders>
+            <w:vAlign w:val="center"/>
+          </w:tcPr>
+          <w:p>
+            <w:pPr>
+              <w:spacing w:after="0" w:line="281" w:lineRule="auto"/>
+            </w:pPr>
+            <w:r>
+              <w:rPr>
+                <w:sz w:val="19"/>
+                <w:szCs w:val="19"/>
+                <w:rtl/>
+              </w:rPr>
+              <w:t>הגדרות, אימות, תזמון</w:t>
+            </w:r>
+          </w:p>
+        </w:tc>
+      </w:tr>
+      <w:tr>
+        <w:trPr>
+          <w:cantSplit/>
+        </w:trPr>
+        <w:tc>
+          <w:tcPr>
+            <w:tcW w:w="1500" w:type="dxa"/>
+            <w:tcBorders>
+              <w:top w:val="single" w:sz="4" w:space="0" w:color="C8D2DC"/>
+              <w:left w:val="single" w:sz="4" w:space="0" w:color="C8D2DC"/>
+              <w:bottom w:val="single" w:sz="4" w:space="0" w:color="C8D2DC"/>
+              <w:right w:val="single" w:sz="4" w:space="0" w:color="C8D2DC"/>
+            </w:tcBorders>
+            <w:vAlign w:val="center"/>
+          </w:tcPr>
+          <w:p>
+            <w:pPr>
+              <w:bidi w:val="0"/>
+              <w:spacing w:after="0" w:line="281" w:lineRule="auto"/>
+            </w:pPr>
+            <w:r>
+              <w:rPr>
+                <w:sz w:val="19"/>
+                <w:szCs w:val="19"/>
+              </w:rPr>
+              <w:t>DB</w:t>
+            </w:r>
+          </w:p>
+        </w:tc>
+        <w:tc>
+          <w:tcPr>
+            <w:tcW w:w="3000" w:type="dxa"/>
+            <w:tcBorders>
+              <w:top w:val="single" w:sz="4" w:space="0" w:color="C8D2DC"/>
+              <w:left w:val="single" w:sz="4" w:space="0" w:color="C8D2DC"/>
+              <w:bottom w:val="single" w:sz="4" w:space="0" w:color="C8D2DC"/>
+              <w:right w:val="single" w:sz="4" w:space="0" w:color="C8D2DC"/>
+            </w:tcBorders>
+            <w:vAlign w:val="center"/>
+          </w:tcPr>
+          <w:p>
+            <w:pPr>
+              <w:bidi w:val="0"/>
+              <w:spacing w:after="0" w:line="281" w:lineRule="auto"/>
+              <w:rPr>
+                <w:sz w:val="19"/>
+                <w:szCs w:val="19"/>
+              </w:rPr>
+            </w:pPr>
+            <w:r>
+              <w:rPr>
+                <w:sz w:val="19"/>
+                <w:szCs w:val="19"/>
+              </w:rPr>
+              <w:t>‎backend/app/</w:t>
+            </w:r>
+            <w:proofErr w:type="spellStart"/>
+            <w:r>
+              <w:rPr>
+                <w:sz w:val="19"/>
+                <w:szCs w:val="19"/>
+              </w:rPr>
+              <w:t>db</w:t>
+            </w:r>
+            <w:proofErr w:type="spellEnd"/>
+            <w:r>
+              <w:rPr>
+                <w:sz w:val="19"/>
+                <w:szCs w:val="19"/>
+              </w:rPr>
+              <w:t>‎</w:t>
+            </w:r>
+          </w:p>
+        </w:tc>
+        <w:tc>
+          <w:tcPr>
+            <w:tcW w:w="4860" w:type="dxa"/>
+            <w:tcBorders>
+              <w:top w:val="single" w:sz="4" w:space="0" w:color="C8D2DC"/>
+              <w:left w:val="single" w:sz="4" w:space="0" w:color="C8D2DC"/>
+              <w:bottom w:val="single" w:sz="4" w:space="0" w:color="C8D2DC"/>
+              <w:right w:val="single" w:sz="4" w:space="0" w:color="C8D2DC"/>
+            </w:tcBorders>
+            <w:vAlign w:val="center"/>
+          </w:tcPr>
+          <w:p>
+            <w:pPr>
+              <w:spacing w:after="0" w:line="281" w:lineRule="auto"/>
+            </w:pPr>
+            <w:r>
+              <w:rPr>
+                <w:sz w:val="19"/>
+                <w:szCs w:val="19"/>
+                <w:rtl/>
+              </w:rPr>
+              <w:t xml:space="preserve">בחירת פרויקט </w:t>
+            </w:r>
+            <w:proofErr w:type="spellStart"/>
+            <w:r>
+              <w:rPr>
+                <w:sz w:val="19"/>
+                <w:szCs w:val="19"/>
+              </w:rPr>
+              <w:t>Supabase</w:t>
+            </w:r>
+            <w:proofErr w:type="spellEnd"/>
+            <w:r>
+              <w:rPr>
+                <w:sz w:val="19"/>
+                <w:szCs w:val="19"/>
+                <w:rtl/>
+              </w:rPr>
+              <w:t xml:space="preserve"> ויצירת </w:t>
+            </w:r>
+            <w:r>
+              <w:rPr>
+                <w:sz w:val="19"/>
+                <w:szCs w:val="19"/>
+              </w:rPr>
+              <w:t>clients</w:t>
+            </w:r>
+          </w:p>
+        </w:tc>
+      </w:tr>
+      <w:tr>
+        <w:trPr>
+          <w:cantSplit/>
+        </w:trPr>
+        <w:tc>
+          <w:tcPr>
+            <w:tcW w:w="1500" w:type="dxa"/>
+            <w:tcBorders>
+              <w:top w:val="single" w:sz="4" w:space="0" w:color="C8D2DC"/>
+              <w:left w:val="single" w:sz="4" w:space="0" w:color="C8D2DC"/>
+              <w:bottom w:val="single" w:sz="4" w:space="0" w:color="C8D2DC"/>
+              <w:right w:val="single" w:sz="4" w:space="0" w:color="C8D2DC"/>
+            </w:tcBorders>
+            <w:vAlign w:val="center"/>
+          </w:tcPr>
+          <w:p>
+            <w:pPr>
+              <w:bidi w:val="0"/>
+              <w:spacing w:after="0" w:line="281" w:lineRule="auto"/>
+            </w:pPr>
+            <w:r>
+              <w:rPr>
+                <w:sz w:val="19"/>
+                <w:szCs w:val="19"/>
+              </w:rPr>
+              <w:t>Migrations</w:t>
+            </w:r>
+          </w:p>
+        </w:tc>
+        <w:tc>
+          <w:tcPr>
+            <w:tcW w:w="3000" w:type="dxa"/>
+            <w:tcBorders>
+              <w:top w:val="single" w:sz="4" w:space="0" w:color="C8D2DC"/>
+              <w:left w:val="single" w:sz="4" w:space="0" w:color="C8D2DC"/>
+              <w:bottom w:val="single" w:sz="4" w:space="0" w:color="C8D2DC"/>
+              <w:right w:val="single" w:sz="4" w:space="0" w:color="C8D2DC"/>
+            </w:tcBorders>
+            <w:vAlign w:val="center"/>
+          </w:tcPr>
+          <w:p>
+            <w:pPr>
+              <w:bidi w:val="0"/>
+              <w:spacing w:after="0" w:line="281" w:lineRule="auto"/>
+              <w:rPr>
+                <w:sz w:val="19"/>
+                <w:szCs w:val="19"/>
+              </w:rPr>
+            </w:pPr>
+            <w:r>
+              <w:rPr>
+                <w:sz w:val="19"/>
+                <w:szCs w:val="19"/>
+              </w:rPr>
+              <w:t>‎backend/</w:t>
+            </w:r>
+            <w:proofErr w:type="spellStart"/>
+            <w:r>
+              <w:rPr>
+                <w:sz w:val="19"/>
+                <w:szCs w:val="19"/>
+              </w:rPr>
+              <w:t>db</w:t>
+            </w:r>
+            <w:proofErr w:type="spellEnd"/>
+            <w:r>
+              <w:rPr>
+                <w:sz w:val="19"/>
+                <w:szCs w:val="19"/>
+              </w:rPr>
+              <w:t>/migrations‎</w:t>
+            </w:r>
+          </w:p>
+        </w:tc>
+        <w:tc>
+          <w:tcPr>
+            <w:tcW w:w="4860" w:type="dxa"/>
+            <w:tcBorders>
+              <w:top w:val="single" w:sz="4" w:space="0" w:color="C8D2DC"/>
+              <w:left w:val="single" w:sz="4" w:space="0" w:color="C8D2DC"/>
+              <w:bottom w:val="single" w:sz="4" w:space="0" w:color="C8D2DC"/>
+              <w:right w:val="single" w:sz="4" w:space="0" w:color="C8D2DC"/>
+            </w:tcBorders>
+            <w:vAlign w:val="center"/>
+          </w:tcPr>
+          <w:p>
+            <w:pPr>
+              <w:spacing w:after="0" w:line="281" w:lineRule="auto"/>
+            </w:pPr>
+            <w:r>
+              <w:rPr>
+                <w:sz w:val="19"/>
+                <w:szCs w:val="19"/>
+                <w:rtl/>
+              </w:rPr>
+              <w:t xml:space="preserve">שינויי </w:t>
+            </w:r>
+            <w:r>
+              <w:rPr>
+                <w:sz w:val="19"/>
+                <w:szCs w:val="19"/>
+              </w:rPr>
+              <w:t>schema</w:t>
+            </w:r>
+            <w:r>
+              <w:rPr>
+                <w:sz w:val="19"/>
+                <w:szCs w:val="19"/>
+                <w:rtl/>
+              </w:rPr>
+              <w:t xml:space="preserve"> מבוקרים</w:t>
+            </w:r>
+          </w:p>
+        </w:tc>
+      </w:tr>
+    </w:tbl>
+    <w:p>
+      <w:pPr>
+        <w:pStyle w:val="2"/>
+        <w:jc w:val="left"/>
+      </w:pPr>
+      <w:bookmarkStart w:id="48" w:name="__RefHeading___Toc34539_1491639236"/>
+      <w:bookmarkStart w:id="49" w:name="_Toc238739832"/>
+      <w:bookmarkEnd w:id="48"/>
+      <w:r>
+        <w:t>6.2</w:t>
+      </w:r>
+      <w:r>
+        <w:rPr>
+          <w:rtl/>
+        </w:rPr>
+        <w:t xml:space="preserve"> נתיבי </w:t>
+      </w:r>
+      <w:r>
+        <w:t>API</w:t>
+      </w:r>
+      <w:r>
+        <w:rPr>
+          <w:rtl/>
+        </w:rPr>
+        <w:t xml:space="preserve"> מרכזיים</w:t>
+      </w:r>
+      <w:bookmarkEnd w:id="49"/>
+    </w:p>
+    <w:tbl>
+      <w:tblPr>
+        <w:bidiVisual/>
+        <w:tblW w:w="9360" w:type="dxa"/>
+        <w:tblLayout w:type="fixed"/>
+        <w:tblCellMar>
+          <w:top w:w="100" w:type="dxa"/>
+          <w:left w:w="120" w:type="dxa"/>
+          <w:bottom w:w="100" w:type="dxa"/>
+          <w:right w:w="120" w:type="dxa"/>
+        </w:tblCellMar>
+        <w:tblLook w:val="04A0" w:firstRow="1" w:lastRow="0" w:firstColumn="1" w:lastColumn="0" w:noHBand="0" w:noVBand="1"/>
+      </w:tblPr>
+      <w:tblGrid>
+        <w:gridCol w:w="1378"/>
+        <w:gridCol w:w="3558"/>
+        <w:gridCol w:w="4424"/>
+      </w:tblGrid>
+      <w:tr>
+        <w:trPr>
+          <w:tblHeader/>
+        </w:trPr>
+        <w:tc>
+          <w:tcPr>
+            <w:tcW w:w="1378" w:type="dxa"/>
+            <w:tcBorders>
+              <w:top w:val="single" w:sz="4" w:space="0" w:color="C8D2DC"/>
+              <w:left w:val="single" w:sz="4" w:space="0" w:color="C8D2DC"/>
+              <w:bottom w:val="single" w:sz="4" w:space="0" w:color="C8D2DC"/>
+              <w:right w:val="single" w:sz="4" w:space="0" w:color="C8D2DC"/>
+            </w:tcBorders>
+            <w:shd w:val="clear" w:color="auto" w:fill="17365D"/>
+            <w:vAlign w:val="center"/>
+          </w:tcPr>
+          <w:p>
+            <w:pPr>
+              <w:spacing w:after="0" w:line="281" w:lineRule="auto"/>
+            </w:pPr>
+            <w:r>
+              <w:rPr>
+                <w:b/>
+                <w:bCs/>
+                <w:color w:val="FFFFFF"/>
+                <w:sz w:val="20"/>
+                <w:szCs w:val="20"/>
+                <w:rtl/>
+              </w:rPr>
+              <w:t>שיטה</w:t>
+            </w:r>
+          </w:p>
+        </w:tc>
+        <w:tc>
+          <w:tcPr>
+            <w:tcW w:w="3558" w:type="dxa"/>
+            <w:tcBorders>
+              <w:top w:val="single" w:sz="4" w:space="0" w:color="C8D2DC"/>
+              <w:left w:val="single" w:sz="4" w:space="0" w:color="C8D2DC"/>
+              <w:bottom w:val="single" w:sz="4" w:space="0" w:color="C8D2DC"/>
+              <w:right w:val="single" w:sz="4" w:space="0" w:color="C8D2DC"/>
+            </w:tcBorders>
+            <w:shd w:val="clear" w:color="auto" w:fill="17365D"/>
+            <w:vAlign w:val="center"/>
+          </w:tcPr>
+          <w:p>
+            <w:pPr>
+              <w:spacing w:after="0" w:line="281" w:lineRule="auto"/>
+            </w:pPr>
+            <w:r>
+              <w:rPr>
+                <w:b/>
+                <w:bCs/>
+                <w:color w:val="FFFFFF"/>
+                <w:sz w:val="20"/>
+                <w:szCs w:val="20"/>
+                <w:rtl/>
+              </w:rPr>
+              <w:t>נתיב</w:t>
+            </w:r>
+          </w:p>
+        </w:tc>
+        <w:tc>
+          <w:tcPr>
+            <w:tcW w:w="4424" w:type="dxa"/>
+            <w:tcBorders>
+              <w:top w:val="single" w:sz="4" w:space="0" w:color="C8D2DC"/>
+              <w:left w:val="single" w:sz="4" w:space="0" w:color="C8D2DC"/>
+              <w:bottom w:val="single" w:sz="4" w:space="0" w:color="C8D2DC"/>
+              <w:right w:val="single" w:sz="4" w:space="0" w:color="C8D2DC"/>
+            </w:tcBorders>
+            <w:shd w:val="clear" w:color="auto" w:fill="17365D"/>
+            <w:vAlign w:val="center"/>
+          </w:tcPr>
+          <w:p>
+            <w:pPr>
+              <w:spacing w:after="0" w:line="281" w:lineRule="auto"/>
+            </w:pPr>
+            <w:r>
+              <w:rPr>
+                <w:b/>
+                <w:bCs/>
+                <w:color w:val="FFFFFF"/>
+                <w:sz w:val="20"/>
+                <w:szCs w:val="20"/>
+                <w:rtl/>
+              </w:rPr>
+              <w:t>מטרה</w:t>
+            </w:r>
+          </w:p>
+        </w:tc>
+      </w:tr>
+      <w:tr>
+        <w:trPr>
+          <w:cantSplit/>
+        </w:trPr>
+        <w:tc>
+          <w:tcPr>
+            <w:tcW w:w="1378" w:type="dxa"/>
+            <w:tcBorders>
+              <w:top w:val="single" w:sz="4" w:space="0" w:color="C8D2DC"/>
+              <w:left w:val="single" w:sz="4" w:space="0" w:color="C8D2DC"/>
+              <w:bottom w:val="single" w:sz="4" w:space="0" w:color="C8D2DC"/>
+              <w:right w:val="single" w:sz="4" w:space="0" w:color="C8D2DC"/>
+            </w:tcBorders>
+            <w:vAlign w:val="center"/>
+          </w:tcPr>
+          <w:p>
+            <w:pPr>
+              <w:bidi w:val="0"/>
+              <w:spacing w:after="0" w:line="281" w:lineRule="auto"/>
+              <w:rPr>
+                <w:sz w:val="18"/>
+              </w:rPr>
+            </w:pPr>
+            <w:r>
+              <w:rPr>
+                <w:sz w:val="18"/>
+                <w:szCs w:val="19"/>
+              </w:rPr>
+              <w:t>POST</w:t>
+            </w:r>
+          </w:p>
+        </w:tc>
+        <w:tc>
+          <w:tcPr>
+            <w:tcW w:w="3558" w:type="dxa"/>
+            <w:tcBorders>
+              <w:top w:val="single" w:sz="4" w:space="0" w:color="C8D2DC"/>
+              <w:left w:val="single" w:sz="4" w:space="0" w:color="C8D2DC"/>
+              <w:bottom w:val="single" w:sz="4" w:space="0" w:color="C8D2DC"/>
+              <w:right w:val="single" w:sz="4" w:space="0" w:color="C8D2DC"/>
+            </w:tcBorders>
+            <w:vAlign w:val="center"/>
+          </w:tcPr>
+          <w:p>
+            <w:pPr>
+              <w:bidi w:val="0"/>
+              <w:spacing w:after="0" w:line="281" w:lineRule="auto"/>
+              <w:rPr>
+                <w:sz w:val="19"/>
+                <w:szCs w:val="19"/>
+              </w:rPr>
+            </w:pPr>
+            <w:r>
+              <w:rPr>
+                <w:sz w:val="19"/>
+                <w:szCs w:val="19"/>
+              </w:rPr>
+              <w:t>‎/auth/login‎</w:t>
+            </w:r>
+          </w:p>
+        </w:tc>
+        <w:tc>
+          <w:tcPr>
+            <w:tcW w:w="4424" w:type="dxa"/>
+            <w:tcBorders>
+              <w:top w:val="single" w:sz="4" w:space="0" w:color="C8D2DC"/>
+              <w:left w:val="single" w:sz="4" w:space="0" w:color="C8D2DC"/>
+              <w:bottom w:val="single" w:sz="4" w:space="0" w:color="C8D2DC"/>
+              <w:right w:val="single" w:sz="4" w:space="0" w:color="C8D2DC"/>
+            </w:tcBorders>
+            <w:vAlign w:val="center"/>
+          </w:tcPr>
+          <w:p>
+            <w:pPr>
+              <w:spacing w:after="0" w:line="281" w:lineRule="auto"/>
+            </w:pPr>
+            <w:r>
+              <w:rPr>
+                <w:sz w:val="19"/>
+                <w:szCs w:val="19"/>
+                <w:rtl/>
+              </w:rPr>
+              <w:t>אימות והנפקת אסימון</w:t>
+            </w:r>
+          </w:p>
+        </w:tc>
+      </w:tr>
+      <w:tr>
+        <w:trPr>
+          <w:cantSplit/>
+        </w:trPr>
+        <w:tc>
+          <w:tcPr>
+            <w:tcW w:w="1378" w:type="dxa"/>
+            <w:tcBorders>
+              <w:top w:val="single" w:sz="4" w:space="0" w:color="C8D2DC"/>
+              <w:left w:val="single" w:sz="4" w:space="0" w:color="C8D2DC"/>
+              <w:bottom w:val="single" w:sz="4" w:space="0" w:color="C8D2DC"/>
+              <w:right w:val="single" w:sz="4" w:space="0" w:color="C8D2DC"/>
+            </w:tcBorders>
+            <w:vAlign w:val="center"/>
+          </w:tcPr>
+          <w:p>
+            <w:pPr>
+              <w:bidi w:val="0"/>
+              <w:spacing w:after="0" w:line="281" w:lineRule="auto"/>
+              <w:rPr>
+                <w:sz w:val="18"/>
+                <w:szCs w:val="19"/>
+              </w:rPr>
+            </w:pPr>
+            <w:r>
+              <w:rPr>
+                <w:sz w:val="18"/>
+                <w:szCs w:val="19"/>
+              </w:rPr>
+              <w:t>‎GET/POST‎</w:t>
+            </w:r>
+          </w:p>
+        </w:tc>
+        <w:tc>
+          <w:tcPr>
+            <w:tcW w:w="3558" w:type="dxa"/>
+            <w:tcBorders>
+              <w:top w:val="single" w:sz="4" w:space="0" w:color="C8D2DC"/>
+              <w:left w:val="single" w:sz="4" w:space="0" w:color="C8D2DC"/>
+              <w:bottom w:val="single" w:sz="4" w:space="0" w:color="C8D2DC"/>
+              <w:right w:val="single" w:sz="4" w:space="0" w:color="C8D2DC"/>
+            </w:tcBorders>
+            <w:vAlign w:val="center"/>
+          </w:tcPr>
+          <w:p>
+            <w:pPr>
+              <w:bidi w:val="0"/>
+              <w:spacing w:after="0" w:line="281" w:lineRule="auto"/>
+            </w:pPr>
+            <w:r>
+              <w:rPr>
+                <w:sz w:val="19"/>
+                <w:szCs w:val="19"/>
+              </w:rPr>
+              <w:t>/</w:t>
+            </w:r>
+            <w:proofErr w:type="gramStart"/>
+            <w:r>
+              <w:rPr>
+                <w:sz w:val="19"/>
+                <w:szCs w:val="19"/>
+              </w:rPr>
+              <w:t>sales</w:t>
+            </w:r>
+            <w:proofErr w:type="gramEnd"/>
+          </w:p>
+        </w:tc>
+        <w:tc>
+          <w:tcPr>
+            <w:tcW w:w="4424" w:type="dxa"/>
+            <w:tcBorders>
+              <w:top w:val="single" w:sz="4" w:space="0" w:color="C8D2DC"/>
+              <w:left w:val="single" w:sz="4" w:space="0" w:color="C8D2DC"/>
+              <w:bottom w:val="single" w:sz="4" w:space="0" w:color="C8D2DC"/>
+              <w:right w:val="single" w:sz="4" w:space="0" w:color="C8D2DC"/>
+            </w:tcBorders>
+            <w:vAlign w:val="center"/>
+          </w:tcPr>
+          <w:p>
+            <w:pPr>
+              <w:spacing w:after="0" w:line="281" w:lineRule="auto"/>
+            </w:pPr>
+            <w:r>
+              <w:rPr>
+                <w:sz w:val="19"/>
+                <w:szCs w:val="19"/>
+                <w:rtl/>
+              </w:rPr>
+              <w:t>שליפה ויצירת מכירות</w:t>
+            </w:r>
+          </w:p>
+        </w:tc>
+      </w:tr>
+      <w:tr>
+        <w:trPr>
+          <w:cantSplit/>
+        </w:trPr>
+        <w:tc>
+          <w:tcPr>
+            <w:tcW w:w="1378" w:type="dxa"/>
+            <w:tcBorders>
+              <w:top w:val="single" w:sz="4" w:space="0" w:color="C8D2DC"/>
+              <w:left w:val="single" w:sz="4" w:space="0" w:color="C8D2DC"/>
+              <w:bottom w:val="single" w:sz="4" w:space="0" w:color="C8D2DC"/>
+              <w:right w:val="single" w:sz="4" w:space="0" w:color="C8D2DC"/>
+            </w:tcBorders>
+            <w:vAlign w:val="center"/>
+          </w:tcPr>
+          <w:p>
+            <w:pPr>
+              <w:bidi w:val="0"/>
+              <w:spacing w:after="0" w:line="281" w:lineRule="auto"/>
+              <w:rPr>
+                <w:sz w:val="18"/>
+                <w:szCs w:val="19"/>
+              </w:rPr>
+            </w:pPr>
+            <w:r>
+              <w:rPr>
+                <w:sz w:val="18"/>
+                <w:szCs w:val="19"/>
+              </w:rPr>
+              <w:t>‎PUT/DELETE‎</w:t>
+            </w:r>
+          </w:p>
+        </w:tc>
+        <w:tc>
+          <w:tcPr>
+            <w:tcW w:w="3558" w:type="dxa"/>
+            <w:tcBorders>
+              <w:top w:val="single" w:sz="4" w:space="0" w:color="C8D2DC"/>
+              <w:left w:val="single" w:sz="4" w:space="0" w:color="C8D2DC"/>
+              <w:bottom w:val="single" w:sz="4" w:space="0" w:color="C8D2DC"/>
+              <w:right w:val="single" w:sz="4" w:space="0" w:color="C8D2DC"/>
+            </w:tcBorders>
+            <w:vAlign w:val="center"/>
+          </w:tcPr>
+          <w:p>
+            <w:pPr>
+              <w:bidi w:val="0"/>
+              <w:spacing w:after="0" w:line="281" w:lineRule="auto"/>
+              <w:rPr>
+                <w:sz w:val="19"/>
+                <w:szCs w:val="19"/>
+              </w:rPr>
+            </w:pPr>
+            <w:r>
+              <w:rPr>
+                <w:sz w:val="19"/>
+                <w:szCs w:val="19"/>
+              </w:rPr>
+              <w:t>‎/sales/{</w:t>
+            </w:r>
+            <w:proofErr w:type="spellStart"/>
+            <w:r>
+              <w:rPr>
+                <w:sz w:val="19"/>
+                <w:szCs w:val="19"/>
+              </w:rPr>
+              <w:t>sale_id</w:t>
+            </w:r>
+            <w:proofErr w:type="spellEnd"/>
+            <w:r>
+              <w:rPr>
+                <w:sz w:val="19"/>
+                <w:szCs w:val="19"/>
+              </w:rPr>
+              <w:t>}‎</w:t>
+            </w:r>
+          </w:p>
+        </w:tc>
+        <w:tc>
+          <w:tcPr>
+            <w:tcW w:w="4424" w:type="dxa"/>
+            <w:tcBorders>
+              <w:top w:val="single" w:sz="4" w:space="0" w:color="C8D2DC"/>
+              <w:left w:val="single" w:sz="4" w:space="0" w:color="C8D2DC"/>
+              <w:bottom w:val="single" w:sz="4" w:space="0" w:color="C8D2DC"/>
+              <w:right w:val="single" w:sz="4" w:space="0" w:color="C8D2DC"/>
+            </w:tcBorders>
+            <w:vAlign w:val="center"/>
+          </w:tcPr>
+          <w:p>
+            <w:pPr>
+              <w:spacing w:after="0" w:line="281" w:lineRule="auto"/>
+            </w:pPr>
+            <w:r>
+              <w:rPr>
+                <w:sz w:val="19"/>
+                <w:szCs w:val="19"/>
+                <w:rtl/>
+              </w:rPr>
+              <w:t>עריכה ומחיקה</w:t>
+            </w:r>
+          </w:p>
+        </w:tc>
+      </w:tr>
+      <w:tr>
+        <w:trPr>
+          <w:cantSplit/>
+        </w:trPr>
+        <w:tc>
+          <w:tcPr>
+            <w:tcW w:w="1378" w:type="dxa"/>
+            <w:tcBorders>
+              <w:top w:val="single" w:sz="4" w:space="0" w:color="C8D2DC"/>
+              <w:left w:val="single" w:sz="4" w:space="0" w:color="C8D2DC"/>
+              <w:bottom w:val="single" w:sz="4" w:space="0" w:color="C8D2DC"/>
+              <w:right w:val="single" w:sz="4" w:space="0" w:color="C8D2DC"/>
+            </w:tcBorders>
+            <w:vAlign w:val="center"/>
+          </w:tcPr>
+          <w:p>
+            <w:pPr>
+              <w:bidi w:val="0"/>
+              <w:spacing w:after="0" w:line="281" w:lineRule="auto"/>
+              <w:rPr>
+                <w:sz w:val="18"/>
+              </w:rPr>
+            </w:pPr>
+            <w:r>
+              <w:rPr>
+                <w:sz w:val="18"/>
+                <w:szCs w:val="19"/>
+              </w:rPr>
+              <w:t>GET</w:t>
+            </w:r>
+          </w:p>
+        </w:tc>
+        <w:tc>
+          <w:tcPr>
+            <w:tcW w:w="3558" w:type="dxa"/>
+            <w:tcBorders>
+              <w:top w:val="single" w:sz="4" w:space="0" w:color="C8D2DC"/>
+              <w:left w:val="single" w:sz="4" w:space="0" w:color="C8D2DC"/>
+              <w:bottom w:val="single" w:sz="4" w:space="0" w:color="C8D2DC"/>
+              <w:right w:val="single" w:sz="4" w:space="0" w:color="C8D2DC"/>
+            </w:tcBorders>
+            <w:vAlign w:val="center"/>
+          </w:tcPr>
+          <w:p>
+            <w:pPr>
+              <w:bidi w:val="0"/>
+              <w:spacing w:after="0" w:line="281" w:lineRule="auto"/>
+            </w:pPr>
+            <w:r>
+              <w:rPr>
+                <w:sz w:val="19"/>
+                <w:szCs w:val="19"/>
+              </w:rPr>
+              <w:t>/</w:t>
+            </w:r>
+            <w:proofErr w:type="gramStart"/>
+            <w:r>
+              <w:rPr>
+                <w:sz w:val="19"/>
+                <w:szCs w:val="19"/>
+              </w:rPr>
+              <w:t>inventory</w:t>
+            </w:r>
+            <w:proofErr w:type="gramEnd"/>
+          </w:p>
+        </w:tc>
+        <w:tc>
+          <w:tcPr>
+            <w:tcW w:w="4424" w:type="dxa"/>
+            <w:tcBorders>
+              <w:top w:val="single" w:sz="4" w:space="0" w:color="C8D2DC"/>
+              <w:left w:val="single" w:sz="4" w:space="0" w:color="C8D2DC"/>
+              <w:bottom w:val="single" w:sz="4" w:space="0" w:color="C8D2DC"/>
+              <w:right w:val="single" w:sz="4" w:space="0" w:color="C8D2DC"/>
+            </w:tcBorders>
+            <w:vAlign w:val="center"/>
+          </w:tcPr>
+          <w:p>
+            <w:pPr>
+              <w:spacing w:after="0" w:line="281" w:lineRule="auto"/>
+            </w:pPr>
+            <w:r>
+              <w:rPr>
+                <w:sz w:val="19"/>
+                <w:szCs w:val="19"/>
+                <w:rtl/>
+              </w:rPr>
+              <w:t>מלאי סוכן</w:t>
+            </w:r>
+          </w:p>
+        </w:tc>
+      </w:tr>
+      <w:tr>
+        <w:trPr>
+          <w:cantSplit/>
+        </w:trPr>
+        <w:tc>
+          <w:tcPr>
+            <w:tcW w:w="1378" w:type="dxa"/>
+            <w:tcBorders>
+              <w:top w:val="single" w:sz="4" w:space="0" w:color="C8D2DC"/>
+              <w:left w:val="single" w:sz="4" w:space="0" w:color="C8D2DC"/>
+              <w:bottom w:val="single" w:sz="4" w:space="0" w:color="C8D2DC"/>
+              <w:right w:val="single" w:sz="4" w:space="0" w:color="C8D2DC"/>
+            </w:tcBorders>
+            <w:vAlign w:val="center"/>
+          </w:tcPr>
+          <w:p>
+            <w:pPr>
+              <w:bidi w:val="0"/>
+              <w:spacing w:after="0" w:line="281" w:lineRule="auto"/>
+              <w:rPr>
+                <w:sz w:val="18"/>
+              </w:rPr>
+            </w:pPr>
+            <w:r>
+              <w:rPr>
+                <w:sz w:val="18"/>
+                <w:szCs w:val="19"/>
+              </w:rPr>
+              <w:t>POST</w:t>
+            </w:r>
+          </w:p>
+        </w:tc>
+        <w:tc>
+          <w:tcPr>
+            <w:tcW w:w="3558" w:type="dxa"/>
+            <w:tcBorders>
+              <w:top w:val="single" w:sz="4" w:space="0" w:color="C8D2DC"/>
+              <w:left w:val="single" w:sz="4" w:space="0" w:color="C8D2DC"/>
+              <w:bottom w:val="single" w:sz="4" w:space="0" w:color="C8D2DC"/>
+              <w:right w:val="single" w:sz="4" w:space="0" w:color="C8D2DC"/>
+            </w:tcBorders>
+            <w:vAlign w:val="center"/>
+          </w:tcPr>
+          <w:p>
+            <w:pPr>
+              <w:bidi w:val="0"/>
+              <w:spacing w:after="0" w:line="281" w:lineRule="auto"/>
+              <w:rPr>
+                <w:sz w:val="19"/>
+                <w:szCs w:val="19"/>
+              </w:rPr>
+            </w:pPr>
+            <w:r>
+              <w:rPr>
+                <w:sz w:val="19"/>
+                <w:szCs w:val="19"/>
+              </w:rPr>
+              <w:t>‎/admin/stock-transfers‎</w:t>
+            </w:r>
+          </w:p>
+        </w:tc>
+        <w:tc>
+          <w:tcPr>
+            <w:tcW w:w="4424" w:type="dxa"/>
+            <w:tcBorders>
+              <w:top w:val="single" w:sz="4" w:space="0" w:color="C8D2DC"/>
+              <w:left w:val="single" w:sz="4" w:space="0" w:color="C8D2DC"/>
+              <w:bottom w:val="single" w:sz="4" w:space="0" w:color="C8D2DC"/>
+              <w:right w:val="single" w:sz="4" w:space="0" w:color="C8D2DC"/>
+            </w:tcBorders>
+            <w:vAlign w:val="center"/>
+          </w:tcPr>
+          <w:p>
+            <w:pPr>
+              <w:spacing w:after="0" w:line="281" w:lineRule="auto"/>
+            </w:pPr>
+            <w:r>
+              <w:rPr>
+                <w:sz w:val="19"/>
+                <w:szCs w:val="19"/>
+                <w:rtl/>
+              </w:rPr>
+              <w:t>הקצאת סחורה</w:t>
+            </w:r>
+          </w:p>
+        </w:tc>
+      </w:tr>
+      <w:tr>
+        <w:trPr>
+          <w:cantSplit/>
+        </w:trPr>
+        <w:tc>
+          <w:tcPr>
+            <w:tcW w:w="1378" w:type="dxa"/>
+            <w:tcBorders>
+              <w:top w:val="single" w:sz="4" w:space="0" w:color="C8D2DC"/>
+              <w:left w:val="single" w:sz="4" w:space="0" w:color="C8D2DC"/>
+              <w:bottom w:val="single" w:sz="4" w:space="0" w:color="C8D2DC"/>
+              <w:right w:val="single" w:sz="4" w:space="0" w:color="C8D2DC"/>
+            </w:tcBorders>
+            <w:vAlign w:val="center"/>
+          </w:tcPr>
+          <w:p>
+            <w:pPr>
+              <w:bidi w:val="0"/>
+              <w:spacing w:after="0" w:line="281" w:lineRule="auto"/>
+              <w:rPr>
+                <w:sz w:val="18"/>
+                <w:szCs w:val="19"/>
+              </w:rPr>
+            </w:pPr>
+            <w:r>
+              <w:rPr>
+                <w:sz w:val="18"/>
+                <w:szCs w:val="19"/>
+              </w:rPr>
+              <w:t>‎GET/PUT‎</w:t>
+            </w:r>
+          </w:p>
+        </w:tc>
+        <w:tc>
+          <w:tcPr>
+            <w:tcW w:w="3558" w:type="dxa"/>
+            <w:tcBorders>
+              <w:top w:val="single" w:sz="4" w:space="0" w:color="C8D2DC"/>
+              <w:left w:val="single" w:sz="4" w:space="0" w:color="C8D2DC"/>
+              <w:bottom w:val="single" w:sz="4" w:space="0" w:color="C8D2DC"/>
+              <w:right w:val="single" w:sz="4" w:space="0" w:color="C8D2DC"/>
+            </w:tcBorders>
+            <w:vAlign w:val="center"/>
+          </w:tcPr>
+          <w:p>
+            <w:pPr>
+              <w:bidi w:val="0"/>
+              <w:spacing w:after="0" w:line="281" w:lineRule="auto"/>
+              <w:rPr>
+                <w:sz w:val="19"/>
+                <w:szCs w:val="19"/>
+              </w:rPr>
+            </w:pPr>
+            <w:r>
+              <w:rPr>
+                <w:sz w:val="19"/>
+                <w:szCs w:val="19"/>
+              </w:rPr>
+              <w:t>‎/prices/current‎</w:t>
+            </w:r>
+          </w:p>
+        </w:tc>
+        <w:tc>
+          <w:tcPr>
+            <w:tcW w:w="4424" w:type="dxa"/>
+            <w:tcBorders>
+              <w:top w:val="single" w:sz="4" w:space="0" w:color="C8D2DC"/>
+              <w:left w:val="single" w:sz="4" w:space="0" w:color="C8D2DC"/>
+              <w:bottom w:val="single" w:sz="4" w:space="0" w:color="C8D2DC"/>
+              <w:right w:val="single" w:sz="4" w:space="0" w:color="C8D2DC"/>
+            </w:tcBorders>
+            <w:vAlign w:val="center"/>
+          </w:tcPr>
+          <w:p>
+            <w:pPr>
+              <w:spacing w:after="0" w:line="281" w:lineRule="auto"/>
+            </w:pPr>
+            <w:r>
+              <w:rPr>
+                <w:sz w:val="19"/>
+                <w:szCs w:val="19"/>
+                <w:rtl/>
+              </w:rPr>
+              <w:t>מחירון נוכחי</w:t>
+            </w:r>
+          </w:p>
+        </w:tc>
+      </w:tr>
+      <w:tr>
+        <w:trPr>
+          <w:cantSplit/>
+        </w:trPr>
+        <w:tc>
+          <w:tcPr>
+            <w:tcW w:w="1378" w:type="dxa"/>
+            <w:tcBorders>
+              <w:top w:val="single" w:sz="4" w:space="0" w:color="C8D2DC"/>
+              <w:left w:val="single" w:sz="4" w:space="0" w:color="C8D2DC"/>
+              <w:bottom w:val="single" w:sz="4" w:space="0" w:color="C8D2DC"/>
+              <w:right w:val="single" w:sz="4" w:space="0" w:color="C8D2DC"/>
+            </w:tcBorders>
+            <w:vAlign w:val="center"/>
+          </w:tcPr>
+          <w:p>
+            <w:pPr>
+              <w:bidi w:val="0"/>
+              <w:spacing w:after="0" w:line="281" w:lineRule="auto"/>
+              <w:rPr>
+                <w:sz w:val="18"/>
+              </w:rPr>
+            </w:pPr>
+            <w:r>
+              <w:rPr>
+                <w:sz w:val="18"/>
+                <w:szCs w:val="19"/>
+              </w:rPr>
+              <w:t>GET</w:t>
+            </w:r>
+          </w:p>
+        </w:tc>
+        <w:tc>
+          <w:tcPr>
+            <w:tcW w:w="3558" w:type="dxa"/>
+            <w:tcBorders>
+              <w:top w:val="single" w:sz="4" w:space="0" w:color="C8D2DC"/>
+              <w:left w:val="single" w:sz="4" w:space="0" w:color="C8D2DC"/>
+              <w:bottom w:val="single" w:sz="4" w:space="0" w:color="C8D2DC"/>
+              <w:right w:val="single" w:sz="4" w:space="0" w:color="C8D2DC"/>
+            </w:tcBorders>
+            <w:vAlign w:val="center"/>
+          </w:tcPr>
+          <w:p>
+            <w:pPr>
+              <w:bidi w:val="0"/>
+              <w:spacing w:after="0" w:line="281" w:lineRule="auto"/>
+              <w:rPr>
+                <w:sz w:val="19"/>
+                <w:szCs w:val="19"/>
+              </w:rPr>
+            </w:pPr>
+            <w:r>
+              <w:rPr>
+                <w:sz w:val="19"/>
+                <w:szCs w:val="19"/>
+              </w:rPr>
+              <w:t>‎/account/summary‎</w:t>
+            </w:r>
+          </w:p>
+        </w:tc>
+        <w:tc>
+          <w:tcPr>
+            <w:tcW w:w="4424" w:type="dxa"/>
+            <w:tcBorders>
+              <w:top w:val="single" w:sz="4" w:space="0" w:color="C8D2DC"/>
+              <w:left w:val="single" w:sz="4" w:space="0" w:color="C8D2DC"/>
+              <w:bottom w:val="single" w:sz="4" w:space="0" w:color="C8D2DC"/>
+              <w:right w:val="single" w:sz="4" w:space="0" w:color="C8D2DC"/>
+            </w:tcBorders>
+            <w:vAlign w:val="center"/>
+          </w:tcPr>
+          <w:p>
+            <w:pPr>
+              <w:spacing w:after="0" w:line="281" w:lineRule="auto"/>
+            </w:pPr>
+            <w:r>
+              <w:rPr>
+                <w:sz w:val="19"/>
+                <w:szCs w:val="19"/>
+                <w:rtl/>
+              </w:rPr>
+              <w:t>סיכום חשבון</w:t>
+            </w:r>
+          </w:p>
+        </w:tc>
+      </w:tr>
+      <w:tr>
+        <w:trPr>
+          <w:cantSplit/>
+        </w:trPr>
+        <w:tc>
+          <w:tcPr>
+            <w:tcW w:w="1378" w:type="dxa"/>
+            <w:tcBorders>
+              <w:top w:val="single" w:sz="4" w:space="0" w:color="C8D2DC"/>
+              <w:left w:val="single" w:sz="4" w:space="0" w:color="C8D2DC"/>
+              <w:bottom w:val="single" w:sz="4" w:space="0" w:color="C8D2DC"/>
+              <w:right w:val="single" w:sz="4" w:space="0" w:color="C8D2DC"/>
+            </w:tcBorders>
+            <w:vAlign w:val="center"/>
+          </w:tcPr>
+          <w:p>
+            <w:pPr>
+              <w:bidi w:val="0"/>
+              <w:spacing w:after="0" w:line="281" w:lineRule="auto"/>
+              <w:rPr>
+                <w:sz w:val="18"/>
+              </w:rPr>
+            </w:pPr>
+            <w:r>
+              <w:rPr>
+                <w:sz w:val="18"/>
+                <w:szCs w:val="19"/>
+              </w:rPr>
+              <w:t>POST</w:t>
+            </w:r>
+          </w:p>
+        </w:tc>
+        <w:tc>
+          <w:tcPr>
+            <w:tcW w:w="3558" w:type="dxa"/>
+            <w:tcBorders>
+              <w:top w:val="single" w:sz="4" w:space="0" w:color="C8D2DC"/>
+              <w:left w:val="single" w:sz="4" w:space="0" w:color="C8D2DC"/>
+              <w:bottom w:val="single" w:sz="4" w:space="0" w:color="C8D2DC"/>
+              <w:right w:val="single" w:sz="4" w:space="0" w:color="C8D2DC"/>
+            </w:tcBorders>
+            <w:vAlign w:val="center"/>
+          </w:tcPr>
+          <w:p>
+            <w:pPr>
+              <w:bidi w:val="0"/>
+              <w:spacing w:after="0" w:line="281" w:lineRule="auto"/>
+              <w:rPr>
+                <w:sz w:val="19"/>
+                <w:szCs w:val="19"/>
+              </w:rPr>
+            </w:pPr>
+            <w:r>
+              <w:rPr>
+                <w:sz w:val="19"/>
+                <w:szCs w:val="19"/>
+              </w:rPr>
+              <w:t>‎/account/admin/transactions‎</w:t>
+            </w:r>
+          </w:p>
+        </w:tc>
+        <w:tc>
+          <w:tcPr>
+            <w:tcW w:w="4424" w:type="dxa"/>
+            <w:tcBorders>
+              <w:top w:val="single" w:sz="4" w:space="0" w:color="C8D2DC"/>
+              <w:left w:val="single" w:sz="4" w:space="0" w:color="C8D2DC"/>
+              <w:bottom w:val="single" w:sz="4" w:space="0" w:color="C8D2DC"/>
+              <w:right w:val="single" w:sz="4" w:space="0" w:color="C8D2DC"/>
+            </w:tcBorders>
+            <w:vAlign w:val="center"/>
+          </w:tcPr>
+          <w:p>
+            <w:pPr>
+              <w:spacing w:after="0" w:line="281" w:lineRule="auto"/>
+            </w:pPr>
+            <w:r>
+              <w:rPr>
+                <w:sz w:val="19"/>
+                <w:szCs w:val="19"/>
+                <w:rtl/>
+              </w:rPr>
+              <w:t>תנועה ידנית</w:t>
+            </w:r>
+          </w:p>
+        </w:tc>
+      </w:tr>
+      <w:tr>
+        <w:trPr>
+          <w:cantSplit/>
+        </w:trPr>
+        <w:tc>
+          <w:tcPr>
+            <w:tcW w:w="1378" w:type="dxa"/>
+            <w:tcBorders>
+              <w:top w:val="single" w:sz="4" w:space="0" w:color="C8D2DC"/>
+              <w:left w:val="single" w:sz="4" w:space="0" w:color="C8D2DC"/>
+              <w:bottom w:val="single" w:sz="4" w:space="0" w:color="C8D2DC"/>
+              <w:right w:val="single" w:sz="4" w:space="0" w:color="C8D2DC"/>
+            </w:tcBorders>
+            <w:vAlign w:val="center"/>
+          </w:tcPr>
+          <w:p>
+            <w:pPr>
+              <w:bidi w:val="0"/>
+              <w:spacing w:after="0" w:line="281" w:lineRule="auto"/>
+              <w:rPr>
+                <w:sz w:val="18"/>
+                <w:szCs w:val="19"/>
+              </w:rPr>
+            </w:pPr>
+            <w:r>
+              <w:rPr>
+                <w:sz w:val="18"/>
+                <w:szCs w:val="19"/>
+              </w:rPr>
+              <w:t>‎GET/POST‎</w:t>
+            </w:r>
+          </w:p>
+        </w:tc>
+        <w:tc>
+          <w:tcPr>
+            <w:tcW w:w="3558" w:type="dxa"/>
+            <w:tcBorders>
+              <w:top w:val="single" w:sz="4" w:space="0" w:color="C8D2DC"/>
+              <w:left w:val="single" w:sz="4" w:space="0" w:color="C8D2DC"/>
+              <w:bottom w:val="single" w:sz="4" w:space="0" w:color="C8D2DC"/>
+              <w:right w:val="single" w:sz="4" w:space="0" w:color="C8D2DC"/>
+            </w:tcBorders>
+            <w:vAlign w:val="center"/>
+          </w:tcPr>
+          <w:p>
+            <w:pPr>
+              <w:bidi w:val="0"/>
+              <w:spacing w:after="0" w:line="281" w:lineRule="auto"/>
+            </w:pPr>
+            <w:r>
+              <w:rPr>
+                <w:sz w:val="19"/>
+                <w:szCs w:val="19"/>
+              </w:rPr>
+              <w:t>/</w:t>
+            </w:r>
+            <w:proofErr w:type="gramStart"/>
+            <w:r>
+              <w:rPr>
+                <w:sz w:val="19"/>
+                <w:szCs w:val="19"/>
+              </w:rPr>
+              <w:t>supply</w:t>
+            </w:r>
+            <w:proofErr w:type="gramEnd"/>
+            <w:r>
+              <w:rPr>
+                <w:sz w:val="19"/>
+                <w:szCs w:val="19"/>
+              </w:rPr>
+              <w:t>-orders</w:t>
+            </w:r>
+          </w:p>
+        </w:tc>
+        <w:tc>
+          <w:tcPr>
+            <w:tcW w:w="4424" w:type="dxa"/>
+            <w:tcBorders>
+              <w:top w:val="single" w:sz="4" w:space="0" w:color="C8D2DC"/>
+              <w:left w:val="single" w:sz="4" w:space="0" w:color="C8D2DC"/>
+              <w:bottom w:val="single" w:sz="4" w:space="0" w:color="C8D2DC"/>
+              <w:right w:val="single" w:sz="4" w:space="0" w:color="C8D2DC"/>
+            </w:tcBorders>
+            <w:vAlign w:val="center"/>
+          </w:tcPr>
+          <w:p>
+            <w:pPr>
+              <w:spacing w:after="0" w:line="281" w:lineRule="auto"/>
+            </w:pPr>
+            <w:r>
+              <w:rPr>
+                <w:sz w:val="19"/>
+                <w:szCs w:val="19"/>
+                <w:rtl/>
+              </w:rPr>
+              <w:t>שליפה ויצירת הזמנות</w:t>
+            </w:r>
+          </w:p>
+        </w:tc>
+      </w:tr>
+      <w:tr>
+        <w:trPr>
+          <w:cantSplit/>
+        </w:trPr>
+        <w:tc>
+          <w:tcPr>
+            <w:tcW w:w="1378" w:type="dxa"/>
+            <w:tcBorders>
+              <w:top w:val="single" w:sz="4" w:space="0" w:color="C8D2DC"/>
+              <w:left w:val="single" w:sz="4" w:space="0" w:color="C8D2DC"/>
+              <w:bottom w:val="single" w:sz="4" w:space="0" w:color="C8D2DC"/>
+              <w:right w:val="single" w:sz="4" w:space="0" w:color="C8D2DC"/>
+            </w:tcBorders>
+            <w:vAlign w:val="center"/>
+          </w:tcPr>
+          <w:p>
+            <w:pPr>
+              <w:bidi w:val="0"/>
+              <w:spacing w:after="0" w:line="281" w:lineRule="auto"/>
+              <w:rPr>
+                <w:sz w:val="18"/>
+              </w:rPr>
+            </w:pPr>
+            <w:r>
+              <w:rPr>
+                <w:sz w:val="18"/>
+                <w:szCs w:val="19"/>
+              </w:rPr>
+              <w:t>POST</w:t>
+            </w:r>
+          </w:p>
+        </w:tc>
+        <w:tc>
+          <w:tcPr>
+            <w:tcW w:w="3558" w:type="dxa"/>
+            <w:tcBorders>
+              <w:top w:val="single" w:sz="4" w:space="0" w:color="C8D2DC"/>
+              <w:left w:val="single" w:sz="4" w:space="0" w:color="C8D2DC"/>
+              <w:bottom w:val="single" w:sz="4" w:space="0" w:color="C8D2DC"/>
+              <w:right w:val="single" w:sz="4" w:space="0" w:color="C8D2DC"/>
+            </w:tcBorders>
+            <w:vAlign w:val="center"/>
+          </w:tcPr>
+          <w:p>
+            <w:pPr>
+              <w:bidi w:val="0"/>
+              <w:spacing w:after="0" w:line="281" w:lineRule="auto"/>
+              <w:rPr>
+                <w:sz w:val="19"/>
+                <w:szCs w:val="19"/>
+              </w:rPr>
+            </w:pPr>
+            <w:r>
+              <w:rPr>
+                <w:sz w:val="19"/>
+                <w:szCs w:val="19"/>
+              </w:rPr>
+              <w:t>‎/admin/supply-orders/{id}/approve‎</w:t>
+            </w:r>
+          </w:p>
+        </w:tc>
+        <w:tc>
+          <w:tcPr>
+            <w:tcW w:w="4424" w:type="dxa"/>
+            <w:tcBorders>
+              <w:top w:val="single" w:sz="4" w:space="0" w:color="C8D2DC"/>
+              <w:left w:val="single" w:sz="4" w:space="0" w:color="C8D2DC"/>
+              <w:bottom w:val="single" w:sz="4" w:space="0" w:color="C8D2DC"/>
+              <w:right w:val="single" w:sz="4" w:space="0" w:color="C8D2DC"/>
+            </w:tcBorders>
+            <w:vAlign w:val="center"/>
+          </w:tcPr>
+          <w:p>
+            <w:pPr>
+              <w:spacing w:after="0" w:line="281" w:lineRule="auto"/>
+            </w:pPr>
+            <w:r>
+              <w:rPr>
+                <w:sz w:val="19"/>
+                <w:szCs w:val="19"/>
+                <w:rtl/>
+              </w:rPr>
+              <w:t>אישור הזמנה</w:t>
+            </w:r>
+          </w:p>
+        </w:tc>
+      </w:tr>
+      <w:tr>
+        <w:trPr>
+          <w:cantSplit/>
+        </w:trPr>
+        <w:tc>
+          <w:tcPr>
+            <w:tcW w:w="1378" w:type="dxa"/>
+            <w:tcBorders>
+              <w:top w:val="single" w:sz="4" w:space="0" w:color="C8D2DC"/>
+              <w:left w:val="single" w:sz="4" w:space="0" w:color="C8D2DC"/>
+              <w:bottom w:val="single" w:sz="4" w:space="0" w:color="C8D2DC"/>
+              <w:right w:val="single" w:sz="4" w:space="0" w:color="C8D2DC"/>
+            </w:tcBorders>
+            <w:vAlign w:val="center"/>
+          </w:tcPr>
+          <w:p>
+            <w:pPr>
+              <w:bidi w:val="0"/>
+              <w:spacing w:after="0" w:line="281" w:lineRule="auto"/>
+              <w:rPr>
+                <w:sz w:val="18"/>
+              </w:rPr>
+            </w:pPr>
+            <w:r>
+              <w:rPr>
+                <w:sz w:val="18"/>
+                <w:szCs w:val="19"/>
+              </w:rPr>
+              <w:t>POST</w:t>
+            </w:r>
+          </w:p>
+        </w:tc>
+        <w:tc>
+          <w:tcPr>
+            <w:tcW w:w="3558" w:type="dxa"/>
+            <w:tcBorders>
+              <w:top w:val="single" w:sz="4" w:space="0" w:color="C8D2DC"/>
+              <w:left w:val="single" w:sz="4" w:space="0" w:color="C8D2DC"/>
+              <w:bottom w:val="single" w:sz="4" w:space="0" w:color="C8D2DC"/>
+              <w:right w:val="single" w:sz="4" w:space="0" w:color="C8D2DC"/>
+            </w:tcBorders>
+            <w:vAlign w:val="center"/>
+          </w:tcPr>
+          <w:p>
+            <w:pPr>
+              <w:bidi w:val="0"/>
+              <w:spacing w:after="0" w:line="281" w:lineRule="auto"/>
+              <w:rPr>
+                <w:sz w:val="19"/>
+                <w:szCs w:val="19"/>
+              </w:rPr>
+            </w:pPr>
+            <w:r>
+              <w:rPr>
+                <w:sz w:val="19"/>
+                <w:szCs w:val="19"/>
+              </w:rPr>
+              <w:t>‎/payments/</w:t>
+            </w:r>
+            <w:proofErr w:type="spellStart"/>
+            <w:r>
+              <w:rPr>
+                <w:sz w:val="19"/>
+                <w:szCs w:val="19"/>
+              </w:rPr>
+              <w:t>nedarim</w:t>
+            </w:r>
+            <w:proofErr w:type="spellEnd"/>
+            <w:r>
+              <w:rPr>
+                <w:sz w:val="19"/>
+                <w:szCs w:val="19"/>
+              </w:rPr>
+              <w:t>/prepare‎</w:t>
+            </w:r>
+          </w:p>
+        </w:tc>
+        <w:tc>
+          <w:tcPr>
+            <w:tcW w:w="4424" w:type="dxa"/>
+            <w:tcBorders>
+              <w:top w:val="single" w:sz="4" w:space="0" w:color="C8D2DC"/>
+              <w:left w:val="single" w:sz="4" w:space="0" w:color="C8D2DC"/>
+              <w:bottom w:val="single" w:sz="4" w:space="0" w:color="C8D2DC"/>
+              <w:right w:val="single" w:sz="4" w:space="0" w:color="C8D2DC"/>
+            </w:tcBorders>
+            <w:vAlign w:val="center"/>
+          </w:tcPr>
+          <w:p>
+            <w:pPr>
+              <w:spacing w:after="0" w:line="281" w:lineRule="auto"/>
+            </w:pPr>
+            <w:r>
+              <w:rPr>
+                <w:sz w:val="19"/>
+                <w:szCs w:val="19"/>
+                <w:rtl/>
+              </w:rPr>
+              <w:t>הכנת תשלום</w:t>
+            </w:r>
+          </w:p>
+        </w:tc>
+      </w:tr>
+      <w:tr>
+        <w:trPr>
+          <w:cantSplit/>
+        </w:trPr>
+        <w:tc>
+          <w:tcPr>
+            <w:tcW w:w="1378" w:type="dxa"/>
+            <w:tcBorders>
+              <w:top w:val="single" w:sz="4" w:space="0" w:color="C8D2DC"/>
+              <w:left w:val="single" w:sz="4" w:space="0" w:color="C8D2DC"/>
+              <w:bottom w:val="single" w:sz="4" w:space="0" w:color="C8D2DC"/>
+              <w:right w:val="single" w:sz="4" w:space="0" w:color="C8D2DC"/>
+            </w:tcBorders>
+            <w:vAlign w:val="center"/>
+          </w:tcPr>
+          <w:p>
+            <w:pPr>
+              <w:bidi w:val="0"/>
+              <w:spacing w:after="0" w:line="281" w:lineRule="auto"/>
+              <w:rPr>
+                <w:sz w:val="18"/>
+              </w:rPr>
+            </w:pPr>
+            <w:r>
+              <w:rPr>
+                <w:sz w:val="18"/>
+                <w:szCs w:val="19"/>
+              </w:rPr>
+              <w:t>GET</w:t>
+            </w:r>
+          </w:p>
+        </w:tc>
+        <w:tc>
+          <w:tcPr>
+            <w:tcW w:w="3558" w:type="dxa"/>
+            <w:tcBorders>
+              <w:top w:val="single" w:sz="4" w:space="0" w:color="C8D2DC"/>
+              <w:left w:val="single" w:sz="4" w:space="0" w:color="C8D2DC"/>
+              <w:bottom w:val="single" w:sz="4" w:space="0" w:color="C8D2DC"/>
+              <w:right w:val="single" w:sz="4" w:space="0" w:color="C8D2DC"/>
+            </w:tcBorders>
+            <w:vAlign w:val="center"/>
+          </w:tcPr>
+          <w:p>
+            <w:pPr>
+              <w:bidi w:val="0"/>
+              <w:spacing w:after="0" w:line="281" w:lineRule="auto"/>
+            </w:pPr>
+            <w:r>
+              <w:rPr>
+                <w:sz w:val="19"/>
+                <w:szCs w:val="19"/>
+              </w:rPr>
+              <w:t>/</w:t>
+            </w:r>
+            <w:proofErr w:type="gramStart"/>
+            <w:r>
+              <w:rPr>
+                <w:sz w:val="19"/>
+                <w:szCs w:val="19"/>
+              </w:rPr>
+              <w:t>health</w:t>
+            </w:r>
+            <w:proofErr w:type="gramEnd"/>
+          </w:p>
+        </w:tc>
+        <w:tc>
+          <w:tcPr>
+            <w:tcW w:w="4424" w:type="dxa"/>
+            <w:tcBorders>
+              <w:top w:val="single" w:sz="4" w:space="0" w:color="C8D2DC"/>
+              <w:left w:val="single" w:sz="4" w:space="0" w:color="C8D2DC"/>
+              <w:bottom w:val="single" w:sz="4" w:space="0" w:color="C8D2DC"/>
+              <w:right w:val="single" w:sz="4" w:space="0" w:color="C8D2DC"/>
+            </w:tcBorders>
+            <w:vAlign w:val="center"/>
+          </w:tcPr>
+          <w:p>
+            <w:pPr>
+              <w:spacing w:after="0" w:line="281" w:lineRule="auto"/>
+            </w:pPr>
+            <w:r>
+              <w:rPr>
+                <w:sz w:val="19"/>
+                <w:szCs w:val="19"/>
+                <w:rtl/>
+              </w:rPr>
+              <w:t>בדיקת זמינות</w:t>
+            </w:r>
+          </w:p>
+        </w:tc>
+      </w:tr>
+    </w:tbl>
+    <w:p>
+      <w:pPr>
+        <w:pStyle w:val="2"/>
+        <w:jc w:val="left"/>
+      </w:pPr>
+      <w:bookmarkStart w:id="50" w:name="__RefHeading___Toc34541_1491639236"/>
+      <w:bookmarkStart w:id="51" w:name="_Toc238739833"/>
+      <w:bookmarkEnd w:id="50"/>
+      <w:r>
+        <w:t>6.3</w:t>
+      </w:r>
+      <w:r>
+        <w:rPr>
+          <w:rtl/>
+        </w:rPr>
+        <w:t xml:space="preserve"> אימות והרשאות</w:t>
+      </w:r>
+      <w:bookmarkEnd w:id="51"/>
+    </w:p>
+    <w:p>
+      <w:r>
+        <w:rPr>
+          <w:rtl/>
+        </w:rPr>
+        <w:t xml:space="preserve">השרת יוצר </w:t>
+      </w:r>
+      <w:r>
+        <w:t>JWT</w:t>
+      </w:r>
+      <w:r>
+        <w:rPr>
+          <w:rtl/>
+        </w:rPr>
+        <w:t xml:space="preserve"> במימוש </w:t>
+      </w:r>
+      <w:r>
+        <w:t>HMAC-SHA256</w:t>
+      </w:r>
+      <w:r>
+        <w:rPr>
+          <w:rtl/>
+        </w:rPr>
+        <w:t xml:space="preserve">. המטען כולל </w:t>
+      </w:r>
+      <w:r>
+        <w:t xml:space="preserve">sub, </w:t>
+      </w:r>
+      <w:proofErr w:type="spellStart"/>
+      <w:r>
+        <w:t>user_id</w:t>
+      </w:r>
+      <w:proofErr w:type="spellEnd"/>
+      <w:r>
+        <w:t xml:space="preserve">, role, </w:t>
+      </w:r>
+      <w:proofErr w:type="spellStart"/>
+      <w:r>
+        <w:t>iat</w:t>
+      </w:r>
+      <w:proofErr w:type="spellEnd"/>
+      <w:r>
+        <w:rPr>
+          <w:rtl/>
+        </w:rPr>
+        <w:t xml:space="preserve"> ו-</w:t>
+      </w:r>
+      <w:r>
+        <w:t>exp</w:t>
+      </w:r>
+      <w:r>
+        <w:rPr>
+          <w:rtl/>
+        </w:rPr>
+        <w:t xml:space="preserve">. בכל נתיב מוגן </w:t>
+      </w:r>
+      <w:proofErr w:type="spellStart"/>
+      <w:r>
+        <w:t>get_current_user</w:t>
+      </w:r>
+      <w:proofErr w:type="spellEnd"/>
+      <w:r>
+        <w:rPr>
+          <w:rtl/>
+        </w:rPr>
+        <w:t xml:space="preserve"> מאמת חתימה ותפוגה; </w:t>
+      </w:r>
+      <w:proofErr w:type="spellStart"/>
+      <w:r>
+        <w:t>require_admin</w:t>
+      </w:r>
+      <w:proofErr w:type="spellEnd"/>
+      <w:r>
+        <w:rPr>
+          <w:rtl/>
+        </w:rPr>
+        <w:t xml:space="preserve"> מגביל פעולות מנהל; </w:t>
+      </w:r>
+      <w:proofErr w:type="spellStart"/>
+      <w:r>
+        <w:t>require_agent_access</w:t>
+      </w:r>
+      <w:proofErr w:type="spellEnd"/>
+      <w:r>
+        <w:rPr>
+          <w:rtl/>
+        </w:rPr>
+        <w:t xml:space="preserve"> בודק שסוכן פועל על שמו בלבד.</w:t>
+      </w:r>
+    </w:p>
+    <w:tbl>
+      <w:tblPr>
+        <w:bidiVisual/>
+        <w:tblW w:w="9360" w:type="dxa"/>
+        <w:tblLayout w:type="fixed"/>
+        <w:tblCellMar>
+          <w:top w:w="120" w:type="dxa"/>
+          <w:left w:w="160" w:type="dxa"/>
+          <w:bottom w:w="120" w:type="dxa"/>
+          <w:right w:w="160" w:type="dxa"/>
+        </w:tblCellMar>
+        <w:tblLook w:val="04A0" w:firstRow="1" w:lastRow="0" w:firstColumn="1" w:lastColumn="0" w:noHBand="0" w:noVBand="1"/>
+      </w:tblPr>
+      <w:tblGrid>
+        <w:gridCol w:w="9360"/>
+      </w:tblGrid>
+      <w:tr>
+        <w:tc>
+          <w:tcPr>
+            <w:tcW w:w="9360" w:type="dxa"/>
+            <w:tcBorders>
+              <w:top w:val="single" w:sz="4" w:space="0" w:color="C8D2DC"/>
+              <w:left w:val="single" w:sz="4" w:space="0" w:color="C8D2DC"/>
+              <w:bottom w:val="single" w:sz="4" w:space="0" w:color="C8D2DC"/>
+              <w:right w:val="single" w:sz="4" w:space="0" w:color="C8D2DC"/>
+            </w:tcBorders>
+            <w:shd w:val="clear" w:color="auto" w:fill="EAF2F8"/>
+          </w:tcPr>
+          <w:p>
+            <w:pPr>
+              <w:spacing w:after="0"/>
+            </w:pPr>
+            <w:r>
+              <w:rPr>
+                <w:b/>
+                <w:bCs/>
+                <w:color w:val="2E75B6"/>
+                <w:rtl/>
+              </w:rPr>
+              <w:t xml:space="preserve">הערת אבטחה: </w:t>
+            </w:r>
+            <w:r>
+              <w:rPr>
+                <w:rtl/>
+              </w:rPr>
+              <w:t>מומלץ בפריסה להגדיר סוד חזק ייעודי ב-</w:t>
+            </w:r>
+            <w:r>
+              <w:t>AUTH_TOKEN_SECRET</w:t>
+            </w:r>
+            <w:r>
+              <w:rPr>
+                <w:rtl/>
+              </w:rPr>
+              <w:t xml:space="preserve">, לסובב מפתחות ולשקול </w:t>
+            </w:r>
+            <w:r>
+              <w:t>refresh tokens</w:t>
+            </w:r>
+            <w:r>
+              <w:rPr>
+                <w:rtl/>
+              </w:rPr>
+              <w:t xml:space="preserve"> או </w:t>
+            </w:r>
+            <w:r>
+              <w:t>session revocation</w:t>
+            </w:r>
+            <w:r>
+              <w:rPr>
+                <w:rtl/>
+              </w:rPr>
+              <w:t>.</w:t>
+            </w:r>
+          </w:p>
+        </w:tc>
+      </w:tr>
+    </w:tbl>
+    <w:p>
+      <w:pPr>
+        <w:pStyle w:val="1"/>
+        <w:spacing w:before="0"/>
+        <w:jc w:val="left"/>
+      </w:pPr>
+      <w:r>
+        <w:br w:type="page"/>
+      </w:r>
+      <w:bookmarkStart w:id="52" w:name="__RefHeading___Toc34543_1491639236"/>
+      <w:bookmarkStart w:id="53" w:name="_Toc238739834"/>
+      <w:bookmarkEnd w:id="52"/>
+      <w:r>
+        <w:lastRenderedPageBreak/>
+        <w:t>7</w:t>
+      </w:r>
+      <w:r>
+        <w:rPr>
+          <w:rtl/>
+        </w:rPr>
+        <w:t>. תכן צד הלקוח וממשק משתמש</w:t>
+      </w:r>
+      <w:bookmarkEnd w:id="53"/>
+    </w:p>
+    <w:p>
+      <w:r>
+        <w:rPr>
+          <w:rtl/>
+        </w:rPr>
+        <w:t xml:space="preserve">הלקוח בנוי כאפליקציית </w:t>
+      </w:r>
+      <w:r>
+        <w:t>SPA. ‎</w:t>
+      </w:r>
+      <w:proofErr w:type="spellStart"/>
+      <w:r>
+        <w:t>App.jsx</w:t>
+      </w:r>
+      <w:proofErr w:type="spellEnd"/>
+      <w:r>
+        <w:t>‎</w:t>
+      </w:r>
+      <w:r>
+        <w:rPr>
+          <w:rtl/>
+        </w:rPr>
+        <w:t xml:space="preserve"> אחראי לניתוב, שחזור </w:t>
+      </w:r>
+      <w:r>
+        <w:t>session</w:t>
+      </w:r>
+      <w:r>
+        <w:rPr>
+          <w:rtl/>
+        </w:rPr>
+        <w:t xml:space="preserve">, בחירת שנת הנתונים והגבלת מסכים לפי תפקיד. כל תחום עסקי נמצא בתיקיית </w:t>
+      </w:r>
+      <w:r>
+        <w:t>feature</w:t>
+      </w:r>
+      <w:r>
+        <w:rPr>
+          <w:rtl/>
+        </w:rPr>
+        <w:t xml:space="preserve"> נפרדת.</w:t>
+      </w:r>
+    </w:p>
+    <w:p>
+      <w:pPr>
+        <w:spacing w:before="120" w:after="80"/>
+      </w:pPr>
+      <w:r>
+        <w:rPr>
+          <w:noProof/>
+          <w:rtl/>
+        </w:rPr>
+        <w:drawing>
+          <wp:inline distT="0" distB="0" distL="0" distR="0" wp14:anchorId="00D706F4" wp14:editId="54325E09">
+            <wp:extent cx="6191250" cy="3362325"/>
+            <wp:effectExtent l="0" t="0" r="0" b="0"/>
+            <wp:docPr id="6" name="תמונה 79371588"/>
+            <wp:cNvGraphicFramePr>
+              <a:graphicFrameLocks xmlns:a="http://schemas.openxmlformats.org/drawingml/2006/main" noChangeAspect="1"/>
+            </wp:cNvGraphicFramePr>
+            <a:graphic xmlns:a="http://schemas.openxmlformats.org/drawingml/2006/main">
+              <a:graphicData uri="http://schemas.openxmlformats.org/drawingml/2006/picture">
+                <pic:pic xmlns:pic="http://schemas.openxmlformats.org/drawingml/2006/picture">
+                  <pic:nvPicPr>
+                    <pic:cNvPr id="6" name="תמונה 79371588"/>
+                    <pic:cNvPicPr>
+                      <a:picLocks noChangeAspect="1" noChangeArrowheads="1"/>
+                    </pic:cNvPicPr>
+                  </pic:nvPicPr>
+                  <pic:blipFill>
+                    <a:blip r:embed="rId14"/>
+                    <a:stretch>
+                      <a:fillRect/>
+                    </a:stretch>
+                  </pic:blipFill>
+                  <pic:spPr bwMode="auto">
+                    <a:xfrm>
+                      <a:off x="0" y="0"/>
+                      <a:ext cx="6191250" cy="3362325"/>
+                    </a:xfrm>
+                    <a:prstGeom prst="rect">
+                      <a:avLst/>
+                    </a:prstGeom>
+                    <a:noFill/>
+                  </pic:spPr>
+                </pic:pic>
+              </a:graphicData>
+            </a:graphic>
+          </wp:inline>
+        </w:drawing>
+      </w:r>
+    </w:p>
+    <w:p>
+      <w:pPr>
+        <w:spacing w:after="180" w:line="281" w:lineRule="auto"/>
+      </w:pPr>
+      <w:r>
+        <w:rPr>
+          <w:i/>
+          <w:iCs/>
+          <w:color w:val="5B6573"/>
+          <w:sz w:val="20"/>
+          <w:szCs w:val="20"/>
+          <w:rtl/>
+        </w:rPr>
+        <w:t xml:space="preserve">איור </w:t>
+      </w:r>
+      <w:r>
+        <w:rPr>
+          <w:i/>
+          <w:iCs/>
+          <w:color w:val="5B6573"/>
+          <w:sz w:val="20"/>
+          <w:szCs w:val="20"/>
+        </w:rPr>
         <w:t>3</w:t>
       </w:r>
       <w:r>
@@ -12156,80 +12228,6 @@
                 <pic:pic xmlns:pic="http://schemas.openxmlformats.org/drawingml/2006/picture">
                   <pic:nvPicPr>
                     <pic:cNvPr id="7" name="Picture 1715509429"/>
-                    <pic:cNvPicPr>
-                      <a:picLocks noChangeAspect="1" noChangeArrowheads="1"/>
-                    </pic:cNvPicPr>
-                  </pic:nvPicPr>
-                  <pic:blipFill>
-                    <a:blip r:embed="rId14"/>
-                    <a:stretch>
-                      <a:fillRect/>
-                    </a:stretch>
-                  </pic:blipFill>
-                  <pic:spPr bwMode="auto">
-                    <a:xfrm>
-                      <a:off x="0" y="0"/>
-                      <a:ext cx="5577840" cy="2646680"/>
-                    </a:xfrm>
-                    <a:prstGeom prst="rect">
-                      <a:avLst/>
-                    </a:prstGeom>
-                    <a:noFill/>
-                  </pic:spPr>
-                </pic:pic>
-              </a:graphicData>
-            </a:graphic>
-          </wp:inline>
-        </w:drawing>
-      </w:r>
-    </w:p>
-    <w:p>
-      <w:pPr>
-        <w:spacing w:after="160"/>
-      </w:pPr>
-      <w:r>
-        <w:rPr>
-          <w:rtl/>
-        </w:rPr>
-        <w:t xml:space="preserve">איור </w:t>
-      </w:r>
-      <w:r>
-        <w:t>4</w:t>
-      </w:r>
-      <w:r>
-        <w:rPr>
-          <w:rtl/>
-        </w:rPr>
-        <w:t xml:space="preserve"> - מסך התחברות ובחירת שנת נתונים</w:t>
-      </w:r>
-      <w:r>
-        <w:br w:type="page"/>
-      </w:r>
-    </w:p>
-    <w:p>
-      <w:pPr>
-        <w:keepNext/>
-        <w:jc w:val="center"/>
-      </w:pPr>
-      <w:r>
-        <w:rPr>
-          <w:noProof/>
-          <w:rtl/>
-        </w:rPr>
-        <w:lastRenderedPageBreak/>
-        <w:drawing>
-          <wp:inline distT="0" distB="0" distL="0" distR="0" wp14:anchorId="68DEBC0E" wp14:editId="43E15DA5">
-            <wp:extent cx="5577840" cy="2646680"/>
-            <wp:effectExtent l="0" t="0" r="0" b="0"/>
-            <wp:docPr id="8" name="Picture 1715509430"/>
-            <wp:cNvGraphicFramePr>
-              <a:graphicFrameLocks xmlns:a="http://schemas.openxmlformats.org/drawingml/2006/main" noChangeAspect="1"/>
-            </wp:cNvGraphicFramePr>
-            <a:graphic xmlns:a="http://schemas.openxmlformats.org/drawingml/2006/main">
-              <a:graphicData uri="http://schemas.openxmlformats.org/drawingml/2006/picture">
-                <pic:pic xmlns:pic="http://schemas.openxmlformats.org/drawingml/2006/picture">
-                  <pic:nvPicPr>
-                    <pic:cNvPr id="8" name="Picture 1715509430"/>
                     <pic:cNvPicPr>
                       <a:picLocks noChangeAspect="1" noChangeArrowheads="1"/>
                     </pic:cNvPicPr>
@@ -12268,6 +12266,80 @@
         <w:t xml:space="preserve">איור </w:t>
       </w:r>
       <w:r>
+        <w:t>4</w:t>
+      </w:r>
+      <w:r>
+        <w:rPr>
+          <w:rtl/>
+        </w:rPr>
+        <w:t xml:space="preserve"> - מסך התחברות ובחירת שנת נתונים</w:t>
+      </w:r>
+      <w:r>
+        <w:br w:type="page"/>
+      </w:r>
+    </w:p>
+    <w:p>
+      <w:pPr>
+        <w:keepNext/>
+        <w:jc w:val="center"/>
+      </w:pPr>
+      <w:r>
+        <w:rPr>
+          <w:noProof/>
+          <w:rtl/>
+        </w:rPr>
+        <w:lastRenderedPageBreak/>
+        <w:drawing>
+          <wp:inline distT="0" distB="0" distL="0" distR="0" wp14:anchorId="68DEBC0E" wp14:editId="43E15DA5">
+            <wp:extent cx="5577840" cy="2646680"/>
+            <wp:effectExtent l="0" t="0" r="0" b="0"/>
+            <wp:docPr id="8" name="Picture 1715509430"/>
+            <wp:cNvGraphicFramePr>
+              <a:graphicFrameLocks xmlns:a="http://schemas.openxmlformats.org/drawingml/2006/main" noChangeAspect="1"/>
+            </wp:cNvGraphicFramePr>
+            <a:graphic xmlns:a="http://schemas.openxmlformats.org/drawingml/2006/main">
+              <a:graphicData uri="http://schemas.openxmlformats.org/drawingml/2006/picture">
+                <pic:pic xmlns:pic="http://schemas.openxmlformats.org/drawingml/2006/picture">
+                  <pic:nvPicPr>
+                    <pic:cNvPr id="8" name="Picture 1715509430"/>
+                    <pic:cNvPicPr>
+                      <a:picLocks noChangeAspect="1" noChangeArrowheads="1"/>
+                    </pic:cNvPicPr>
+                  </pic:nvPicPr>
+                  <pic:blipFill>
+                    <a:blip r:embed="rId16"/>
+                    <a:stretch>
+                      <a:fillRect/>
+                    </a:stretch>
+                  </pic:blipFill>
+                  <pic:spPr bwMode="auto">
+                    <a:xfrm>
+                      <a:off x="0" y="0"/>
+                      <a:ext cx="5577840" cy="2646680"/>
+                    </a:xfrm>
+                    <a:prstGeom prst="rect">
+                      <a:avLst/>
+                    </a:prstGeom>
+                    <a:noFill/>
+                  </pic:spPr>
+                </pic:pic>
+              </a:graphicData>
+            </a:graphic>
+          </wp:inline>
+        </w:drawing>
+      </w:r>
+    </w:p>
+    <w:p>
+      <w:pPr>
+        <w:spacing w:after="160"/>
+      </w:pPr>
+      <w:r>
+        <w:rPr>
+          <w:rtl/>
+        </w:rPr>
+        <w:t xml:space="preserve">איור </w:t>
+      </w:r>
+      <w:r>
         <w:t>5</w:t>
       </w:r>
       <w:r>
@@ -12304,80 +12376,6 @@
                 <pic:pic xmlns:pic="http://schemas.openxmlformats.org/drawingml/2006/picture">
                   <pic:nvPicPr>
                     <pic:cNvPr id="9" name="Picture 1715509431"/>
-                    <pic:cNvPicPr>
-                      <a:picLocks noChangeAspect="1" noChangeArrowheads="1"/>
-                    </pic:cNvPicPr>
-                  </pic:nvPicPr>
-                  <pic:blipFill>
-                    <a:blip r:embed="rId16"/>
-                    <a:stretch>
-                      <a:fillRect/>
-                    </a:stretch>
-                  </pic:blipFill>
-                  <pic:spPr bwMode="auto">
-                    <a:xfrm>
-                      <a:off x="0" y="0"/>
-                      <a:ext cx="5577840" cy="2647315"/>
-                    </a:xfrm>
-                    <a:prstGeom prst="rect">
-                      <a:avLst/>
-                    </a:prstGeom>
-                    <a:noFill/>
-                  </pic:spPr>
-                </pic:pic>
-              </a:graphicData>
-            </a:graphic>
-          </wp:inline>
-        </w:drawing>
-      </w:r>
-    </w:p>
-    <w:p>
-      <w:pPr>
-        <w:spacing w:after="160"/>
-      </w:pPr>
-      <w:r>
-        <w:rPr>
-          <w:rtl/>
-        </w:rPr>
-        <w:t xml:space="preserve">איור </w:t>
-      </w:r>
-      <w:r>
-        <w:t>6</w:t>
-      </w:r>
-      <w:r>
-        <w:rPr>
-          <w:rtl/>
-        </w:rPr>
-        <w:t xml:space="preserve"> - טופס הוספת מכירה מרובת פריטים</w:t>
-      </w:r>
-      <w:r>
-        <w:br w:type="page"/>
-      </w:r>
-    </w:p>
-    <w:p>
-      <w:pPr>
-        <w:keepNext/>
-        <w:jc w:val="center"/>
-      </w:pPr>
-      <w:r>
-        <w:rPr>
-          <w:noProof/>
-          <w:rtl/>
-        </w:rPr>
-        <w:lastRenderedPageBreak/>
-        <w:drawing>
-          <wp:inline distT="0" distB="0" distL="0" distR="0" wp14:anchorId="644C115D" wp14:editId="5542F679">
-            <wp:extent cx="5577840" cy="2647315"/>
-            <wp:effectExtent l="0" t="0" r="0" b="0"/>
-            <wp:docPr id="10" name="Picture 1715509432"/>
-            <wp:cNvGraphicFramePr>
-              <a:graphicFrameLocks xmlns:a="http://schemas.openxmlformats.org/drawingml/2006/main" noChangeAspect="1"/>
-            </wp:cNvGraphicFramePr>
-            <a:graphic xmlns:a="http://schemas.openxmlformats.org/drawingml/2006/main">
-              <a:graphicData uri="http://schemas.openxmlformats.org/drawingml/2006/picture">
-                <pic:pic xmlns:pic="http://schemas.openxmlformats.org/drawingml/2006/picture">
-                  <pic:nvPicPr>
-                    <pic:cNvPr id="10" name="Picture 1715509432"/>
                     <pic:cNvPicPr>
                       <a:picLocks noChangeAspect="1" noChangeArrowheads="1"/>
                     </pic:cNvPicPr>
@@ -12416,13 +12414,13 @@
         <w:t xml:space="preserve">איור </w:t>
       </w:r>
       <w:r>
-        <w:t>7</w:t>
-      </w:r>
-      <w:r>
-        <w:rPr>
-          <w:rtl/>
-        </w:rPr>
-        <w:t xml:space="preserve"> - לוח מכירות עם נתוני הדגמה וסינון</w:t>
+        <w:t>6</w:t>
+      </w:r>
+      <w:r>
+        <w:rPr>
+          <w:rtl/>
+        </w:rPr>
+        <w:t xml:space="preserve"> - טופס הוספת מכירה מרובת פריטים</w:t>
       </w:r>
       <w:r>
         <w:br w:type="page"/>
@@ -12440,10 +12438,10 @@
         </w:rPr>
         <w:lastRenderedPageBreak/>
         <w:drawing>
-          <wp:inline distT="0" distB="0" distL="0" distR="0" wp14:anchorId="04F66A0F" wp14:editId="7C4F7CB7">
+          <wp:inline distT="0" distB="0" distL="0" distR="0" wp14:anchorId="644C115D" wp14:editId="5542F679">
             <wp:extent cx="5577840" cy="2647315"/>
             <wp:effectExtent l="0" t="0" r="0" b="0"/>
-            <wp:docPr id="11" name="Picture 1715509433"/>
+            <wp:docPr id="10" name="Picture 1715509432"/>
             <wp:cNvGraphicFramePr>
               <a:graphicFrameLocks xmlns:a="http://schemas.openxmlformats.org/drawingml/2006/main" noChangeAspect="1"/>
             </wp:cNvGraphicFramePr>
@@ -12451,7 +12449,7 @@
               <a:graphicData uri="http://schemas.openxmlformats.org/drawingml/2006/picture">
                 <pic:pic xmlns:pic="http://schemas.openxmlformats.org/drawingml/2006/picture">
                   <pic:nvPicPr>
-                    <pic:cNvPr id="11" name="Picture 1715509433"/>
+                    <pic:cNvPr id="10" name="Picture 1715509432"/>
                     <pic:cNvPicPr>
                       <a:picLocks noChangeAspect="1" noChangeArrowheads="1"/>
                     </pic:cNvPicPr>
@@ -12490,13 +12488,13 @@
         <w:t xml:space="preserve">איור </w:t>
       </w:r>
       <w:r>
-        <w:t>8</w:t>
-      </w:r>
-      <w:r>
-        <w:rPr>
-          <w:rtl/>
-        </w:rPr>
-        <w:t xml:space="preserve"> - מסך ניתוח מכירות</w:t>
+        <w:t>7</w:t>
+      </w:r>
+      <w:r>
+        <w:rPr>
+          <w:rtl/>
+        </w:rPr>
+        <w:t xml:space="preserve"> - לוח מכירות עם נתוני הדגמה וסינון</w:t>
       </w:r>
       <w:r>
         <w:br w:type="page"/>
@@ -12514,10 +12512,10 @@
         </w:rPr>
         <w:lastRenderedPageBreak/>
         <w:drawing>
-          <wp:inline distT="0" distB="0" distL="0" distR="0" wp14:anchorId="10706C53" wp14:editId="43F858BC">
+          <wp:inline distT="0" distB="0" distL="0" distR="0" wp14:anchorId="04F66A0F" wp14:editId="7C4F7CB7">
             <wp:extent cx="5577840" cy="2647315"/>
             <wp:effectExtent l="0" t="0" r="0" b="0"/>
-            <wp:docPr id="12" name="Picture 1715509434"/>
+            <wp:docPr id="11" name="Picture 1715509433"/>
             <wp:cNvGraphicFramePr>
               <a:graphicFrameLocks xmlns:a="http://schemas.openxmlformats.org/drawingml/2006/main" noChangeAspect="1"/>
             </wp:cNvGraphicFramePr>
@@ -12525,7 +12523,7 @@
               <a:graphicData uri="http://schemas.openxmlformats.org/drawingml/2006/picture">
                 <pic:pic xmlns:pic="http://schemas.openxmlformats.org/drawingml/2006/picture">
                   <pic:nvPicPr>
-                    <pic:cNvPr id="12" name="Picture 1715509434"/>
+                    <pic:cNvPr id="11" name="Picture 1715509433"/>
                     <pic:cNvPicPr>
                       <a:picLocks noChangeAspect="1" noChangeArrowheads="1"/>
                     </pic:cNvPicPr>
@@ -12564,13 +12562,13 @@
         <w:t xml:space="preserve">איור </w:t>
       </w:r>
       <w:r>
-        <w:t>9</w:t>
-      </w:r>
-      <w:r>
-        <w:rPr>
-          <w:rtl/>
-        </w:rPr>
-        <w:t xml:space="preserve"> - תצוגת מלאי לפי מוצר ומידה</w:t>
+        <w:t>8</w:t>
+      </w:r>
+      <w:r>
+        <w:rPr>
+          <w:rtl/>
+        </w:rPr>
+        <w:t xml:space="preserve"> - מסך ניתוח מכירות</w:t>
       </w:r>
       <w:r>
         <w:br w:type="page"/>
@@ -12588,10 +12586,10 @@
         </w:rPr>
         <w:lastRenderedPageBreak/>
         <w:drawing>
-          <wp:inline distT="0" distB="0" distL="0" distR="0" wp14:anchorId="2971010F" wp14:editId="6F427157">
+          <wp:inline distT="0" distB="0" distL="0" distR="0" wp14:anchorId="10706C53" wp14:editId="43F858BC">
             <wp:extent cx="5577840" cy="2647315"/>
             <wp:effectExtent l="0" t="0" r="0" b="0"/>
-            <wp:docPr id="13" name="Picture 1715509435"/>
+            <wp:docPr id="12" name="Picture 1715509434"/>
             <wp:cNvGraphicFramePr>
               <a:graphicFrameLocks xmlns:a="http://schemas.openxmlformats.org/drawingml/2006/main" noChangeAspect="1"/>
             </wp:cNvGraphicFramePr>
@@ -12599,7 +12597,7 @@
               <a:graphicData uri="http://schemas.openxmlformats.org/drawingml/2006/picture">
                 <pic:pic xmlns:pic="http://schemas.openxmlformats.org/drawingml/2006/picture">
                   <pic:nvPicPr>
-                    <pic:cNvPr id="13" name="Picture 1715509435"/>
+                    <pic:cNvPr id="12" name="Picture 1715509434"/>
                     <pic:cNvPicPr>
                       <a:picLocks noChangeAspect="1" noChangeArrowheads="1"/>
                     </pic:cNvPicPr>
@@ -12638,6 +12636,80 @@
         <w:t xml:space="preserve">איור </w:t>
       </w:r>
       <w:r>
+        <w:t>9</w:t>
+      </w:r>
+      <w:r>
+        <w:rPr>
+          <w:rtl/>
+        </w:rPr>
+        <w:t xml:space="preserve"> - תצוגת מלאי לפי מוצר ומידה</w:t>
+      </w:r>
+      <w:r>
+        <w:br w:type="page"/>
+      </w:r>
+    </w:p>
+    <w:p>
+      <w:pPr>
+        <w:keepNext/>
+        <w:jc w:val="center"/>
+      </w:pPr>
+      <w:r>
+        <w:rPr>
+          <w:noProof/>
+          <w:rtl/>
+        </w:rPr>
+        <w:lastRenderedPageBreak/>
+        <w:drawing>
+          <wp:inline distT="0" distB="0" distL="0" distR="0" wp14:anchorId="2971010F" wp14:editId="6F427157">
+            <wp:extent cx="5577840" cy="2647315"/>
+            <wp:effectExtent l="0" t="0" r="0" b="0"/>
+            <wp:docPr id="13" name="Picture 1715509435"/>
+            <wp:cNvGraphicFramePr>
+              <a:graphicFrameLocks xmlns:a="http://schemas.openxmlformats.org/drawingml/2006/main" noChangeAspect="1"/>
+            </wp:cNvGraphicFramePr>
+            <a:graphic xmlns:a="http://schemas.openxmlformats.org/drawingml/2006/main">
+              <a:graphicData uri="http://schemas.openxmlformats.org/drawingml/2006/picture">
+                <pic:pic xmlns:pic="http://schemas.openxmlformats.org/drawingml/2006/picture">
+                  <pic:nvPicPr>
+                    <pic:cNvPr id="13" name="Picture 1715509435"/>
+                    <pic:cNvPicPr>
+                      <a:picLocks noChangeAspect="1" noChangeArrowheads="1"/>
+                    </pic:cNvPicPr>
+                  </pic:nvPicPr>
+                  <pic:blipFill>
+                    <a:blip r:embed="rId21"/>
+                    <a:stretch>
+                      <a:fillRect/>
+                    </a:stretch>
+                  </pic:blipFill>
+                  <pic:spPr bwMode="auto">
+                    <a:xfrm>
+                      <a:off x="0" y="0"/>
+                      <a:ext cx="5577840" cy="2647315"/>
+                    </a:xfrm>
+                    <a:prstGeom prst="rect">
+                      <a:avLst/>
+                    </a:prstGeom>
+                    <a:noFill/>
+                  </pic:spPr>
+                </pic:pic>
+              </a:graphicData>
+            </a:graphic>
+          </wp:inline>
+        </w:drawing>
+      </w:r>
+    </w:p>
+    <w:p>
+      <w:pPr>
+        <w:spacing w:after="160"/>
+      </w:pPr>
+      <w:r>
+        <w:rPr>
+          <w:rtl/>
+        </w:rPr>
+        <w:t xml:space="preserve">איור </w:t>
+      </w:r>
+      <w:r>
         <w:t>10</w:t>
       </w:r>
       <w:r>
@@ -12679,7 +12751,7 @@
                     </pic:cNvPicPr>
                   </pic:nvPicPr>
                   <pic:blipFill>
-                    <a:blip r:embed="rId21"/>
+                    <a:blip r:embed="rId22"/>
                     <a:stretch>
                       <a:fillRect/>
                     </a:stretch>
@@ -14039,7 +14111,7 @@
                     </pic:cNvPicPr>
                   </pic:nvPicPr>
                   <pic:blipFill>
-                    <a:blip r:embed="rId22"/>
+                    <a:blip r:embed="rId23"/>
                     <a:stretch>
                       <a:fillRect/>
                     </a:stretch>
@@ -23210,12 +23282,12 @@
     <w:p>
       <w:pPr>
         <w:sectPr>
-          <w:headerReference w:type="even" r:id="rId23"/>
-          <w:headerReference w:type="default" r:id="rId24"/>
-          <w:footerReference w:type="even" r:id="rId25"/>
-          <w:footerReference w:type="default" r:id="rId26"/>
-          <w:headerReference w:type="first" r:id="rId27"/>
-          <w:footerReference w:type="first" r:id="rId28"/>
+          <w:headerReference w:type="even" r:id="rId24"/>
+          <w:headerReference w:type="default" r:id="rId25"/>
+          <w:footerReference w:type="even" r:id="rId26"/>
+          <w:footerReference w:type="default" r:id="rId27"/>
+          <w:headerReference w:type="first" r:id="rId28"/>
+          <w:footerReference w:type="first" r:id="rId29"/>
           <w:pgSz w:w="11906" w:h="16838"/>
           <w:pgMar w:top="1417" w:right="1417" w:bottom="1417" w:left="1417" w:header="708" w:footer="708" w:gutter="0"/>
           <w:pgNumType w:start="1"/>
@@ -23285,7 +23357,7 @@
                     </pic:cNvPicPr>
                   </pic:nvPicPr>
                   <pic:blipFill rotWithShape="1">
-                    <a:blip r:embed="rId29" cstate="print">
+                    <a:blip r:embed="rId30" cstate="print">
                       <a:extLst>
                         <a:ext uri="{28A0092B-C50C-407E-A947-70E740481C1C}">
                           <a14:useLocalDpi xmlns:a14="http://schemas.microsoft.com/office/drawing/2010/main" val="0"/>
@@ -23404,10 +23476,10 @@
       <w:pPr>
         <w:spacing w:line="276" w:lineRule="auto"/>
         <w:sectPr>
-          <w:headerReference w:type="default" r:id="rId30"/>
-          <w:footerReference w:type="default" r:id="rId31"/>
-          <w:headerReference w:type="first" r:id="rId32"/>
-          <w:footerReference w:type="first" r:id="rId33"/>
+          <w:headerReference w:type="default" r:id="rId31"/>
+          <w:footerReference w:type="default" r:id="rId32"/>
+          <w:headerReference w:type="first" r:id="rId33"/>
+          <w:footerReference w:type="first" r:id="rId34"/>
           <w:pgSz w:w="11906" w:h="16838" w:code="9"/>
           <w:pgMar w:top="936" w:right="936" w:bottom="936" w:left="936" w:header="708" w:footer="708" w:gutter="0"/>
           <w:cols w:space="720"/>
@@ -27302,10 +27374,10 @@
       </w:r>
     </w:p>
     <w:sectPr>
-      <w:headerReference w:type="default" r:id="rId34"/>
-      <w:footerReference w:type="default" r:id="rId35"/>
-      <w:headerReference w:type="first" r:id="rId36"/>
-      <w:footerReference w:type="first" r:id="rId37"/>
+      <w:headerReference w:type="default" r:id="rId35"/>
+      <w:footerReference w:type="default" r:id="rId36"/>
+      <w:headerReference w:type="first" r:id="rId37"/>
+      <w:footerReference w:type="first" r:id="rId38"/>
       <w:pgSz w:w="11906" w:h="16838"/>
       <w:pgMar w:top="1152" w:right="1224" w:bottom="1152" w:left="1224" w:header="708" w:footer="708" w:gutter="0"/>
       <w:cols w:space="720"/>

--- a/output/ספר פרויקט גמר - Smart Sales - גרסה סופית.docx
+++ b/output/ספר פרויקט גמר - Smart Sales - גרסה סופית.docx
@@ -1,6 +1,6 @@
 
 <file path=word/document.xml><?xml version="1.0" encoding="utf-8"?>
-<w:document xmlns:wpc="http://schemas.microsoft.com/office/word/2010/wordprocessingCanvas" xmlns:cx="http://schemas.microsoft.com/office/drawing/2014/chartex" xmlns:cx1="http://schemas.microsoft.com/office/drawing/2015/9/8/chartex" xmlns:cx2="http://schemas.microsoft.com/office/drawing/2015/10/21/chartex" xmlns:cx3="http://schemas.microsoft.com/office/drawing/2016/5/9/chartex" xmlns:cx4="http://schemas.microsoft.com/office/drawing/2016/5/10/chartex" xmlns:cx5="http://schemas.microsoft.com/office/drawing/2016/5/11/chartex" xmlns:cx6="http://schemas.microsoft.com/office/drawing/2016/5/12/chartex" xmlns:cx7="http://schemas.microsoft.com/office/drawing/2016/5/13/chartex" xmlns:cx8="http://schemas.microsoft.com/office/drawing/2016/5/14/chartex" xmlns:mc="http://schemas.openxmlformats.org/markup-compatibility/2006" xmlns:aink="http://schemas.microsoft.com/office/drawing/2016/ink" xmlns:am3d="http://schemas.microsoft.com/office/drawing/2017/model3d" xmlns:o="urn:schemas-microsoft-com:office:office" xmlns:oel="http://schemas.microsoft.com/office/2019/extlst" xmlns:r="http://schemas.openxmlformats.org/officeDocument/2006/relationships" xmlns:m="http://schemas.openxmlformats.org/officeDocument/2006/math" xmlns:v="urn:schemas-microsoft-com:vml" xmlns:wp14="http://schemas.microsoft.com/office/word/2010/wordprocessingDrawing" xmlns:wp="http://schemas.openxmlformats.org/drawingml/2006/wordprocessingDrawing" xmlns:w10="urn:schemas-microsoft-com:office:word" xmlns:w="http://schemas.openxmlformats.org/wordprocessingml/2006/main" xmlns:w14="http://schemas.microsoft.com/office/word/2010/wordml" xmlns:w15="http://schemas.microsoft.com/office/word/2012/wordml" xmlns:w16cex="http://schemas.microsoft.com/office/word/2018/wordml/cex" xmlns:w16cid="http://schemas.microsoft.com/office/word/2016/wordml/cid" xmlns:w16="http://schemas.microsoft.com/office/word/2018/wordml" xmlns:w16du="http://schemas.microsoft.com/office/word/2023/wordml/word16du" xmlns:w16sdtdh="http://schemas.microsoft.com/office/word/2020/wordml/sdtdatahash" xmlns:w16sdtfl="http://schemas.microsoft.com/office/word/2024/wordml/sdtformatlock" xmlns:w16se="http://schemas.microsoft.com/office/word/2015/wordml/symex" xmlns:wpg="http://schemas.microsoft.com/office/word/2010/wordprocessingGroup" xmlns:wpi="http://schemas.microsoft.com/office/word/2010/wordprocessingInk" xmlns:wne="http://schemas.microsoft.com/office/word/2006/wordml" xmlns:wps="http://schemas.microsoft.com/office/word/2010/wordprocessingShape" mc:Ignorable="w14 w15 w16se w16cid w16 w16cex w16sdtdh w16sdtfl w16du wp14">
+<w:document xmlns:wpc="http://schemas.microsoft.com/office/word/2010/wordprocessingCanvas" xmlns:cx="http://schemas.microsoft.com/office/drawing/2014/chartex" xmlns:cx1="http://schemas.microsoft.com/office/drawing/2015/9/8/chartex" xmlns:cx2="http://schemas.microsoft.com/office/drawing/2015/10/21/chartex" xmlns:cx3="http://schemas.microsoft.com/office/drawing/2016/5/9/chartex" xmlns:cx4="http://schemas.microsoft.com/office/drawing/2016/5/10/chartex" xmlns:cx5="http://schemas.microsoft.com/office/drawing/2016/5/11/chartex" xmlns:cx6="http://schemas.microsoft.com/office/drawing/2016/5/12/chartex" xmlns:cx7="http://schemas.microsoft.com/office/drawing/2016/5/13/chartex" xmlns:cx8="http://schemas.microsoft.com/office/drawing/2016/5/14/chartex" xmlns:mc="http://schemas.openxmlformats.org/markup-compatibility/2006" xmlns:m="http://schemas.openxmlformats.org/officeDocument/2006/math" xmlns:aink="http://schemas.microsoft.com/office/drawing/2016/ink" xmlns:am3d="http://schemas.microsoft.com/office/drawing/2017/model3d" xmlns:oel="http://schemas.microsoft.com/office/2019/extlst" xmlns:r="http://schemas.openxmlformats.org/officeDocument/2006/relationships" xmlns:wp14="http://schemas.microsoft.com/office/word/2010/wordprocessingDrawing" xmlns:wp="http://schemas.openxmlformats.org/drawingml/2006/wordprocessingDrawing" xmlns:wpg="http://schemas.microsoft.com/office/word/2010/wordprocessingGroup" xmlns:wpi="http://schemas.microsoft.com/office/word/2010/wordprocessingInk" xmlns:wps="http://schemas.microsoft.com/office/word/2010/wordprocessingShape" xmlns:o="urn:schemas-microsoft-com:office:office" xmlns:v="urn:schemas-microsoft-com:vml" xmlns:w10="urn:schemas-microsoft-com:office:word" xmlns:w="http://schemas.openxmlformats.org/wordprocessingml/2006/main" xmlns:w14="http://schemas.microsoft.com/office/word/2010/wordml" xmlns:w15="http://schemas.microsoft.com/office/word/2012/wordml" xmlns:w16cex="http://schemas.microsoft.com/office/word/2018/wordml/cex" xmlns:w16cid="http://schemas.microsoft.com/office/word/2016/wordml/cid" xmlns:w16="http://schemas.microsoft.com/office/word/2018/wordml" xmlns:w16sdtdh="http://schemas.microsoft.com/office/word/2020/wordml/sdtdatahash" xmlns:w16sdtfl="http://schemas.microsoft.com/office/word/2024/wordml/sdtformatlock" xmlns:w16se="http://schemas.microsoft.com/office/word/2015/wordml/symex" xmlns:w16du="http://schemas.microsoft.com/office/word/2023/wordml/word16du" xmlns:wne="http://schemas.microsoft.com/office/word/2006/wordml" mc:Ignorable="w14 w15 w16se w16cid w16 w16cex w16sdtdh w16sdtfl w16du wp14">
   <w:body>
     <w:p>
       <w:pPr>
@@ -8607,7 +8607,7 @@
           <w:noProof/>
         </w:rPr>
         <w:drawing>
-          <wp:anchor distT="0" distB="0" distL="114300" distR="114300" simplePos="0" relativeHeight="251660288" behindDoc="1" locked="0" layoutInCell="1" allowOverlap="1" wp14:anchorId="206D17E8" wp14:editId="1A475E0B">
+          <wp:anchor distT="0" distB="0" distL="114300" distR="114300" simplePos="0" relativeHeight="251660288" behindDoc="1" locked="0" layoutInCell="1" allowOverlap="1" wp14:anchorId="206D17E8" wp14:editId="400DB1D9">
             <wp:simplePos x="0" y="0"/>
             <wp:positionH relativeFrom="column">
               <wp:posOffset>-17145</wp:posOffset>
@@ -8786,7 +8786,6 @@
         <w:pStyle w:val="2"/>
         <w:jc w:val="left"/>
         <w:rPr>
-          <w:rFonts w:hint="cs"/>
           <w:rtl/>
         </w:rPr>
       </w:pPr>
@@ -22037,6 +22036,7 @@
     <w:p>
       <w:pPr>
         <w:pStyle w:val="1"/>
+        <w:bidi w:val="0"/>
         <w:spacing w:before="0"/>
         <w:jc w:val="left"/>
       </w:pPr>
@@ -22053,6 +22053,9 @@
       <w:bookmarkEnd w:id="130"/>
     </w:p>
     <w:p>
+      <w:pPr>
+        <w:bidi w:val="0"/>
+      </w:pPr>
       <w:r>
         <w:t>‎backend/app/main.py‎</w:t>
       </w:r>
@@ -22087,6 +22090,9 @@
       </w:r>
     </w:p>
     <w:p>
+      <w:pPr>
+        <w:bidi w:val="0"/>
+      </w:pPr>
       <w:r>
         <w:t>‎backend/app/</w:t>
       </w:r>
@@ -22126,6 +22132,9 @@
       </w:r>
     </w:p>
     <w:p>
+      <w:pPr>
+        <w:bidi w:val="0"/>
+      </w:pPr>
       <w:r>
         <w:t>‎backend/app/services‎</w:t>
       </w:r>
@@ -22137,6 +22146,9 @@
       </w:r>
     </w:p>
     <w:p>
+      <w:pPr>
+        <w:bidi w:val="0"/>
+      </w:pPr>
       <w:r>
         <w:t>‎backend/app/schemas‎</w:t>
       </w:r>
@@ -22159,6 +22171,9 @@
       </w:r>
     </w:p>
     <w:p>
+      <w:pPr>
+        <w:bidi w:val="0"/>
+      </w:pPr>
       <w:r>
         <w:t>‎backend/app/core‎</w:t>
       </w:r>
@@ -22170,6 +22185,9 @@
       </w:r>
     </w:p>
     <w:p>
+      <w:pPr>
+        <w:bidi w:val="0"/>
+      </w:pPr>
       <w:r>
         <w:t>‎backend/app/</w:t>
       </w:r>
@@ -22200,6 +22218,9 @@
       </w:r>
     </w:p>
     <w:p>
+      <w:pPr>
+        <w:bidi w:val="0"/>
+      </w:pPr>
       <w:r>
         <w:t>‎backend/</w:t>
       </w:r>
@@ -22219,6 +22240,9 @@
       </w:r>
     </w:p>
     <w:p>
+      <w:pPr>
+        <w:bidi w:val="0"/>
+      </w:pPr>
       <w:r>
         <w:t>‎frontend/</w:t>
       </w:r>
@@ -22246,6 +22270,9 @@
       </w:r>
     </w:p>
     <w:p>
+      <w:pPr>
+        <w:bidi w:val="0"/>
+      </w:pPr>
       <w:r>
         <w:t>‎frontend/</w:t>
       </w:r>
@@ -22282,6 +22309,9 @@
       </w:r>
     </w:p>
     <w:p>
+      <w:pPr>
+        <w:bidi w:val="0"/>
+      </w:pPr>
       <w:r>
         <w:t>‎frontend/</w:t>
       </w:r>
@@ -22301,6 +22331,9 @@
       </w:r>
     </w:p>
     <w:p>
+      <w:pPr>
+        <w:bidi w:val="0"/>
+      </w:pPr>
       <w:r>
         <w:t>‎frontend/</w:t>
       </w:r>
@@ -27390,7 +27423,7 @@
 </file>
 
 <file path=word/endnotes.xml><?xml version="1.0" encoding="utf-8"?>
-<w:endnotes xmlns:wpc="http://schemas.microsoft.com/office/word/2010/wordprocessingCanvas" xmlns:cx="http://schemas.microsoft.com/office/drawing/2014/chartex" xmlns:cx1="http://schemas.microsoft.com/office/drawing/2015/9/8/chartex" xmlns:cx2="http://schemas.microsoft.com/office/drawing/2015/10/21/chartex" xmlns:cx3="http://schemas.microsoft.com/office/drawing/2016/5/9/chartex" xmlns:cx4="http://schemas.microsoft.com/office/drawing/2016/5/10/chartex" xmlns:cx5="http://schemas.microsoft.com/office/drawing/2016/5/11/chartex" xmlns:cx6="http://schemas.microsoft.com/office/drawing/2016/5/12/chartex" xmlns:cx7="http://schemas.microsoft.com/office/drawing/2016/5/13/chartex" xmlns:cx8="http://schemas.microsoft.com/office/drawing/2016/5/14/chartex" xmlns:mc="http://schemas.openxmlformats.org/markup-compatibility/2006" xmlns:aink="http://schemas.microsoft.com/office/drawing/2016/ink" xmlns:am3d="http://schemas.microsoft.com/office/drawing/2017/model3d" xmlns:o="urn:schemas-microsoft-com:office:office" xmlns:oel="http://schemas.microsoft.com/office/2019/extlst" xmlns:r="http://schemas.openxmlformats.org/officeDocument/2006/relationships" xmlns:m="http://schemas.openxmlformats.org/officeDocument/2006/math" xmlns:v="urn:schemas-microsoft-com:vml" xmlns:wp14="http://schemas.microsoft.com/office/word/2010/wordprocessingDrawing" xmlns:wp="http://schemas.openxmlformats.org/drawingml/2006/wordprocessingDrawing" xmlns:w10="urn:schemas-microsoft-com:office:word" xmlns:w="http://schemas.openxmlformats.org/wordprocessingml/2006/main" xmlns:w14="http://schemas.microsoft.com/office/word/2010/wordml" xmlns:w15="http://schemas.microsoft.com/office/word/2012/wordml" xmlns:w16cex="http://schemas.microsoft.com/office/word/2018/wordml/cex" xmlns:w16cid="http://schemas.microsoft.com/office/word/2016/wordml/cid" xmlns:w16="http://schemas.microsoft.com/office/word/2018/wordml" xmlns:w16du="http://schemas.microsoft.com/office/word/2023/wordml/word16du" xmlns:w16sdtdh="http://schemas.microsoft.com/office/word/2020/wordml/sdtdatahash" xmlns:w16sdtfl="http://schemas.microsoft.com/office/word/2024/wordml/sdtformatlock" xmlns:w16se="http://schemas.microsoft.com/office/word/2015/wordml/symex" xmlns:wpg="http://schemas.microsoft.com/office/word/2010/wordprocessingGroup" xmlns:wpi="http://schemas.microsoft.com/office/word/2010/wordprocessingInk" xmlns:wne="http://schemas.microsoft.com/office/word/2006/wordml" xmlns:wps="http://schemas.microsoft.com/office/word/2010/wordprocessingShape" mc:Ignorable="w14 w15 w16se w16cid w16 w16cex w16sdtdh w16sdtfl w16du wp14">
+<w:endnotes xmlns:wpc="http://schemas.microsoft.com/office/word/2010/wordprocessingCanvas" xmlns:cx="http://schemas.microsoft.com/office/drawing/2014/chartex" xmlns:cx1="http://schemas.microsoft.com/office/drawing/2015/9/8/chartex" xmlns:cx2="http://schemas.microsoft.com/office/drawing/2015/10/21/chartex" xmlns:cx3="http://schemas.microsoft.com/office/drawing/2016/5/9/chartex" xmlns:cx4="http://schemas.microsoft.com/office/drawing/2016/5/10/chartex" xmlns:cx5="http://schemas.microsoft.com/office/drawing/2016/5/11/chartex" xmlns:cx6="http://schemas.microsoft.com/office/drawing/2016/5/12/chartex" xmlns:cx7="http://schemas.microsoft.com/office/drawing/2016/5/13/chartex" xmlns:cx8="http://schemas.microsoft.com/office/drawing/2016/5/14/chartex" xmlns:mc="http://schemas.openxmlformats.org/markup-compatibility/2006" xmlns:m="http://schemas.openxmlformats.org/officeDocument/2006/math" xmlns:aink="http://schemas.microsoft.com/office/drawing/2016/ink" xmlns:am3d="http://schemas.microsoft.com/office/drawing/2017/model3d" xmlns:oel="http://schemas.microsoft.com/office/2019/extlst" xmlns:r="http://schemas.openxmlformats.org/officeDocument/2006/relationships" xmlns:wp14="http://schemas.microsoft.com/office/word/2010/wordprocessingDrawing" xmlns:wp="http://schemas.openxmlformats.org/drawingml/2006/wordprocessingDrawing" xmlns:wpg="http://schemas.microsoft.com/office/word/2010/wordprocessingGroup" xmlns:wpi="http://schemas.microsoft.com/office/word/2010/wordprocessingInk" xmlns:wps="http://schemas.microsoft.com/office/word/2010/wordprocessingShape" xmlns:o="urn:schemas-microsoft-com:office:office" xmlns:v="urn:schemas-microsoft-com:vml" xmlns:w10="urn:schemas-microsoft-com:office:word" xmlns:w="http://schemas.openxmlformats.org/wordprocessingml/2006/main" xmlns:w14="http://schemas.microsoft.com/office/word/2010/wordml" xmlns:w15="http://schemas.microsoft.com/office/word/2012/wordml" xmlns:w16cex="http://schemas.microsoft.com/office/word/2018/wordml/cex" xmlns:w16cid="http://schemas.microsoft.com/office/word/2016/wordml/cid" xmlns:w16="http://schemas.microsoft.com/office/word/2018/wordml" xmlns:w16sdtdh="http://schemas.microsoft.com/office/word/2020/wordml/sdtdatahash" xmlns:w16sdtfl="http://schemas.microsoft.com/office/word/2024/wordml/sdtformatlock" xmlns:w16se="http://schemas.microsoft.com/office/word/2015/wordml/symex" xmlns:w16du="http://schemas.microsoft.com/office/word/2023/wordml/word16du" xmlns:wne="http://schemas.microsoft.com/office/word/2006/wordml" mc:Ignorable="w14 w15 w16se w16cid w16 w16cex w16sdtdh w16sdtfl w16du wp14">
   <w:endnote w:type="separator" w:id="-1">
     <w:p>
       <w:pPr>
@@ -27415,7 +27448,7 @@
 </file>
 
 <file path=word/footer1.xml><?xml version="1.0" encoding="utf-8"?>
-<w:ftr xmlns:wpc="http://schemas.microsoft.com/office/word/2010/wordprocessingCanvas" xmlns:cx="http://schemas.microsoft.com/office/drawing/2014/chartex" xmlns:cx1="http://schemas.microsoft.com/office/drawing/2015/9/8/chartex" xmlns:cx2="http://schemas.microsoft.com/office/drawing/2015/10/21/chartex" xmlns:cx3="http://schemas.microsoft.com/office/drawing/2016/5/9/chartex" xmlns:cx4="http://schemas.microsoft.com/office/drawing/2016/5/10/chartex" xmlns:cx5="http://schemas.microsoft.com/office/drawing/2016/5/11/chartex" xmlns:cx6="http://schemas.microsoft.com/office/drawing/2016/5/12/chartex" xmlns:cx7="http://schemas.microsoft.com/office/drawing/2016/5/13/chartex" xmlns:cx8="http://schemas.microsoft.com/office/drawing/2016/5/14/chartex" xmlns:mc="http://schemas.openxmlformats.org/markup-compatibility/2006" xmlns:aink="http://schemas.microsoft.com/office/drawing/2016/ink" xmlns:am3d="http://schemas.microsoft.com/office/drawing/2017/model3d" xmlns:o="urn:schemas-microsoft-com:office:office" xmlns:oel="http://schemas.microsoft.com/office/2019/extlst" xmlns:r="http://schemas.openxmlformats.org/officeDocument/2006/relationships" xmlns:m="http://schemas.openxmlformats.org/officeDocument/2006/math" xmlns:v="urn:schemas-microsoft-com:vml" xmlns:wp14="http://schemas.microsoft.com/office/word/2010/wordprocessingDrawing" xmlns:wp="http://schemas.openxmlformats.org/drawingml/2006/wordprocessingDrawing" xmlns:w10="urn:schemas-microsoft-com:office:word" xmlns:w="http://schemas.openxmlformats.org/wordprocessingml/2006/main" xmlns:w14="http://schemas.microsoft.com/office/word/2010/wordml" xmlns:w15="http://schemas.microsoft.com/office/word/2012/wordml" xmlns:w16cex="http://schemas.microsoft.com/office/word/2018/wordml/cex" xmlns:w16cid="http://schemas.microsoft.com/office/word/2016/wordml/cid" xmlns:w16="http://schemas.microsoft.com/office/word/2018/wordml" xmlns:w16du="http://schemas.microsoft.com/office/word/2023/wordml/word16du" xmlns:w16sdtdh="http://schemas.microsoft.com/office/word/2020/wordml/sdtdatahash" xmlns:w16sdtfl="http://schemas.microsoft.com/office/word/2024/wordml/sdtformatlock" xmlns:w16se="http://schemas.microsoft.com/office/word/2015/wordml/symex" xmlns:wpg="http://schemas.microsoft.com/office/word/2010/wordprocessingGroup" xmlns:wpi="http://schemas.microsoft.com/office/word/2010/wordprocessingInk" xmlns:wne="http://schemas.microsoft.com/office/word/2006/wordml" xmlns:wps="http://schemas.microsoft.com/office/word/2010/wordprocessingShape" mc:Ignorable="w14 w15 w16se w16cid w16 w16cex w16sdtdh w16sdtfl w16du wp14">
+<w:ftr xmlns:wpc="http://schemas.microsoft.com/office/word/2010/wordprocessingCanvas" xmlns:cx="http://schemas.microsoft.com/office/drawing/2014/chartex" xmlns:cx1="http://schemas.microsoft.com/office/drawing/2015/9/8/chartex" xmlns:cx2="http://schemas.microsoft.com/office/drawing/2015/10/21/chartex" xmlns:cx3="http://schemas.microsoft.com/office/drawing/2016/5/9/chartex" xmlns:cx4="http://schemas.microsoft.com/office/drawing/2016/5/10/chartex" xmlns:cx5="http://schemas.microsoft.com/office/drawing/2016/5/11/chartex" xmlns:cx6="http://schemas.microsoft.com/office/drawing/2016/5/12/chartex" xmlns:cx7="http://schemas.microsoft.com/office/drawing/2016/5/13/chartex" xmlns:cx8="http://schemas.microsoft.com/office/drawing/2016/5/14/chartex" xmlns:mc="http://schemas.openxmlformats.org/markup-compatibility/2006" xmlns:m="http://schemas.openxmlformats.org/officeDocument/2006/math" xmlns:aink="http://schemas.microsoft.com/office/drawing/2016/ink" xmlns:am3d="http://schemas.microsoft.com/office/drawing/2017/model3d" xmlns:oel="http://schemas.microsoft.com/office/2019/extlst" xmlns:r="http://schemas.openxmlformats.org/officeDocument/2006/relationships" xmlns:wp14="http://schemas.microsoft.com/office/word/2010/wordprocessingDrawing" xmlns:wp="http://schemas.openxmlformats.org/drawingml/2006/wordprocessingDrawing" xmlns:wpg="http://schemas.microsoft.com/office/word/2010/wordprocessingGroup" xmlns:wpi="http://schemas.microsoft.com/office/word/2010/wordprocessingInk" xmlns:wps="http://schemas.microsoft.com/office/word/2010/wordprocessingShape" xmlns:o="urn:schemas-microsoft-com:office:office" xmlns:v="urn:schemas-microsoft-com:vml" xmlns:w10="urn:schemas-microsoft-com:office:word" xmlns:w="http://schemas.openxmlformats.org/wordprocessingml/2006/main" xmlns:w14="http://schemas.microsoft.com/office/word/2010/wordml" xmlns:w15="http://schemas.microsoft.com/office/word/2012/wordml" xmlns:w16cex="http://schemas.microsoft.com/office/word/2018/wordml/cex" xmlns:w16cid="http://schemas.microsoft.com/office/word/2016/wordml/cid" xmlns:w16="http://schemas.microsoft.com/office/word/2018/wordml" xmlns:w16sdtdh="http://schemas.microsoft.com/office/word/2020/wordml/sdtdatahash" xmlns:w16sdtfl="http://schemas.microsoft.com/office/word/2024/wordml/sdtformatlock" xmlns:w16se="http://schemas.microsoft.com/office/word/2015/wordml/symex" xmlns:w16du="http://schemas.microsoft.com/office/word/2023/wordml/word16du" xmlns:wne="http://schemas.microsoft.com/office/word/2006/wordml" mc:Ignorable="w14 w15 w16se w16cid w16 w16cex w16sdtdh w16sdtfl w16du wp14">
   <w:p>
     <w:pPr>
       <w:pStyle w:val="af"/>
@@ -27425,7 +27458,7 @@
 </file>
 
 <file path=word/footer2.xml><?xml version="1.0" encoding="utf-8"?>
-<w:ftr xmlns:wpc="http://schemas.microsoft.com/office/word/2010/wordprocessingCanvas" xmlns:cx="http://schemas.microsoft.com/office/drawing/2014/chartex" xmlns:cx1="http://schemas.microsoft.com/office/drawing/2015/9/8/chartex" xmlns:cx2="http://schemas.microsoft.com/office/drawing/2015/10/21/chartex" xmlns:cx3="http://schemas.microsoft.com/office/drawing/2016/5/9/chartex" xmlns:cx4="http://schemas.microsoft.com/office/drawing/2016/5/10/chartex" xmlns:cx5="http://schemas.microsoft.com/office/drawing/2016/5/11/chartex" xmlns:cx6="http://schemas.microsoft.com/office/drawing/2016/5/12/chartex" xmlns:cx7="http://schemas.microsoft.com/office/drawing/2016/5/13/chartex" xmlns:cx8="http://schemas.microsoft.com/office/drawing/2016/5/14/chartex" xmlns:mc="http://schemas.openxmlformats.org/markup-compatibility/2006" xmlns:aink="http://schemas.microsoft.com/office/drawing/2016/ink" xmlns:am3d="http://schemas.microsoft.com/office/drawing/2017/model3d" xmlns:o="urn:schemas-microsoft-com:office:office" xmlns:oel="http://schemas.microsoft.com/office/2019/extlst" xmlns:r="http://schemas.openxmlformats.org/officeDocument/2006/relationships" xmlns:m="http://schemas.openxmlformats.org/officeDocument/2006/math" xmlns:v="urn:schemas-microsoft-com:vml" xmlns:wp14="http://schemas.microsoft.com/office/word/2010/wordprocessingDrawing" xmlns:wp="http://schemas.openxmlformats.org/drawingml/2006/wordprocessingDrawing" xmlns:w10="urn:schemas-microsoft-com:office:word" xmlns:w="http://schemas.openxmlformats.org/wordprocessingml/2006/main" xmlns:w14="http://schemas.microsoft.com/office/word/2010/wordml" xmlns:w15="http://schemas.microsoft.com/office/word/2012/wordml" xmlns:w16cex="http://schemas.microsoft.com/office/word/2018/wordml/cex" xmlns:w16cid="http://schemas.microsoft.com/office/word/2016/wordml/cid" xmlns:w16="http://schemas.microsoft.com/office/word/2018/wordml" xmlns:w16du="http://schemas.microsoft.com/office/word/2023/wordml/word16du" xmlns:w16sdtdh="http://schemas.microsoft.com/office/word/2020/wordml/sdtdatahash" xmlns:w16sdtfl="http://schemas.microsoft.com/office/word/2024/wordml/sdtformatlock" xmlns:w16se="http://schemas.microsoft.com/office/word/2015/wordml/symex" xmlns:wpg="http://schemas.microsoft.com/office/word/2010/wordprocessingGroup" xmlns:wpi="http://schemas.microsoft.com/office/word/2010/wordprocessingInk" xmlns:wne="http://schemas.microsoft.com/office/word/2006/wordml" xmlns:wps="http://schemas.microsoft.com/office/word/2010/wordprocessingShape" mc:Ignorable="w14 w15 w16se w16cid w16 w16cex w16sdtdh w16sdtfl w16du wp14">
+<w:ftr xmlns:wpc="http://schemas.microsoft.com/office/word/2010/wordprocessingCanvas" xmlns:cx="http://schemas.microsoft.com/office/drawing/2014/chartex" xmlns:cx1="http://schemas.microsoft.com/office/drawing/2015/9/8/chartex" xmlns:cx2="http://schemas.microsoft.com/office/drawing/2015/10/21/chartex" xmlns:cx3="http://schemas.microsoft.com/office/drawing/2016/5/9/chartex" xmlns:cx4="http://schemas.microsoft.com/office/drawing/2016/5/10/chartex" xmlns:cx5="http://schemas.microsoft.com/office/drawing/2016/5/11/chartex" xmlns:cx6="http://schemas.microsoft.com/office/drawing/2016/5/12/chartex" xmlns:cx7="http://schemas.microsoft.com/office/drawing/2016/5/13/chartex" xmlns:cx8="http://schemas.microsoft.com/office/drawing/2016/5/14/chartex" xmlns:mc="http://schemas.openxmlformats.org/markup-compatibility/2006" xmlns:m="http://schemas.openxmlformats.org/officeDocument/2006/math" xmlns:aink="http://schemas.microsoft.com/office/drawing/2016/ink" xmlns:am3d="http://schemas.microsoft.com/office/drawing/2017/model3d" xmlns:oel="http://schemas.microsoft.com/office/2019/extlst" xmlns:r="http://schemas.openxmlformats.org/officeDocument/2006/relationships" xmlns:wp14="http://schemas.microsoft.com/office/word/2010/wordprocessingDrawing" xmlns:wp="http://schemas.openxmlformats.org/drawingml/2006/wordprocessingDrawing" xmlns:wpg="http://schemas.microsoft.com/office/word/2010/wordprocessingGroup" xmlns:wpi="http://schemas.microsoft.com/office/word/2010/wordprocessingInk" xmlns:wps="http://schemas.microsoft.com/office/word/2010/wordprocessingShape" xmlns:o="urn:schemas-microsoft-com:office:office" xmlns:v="urn:schemas-microsoft-com:vml" xmlns:w10="urn:schemas-microsoft-com:office:word" xmlns:w="http://schemas.openxmlformats.org/wordprocessingml/2006/main" xmlns:w14="http://schemas.microsoft.com/office/word/2010/wordml" xmlns:w15="http://schemas.microsoft.com/office/word/2012/wordml" xmlns:w16cex="http://schemas.microsoft.com/office/word/2018/wordml/cex" xmlns:w16cid="http://schemas.microsoft.com/office/word/2016/wordml/cid" xmlns:w16="http://schemas.microsoft.com/office/word/2018/wordml" xmlns:w16sdtdh="http://schemas.microsoft.com/office/word/2020/wordml/sdtdatahash" xmlns:w16sdtfl="http://schemas.microsoft.com/office/word/2024/wordml/sdtformatlock" xmlns:w16se="http://schemas.microsoft.com/office/word/2015/wordml/symex" xmlns:w16du="http://schemas.microsoft.com/office/word/2023/wordml/word16du" xmlns:wne="http://schemas.microsoft.com/office/word/2006/wordml" mc:Ignorable="w14 w15 w16se w16cid w16 w16cex w16sdtdh w16sdtfl w16du wp14">
   <w:p>
     <w:pPr>
       <w:jc w:val="center"/>
@@ -27500,7 +27533,7 @@
 </file>
 
 <file path=word/footer3.xml><?xml version="1.0" encoding="utf-8"?>
-<w:ftr xmlns:wpc="http://schemas.microsoft.com/office/word/2010/wordprocessingCanvas" xmlns:cx="http://schemas.microsoft.com/office/drawing/2014/chartex" xmlns:cx1="http://schemas.microsoft.com/office/drawing/2015/9/8/chartex" xmlns:cx2="http://schemas.microsoft.com/office/drawing/2015/10/21/chartex" xmlns:cx3="http://schemas.microsoft.com/office/drawing/2016/5/9/chartex" xmlns:cx4="http://schemas.microsoft.com/office/drawing/2016/5/10/chartex" xmlns:cx5="http://schemas.microsoft.com/office/drawing/2016/5/11/chartex" xmlns:cx6="http://schemas.microsoft.com/office/drawing/2016/5/12/chartex" xmlns:cx7="http://schemas.microsoft.com/office/drawing/2016/5/13/chartex" xmlns:cx8="http://schemas.microsoft.com/office/drawing/2016/5/14/chartex" xmlns:mc="http://schemas.openxmlformats.org/markup-compatibility/2006" xmlns:aink="http://schemas.microsoft.com/office/drawing/2016/ink" xmlns:am3d="http://schemas.microsoft.com/office/drawing/2017/model3d" xmlns:o="urn:schemas-microsoft-com:office:office" xmlns:oel="http://schemas.microsoft.com/office/2019/extlst" xmlns:r="http://schemas.openxmlformats.org/officeDocument/2006/relationships" xmlns:m="http://schemas.openxmlformats.org/officeDocument/2006/math" xmlns:v="urn:schemas-microsoft-com:vml" xmlns:wp14="http://schemas.microsoft.com/office/word/2010/wordprocessingDrawing" xmlns:wp="http://schemas.openxmlformats.org/drawingml/2006/wordprocessingDrawing" xmlns:w10="urn:schemas-microsoft-com:office:word" xmlns:w="http://schemas.openxmlformats.org/wordprocessingml/2006/main" xmlns:w14="http://schemas.microsoft.com/office/word/2010/wordml" xmlns:w15="http://schemas.microsoft.com/office/word/2012/wordml" xmlns:w16cex="http://schemas.microsoft.com/office/word/2018/wordml/cex" xmlns:w16cid="http://schemas.microsoft.com/office/word/2016/wordml/cid" xmlns:w16="http://schemas.microsoft.com/office/word/2018/wordml" xmlns:w16du="http://schemas.microsoft.com/office/word/2023/wordml/word16du" xmlns:w16sdtdh="http://schemas.microsoft.com/office/word/2020/wordml/sdtdatahash" xmlns:w16sdtfl="http://schemas.microsoft.com/office/word/2024/wordml/sdtformatlock" xmlns:w16se="http://schemas.microsoft.com/office/word/2015/wordml/symex" xmlns:wpg="http://schemas.microsoft.com/office/word/2010/wordprocessingGroup" xmlns:wpi="http://schemas.microsoft.com/office/word/2010/wordprocessingInk" xmlns:wne="http://schemas.microsoft.com/office/word/2006/wordml" xmlns:wps="http://schemas.microsoft.com/office/word/2010/wordprocessingShape" mc:Ignorable="w14 w15 w16se w16cid w16 w16cex w16sdtdh w16sdtfl w16du wp14">
+<w:ftr xmlns:wpc="http://schemas.microsoft.com/office/word/2010/wordprocessingCanvas" xmlns:cx="http://schemas.microsoft.com/office/drawing/2014/chartex" xmlns:cx1="http://schemas.microsoft.com/office/drawing/2015/9/8/chartex" xmlns:cx2="http://schemas.microsoft.com/office/drawing/2015/10/21/chartex" xmlns:cx3="http://schemas.microsoft.com/office/drawing/2016/5/9/chartex" xmlns:cx4="http://schemas.microsoft.com/office/drawing/2016/5/10/chartex" xmlns:cx5="http://schemas.microsoft.com/office/drawing/2016/5/11/chartex" xmlns:cx6="http://schemas.microsoft.com/office/drawing/2016/5/12/chartex" xmlns:cx7="http://schemas.microsoft.com/office/drawing/2016/5/13/chartex" xmlns:cx8="http://schemas.microsoft.com/office/drawing/2016/5/14/chartex" xmlns:mc="http://schemas.openxmlformats.org/markup-compatibility/2006" xmlns:m="http://schemas.openxmlformats.org/officeDocument/2006/math" xmlns:aink="http://schemas.microsoft.com/office/drawing/2016/ink" xmlns:am3d="http://schemas.microsoft.com/office/drawing/2017/model3d" xmlns:oel="http://schemas.microsoft.com/office/2019/extlst" xmlns:r="http://schemas.openxmlformats.org/officeDocument/2006/relationships" xmlns:wp14="http://schemas.microsoft.com/office/word/2010/wordprocessingDrawing" xmlns:wp="http://schemas.openxmlformats.org/drawingml/2006/wordprocessingDrawing" xmlns:wpg="http://schemas.microsoft.com/office/word/2010/wordprocessingGroup" xmlns:wpi="http://schemas.microsoft.com/office/word/2010/wordprocessingInk" xmlns:wps="http://schemas.microsoft.com/office/word/2010/wordprocessingShape" xmlns:o="urn:schemas-microsoft-com:office:office" xmlns:v="urn:schemas-microsoft-com:vml" xmlns:w10="urn:schemas-microsoft-com:office:word" xmlns:w="http://schemas.openxmlformats.org/wordprocessingml/2006/main" xmlns:w14="http://schemas.microsoft.com/office/word/2010/wordml" xmlns:w15="http://schemas.microsoft.com/office/word/2012/wordml" xmlns:w16cex="http://schemas.microsoft.com/office/word/2018/wordml/cex" xmlns:w16cid="http://schemas.microsoft.com/office/word/2016/wordml/cid" xmlns:w16="http://schemas.microsoft.com/office/word/2018/wordml" xmlns:w16sdtdh="http://schemas.microsoft.com/office/word/2020/wordml/sdtdatahash" xmlns:w16sdtfl="http://schemas.microsoft.com/office/word/2024/wordml/sdtformatlock" xmlns:w16se="http://schemas.microsoft.com/office/word/2015/wordml/symex" xmlns:w16du="http://schemas.microsoft.com/office/word/2023/wordml/word16du" xmlns:wne="http://schemas.microsoft.com/office/word/2006/wordml" mc:Ignorable="w14 w15 w16se w16cid w16 w16cex w16sdtdh w16sdtfl w16du wp14">
   <w:p>
     <w:pPr>
       <w:jc w:val="center"/>
@@ -27575,7 +27608,7 @@
 </file>
 
 <file path=word/footer4.xml><?xml version="1.0" encoding="utf-8"?>
-<w:ftr xmlns:wpc="http://schemas.microsoft.com/office/word/2010/wordprocessingCanvas" xmlns:cx="http://schemas.microsoft.com/office/drawing/2014/chartex" xmlns:cx1="http://schemas.microsoft.com/office/drawing/2015/9/8/chartex" xmlns:cx2="http://schemas.microsoft.com/office/drawing/2015/10/21/chartex" xmlns:cx3="http://schemas.microsoft.com/office/drawing/2016/5/9/chartex" xmlns:cx4="http://schemas.microsoft.com/office/drawing/2016/5/10/chartex" xmlns:cx5="http://schemas.microsoft.com/office/drawing/2016/5/11/chartex" xmlns:cx6="http://schemas.microsoft.com/office/drawing/2016/5/12/chartex" xmlns:cx7="http://schemas.microsoft.com/office/drawing/2016/5/13/chartex" xmlns:cx8="http://schemas.microsoft.com/office/drawing/2016/5/14/chartex" xmlns:mc="http://schemas.openxmlformats.org/markup-compatibility/2006" xmlns:aink="http://schemas.microsoft.com/office/drawing/2016/ink" xmlns:am3d="http://schemas.microsoft.com/office/drawing/2017/model3d" xmlns:o="urn:schemas-microsoft-com:office:office" xmlns:oel="http://schemas.microsoft.com/office/2019/extlst" xmlns:r="http://schemas.openxmlformats.org/officeDocument/2006/relationships" xmlns:m="http://schemas.openxmlformats.org/officeDocument/2006/math" xmlns:v="urn:schemas-microsoft-com:vml" xmlns:wp14="http://schemas.microsoft.com/office/word/2010/wordprocessingDrawing" xmlns:wp="http://schemas.openxmlformats.org/drawingml/2006/wordprocessingDrawing" xmlns:w10="urn:schemas-microsoft-com:office:word" xmlns:w="http://schemas.openxmlformats.org/wordprocessingml/2006/main" xmlns:w14="http://schemas.microsoft.com/office/word/2010/wordml" xmlns:w15="http://schemas.microsoft.com/office/word/2012/wordml" xmlns:w16cex="http://schemas.microsoft.com/office/word/2018/wordml/cex" xmlns:w16cid="http://schemas.microsoft.com/office/word/2016/wordml/cid" xmlns:w16="http://schemas.microsoft.com/office/word/2018/wordml" xmlns:w16du="http://schemas.microsoft.com/office/word/2023/wordml/word16du" xmlns:w16sdtdh="http://schemas.microsoft.com/office/word/2020/wordml/sdtdatahash" xmlns:w16sdtfl="http://schemas.microsoft.com/office/word/2024/wordml/sdtformatlock" xmlns:w16se="http://schemas.microsoft.com/office/word/2015/wordml/symex" xmlns:wpg="http://schemas.microsoft.com/office/word/2010/wordprocessingGroup" xmlns:wpi="http://schemas.microsoft.com/office/word/2010/wordprocessingInk" xmlns:wne="http://schemas.microsoft.com/office/word/2006/wordml" xmlns:wps="http://schemas.microsoft.com/office/word/2010/wordprocessingShape" mc:Ignorable="w14 w15 w16se w16cid w16 w16cex w16sdtdh w16sdtfl w16du wp14">
+<w:ftr xmlns:wpc="http://schemas.microsoft.com/office/word/2010/wordprocessingCanvas" xmlns:cx="http://schemas.microsoft.com/office/drawing/2014/chartex" xmlns:cx1="http://schemas.microsoft.com/office/drawing/2015/9/8/chartex" xmlns:cx2="http://schemas.microsoft.com/office/drawing/2015/10/21/chartex" xmlns:cx3="http://schemas.microsoft.com/office/drawing/2016/5/9/chartex" xmlns:cx4="http://schemas.microsoft.com/office/drawing/2016/5/10/chartex" xmlns:cx5="http://schemas.microsoft.com/office/drawing/2016/5/11/chartex" xmlns:cx6="http://schemas.microsoft.com/office/drawing/2016/5/12/chartex" xmlns:cx7="http://schemas.microsoft.com/office/drawing/2016/5/13/chartex" xmlns:cx8="http://schemas.microsoft.com/office/drawing/2016/5/14/chartex" xmlns:mc="http://schemas.openxmlformats.org/markup-compatibility/2006" xmlns:m="http://schemas.openxmlformats.org/officeDocument/2006/math" xmlns:aink="http://schemas.microsoft.com/office/drawing/2016/ink" xmlns:am3d="http://schemas.microsoft.com/office/drawing/2017/model3d" xmlns:oel="http://schemas.microsoft.com/office/2019/extlst" xmlns:r="http://schemas.openxmlformats.org/officeDocument/2006/relationships" xmlns:wp14="http://schemas.microsoft.com/office/word/2010/wordprocessingDrawing" xmlns:wp="http://schemas.openxmlformats.org/drawingml/2006/wordprocessingDrawing" xmlns:wpg="http://schemas.microsoft.com/office/word/2010/wordprocessingGroup" xmlns:wpi="http://schemas.microsoft.com/office/word/2010/wordprocessingInk" xmlns:wps="http://schemas.microsoft.com/office/word/2010/wordprocessingShape" xmlns:o="urn:schemas-microsoft-com:office:office" xmlns:v="urn:schemas-microsoft-com:vml" xmlns:w10="urn:schemas-microsoft-com:office:word" xmlns:w="http://schemas.openxmlformats.org/wordprocessingml/2006/main" xmlns:w14="http://schemas.microsoft.com/office/word/2010/wordml" xmlns:w15="http://schemas.microsoft.com/office/word/2012/wordml" xmlns:w16cex="http://schemas.microsoft.com/office/word/2018/wordml/cex" xmlns:w16cid="http://schemas.microsoft.com/office/word/2016/wordml/cid" xmlns:w16="http://schemas.microsoft.com/office/word/2018/wordml" xmlns:w16sdtdh="http://schemas.microsoft.com/office/word/2020/wordml/sdtdatahash" xmlns:w16sdtfl="http://schemas.microsoft.com/office/word/2024/wordml/sdtformatlock" xmlns:w16se="http://schemas.microsoft.com/office/word/2015/wordml/symex" xmlns:w16du="http://schemas.microsoft.com/office/word/2023/wordml/word16du" xmlns:wne="http://schemas.microsoft.com/office/word/2006/wordml" mc:Ignorable="w14 w15 w16se w16cid w16 w16cex w16sdtdh w16sdtfl w16du wp14">
   <w:p>
     <w:pPr>
       <w:jc w:val="center"/>
@@ -27650,13 +27683,13 @@
 </file>
 
 <file path=word/footer5.xml><?xml version="1.0" encoding="utf-8"?>
-<w:ftr xmlns:wpc="http://schemas.microsoft.com/office/word/2010/wordprocessingCanvas" xmlns:cx="http://schemas.microsoft.com/office/drawing/2014/chartex" xmlns:cx1="http://schemas.microsoft.com/office/drawing/2015/9/8/chartex" xmlns:cx2="http://schemas.microsoft.com/office/drawing/2015/10/21/chartex" xmlns:cx3="http://schemas.microsoft.com/office/drawing/2016/5/9/chartex" xmlns:cx4="http://schemas.microsoft.com/office/drawing/2016/5/10/chartex" xmlns:cx5="http://schemas.microsoft.com/office/drawing/2016/5/11/chartex" xmlns:cx6="http://schemas.microsoft.com/office/drawing/2016/5/12/chartex" xmlns:cx7="http://schemas.microsoft.com/office/drawing/2016/5/13/chartex" xmlns:cx8="http://schemas.microsoft.com/office/drawing/2016/5/14/chartex" xmlns:mc="http://schemas.openxmlformats.org/markup-compatibility/2006" xmlns:aink="http://schemas.microsoft.com/office/drawing/2016/ink" xmlns:am3d="http://schemas.microsoft.com/office/drawing/2017/model3d" xmlns:o="urn:schemas-microsoft-com:office:office" xmlns:oel="http://schemas.microsoft.com/office/2019/extlst" xmlns:r="http://schemas.openxmlformats.org/officeDocument/2006/relationships" xmlns:m="http://schemas.openxmlformats.org/officeDocument/2006/math" xmlns:v="urn:schemas-microsoft-com:vml" xmlns:wp14="http://schemas.microsoft.com/office/word/2010/wordprocessingDrawing" xmlns:wp="http://schemas.openxmlformats.org/drawingml/2006/wordprocessingDrawing" xmlns:w10="urn:schemas-microsoft-com:office:word" xmlns:w="http://schemas.openxmlformats.org/wordprocessingml/2006/main" xmlns:w14="http://schemas.microsoft.com/office/word/2010/wordml" xmlns:w15="http://schemas.microsoft.com/office/word/2012/wordml" xmlns:w16cex="http://schemas.microsoft.com/office/word/2018/wordml/cex" xmlns:w16cid="http://schemas.microsoft.com/office/word/2016/wordml/cid" xmlns:w16="http://schemas.microsoft.com/office/word/2018/wordml" xmlns:w16du="http://schemas.microsoft.com/office/word/2023/wordml/word16du" xmlns:w16sdtdh="http://schemas.microsoft.com/office/word/2020/wordml/sdtdatahash" xmlns:w16sdtfl="http://schemas.microsoft.com/office/word/2024/wordml/sdtformatlock" xmlns:w16se="http://schemas.microsoft.com/office/word/2015/wordml/symex" xmlns:wpg="http://schemas.microsoft.com/office/word/2010/wordprocessingGroup" xmlns:wpi="http://schemas.microsoft.com/office/word/2010/wordprocessingInk" xmlns:wne="http://schemas.microsoft.com/office/word/2006/wordml" xmlns:wps="http://schemas.microsoft.com/office/word/2010/wordprocessingShape" mc:Ignorable="w14 w15 w16se w16cid w16 w16cex w16sdtdh w16sdtfl w16du wp14">
+<w:ftr xmlns:wpc="http://schemas.microsoft.com/office/word/2010/wordprocessingCanvas" xmlns:cx="http://schemas.microsoft.com/office/drawing/2014/chartex" xmlns:cx1="http://schemas.microsoft.com/office/drawing/2015/9/8/chartex" xmlns:cx2="http://schemas.microsoft.com/office/drawing/2015/10/21/chartex" xmlns:cx3="http://schemas.microsoft.com/office/drawing/2016/5/9/chartex" xmlns:cx4="http://schemas.microsoft.com/office/drawing/2016/5/10/chartex" xmlns:cx5="http://schemas.microsoft.com/office/drawing/2016/5/11/chartex" xmlns:cx6="http://schemas.microsoft.com/office/drawing/2016/5/12/chartex" xmlns:cx7="http://schemas.microsoft.com/office/drawing/2016/5/13/chartex" xmlns:cx8="http://schemas.microsoft.com/office/drawing/2016/5/14/chartex" xmlns:mc="http://schemas.openxmlformats.org/markup-compatibility/2006" xmlns:m="http://schemas.openxmlformats.org/officeDocument/2006/math" xmlns:aink="http://schemas.microsoft.com/office/drawing/2016/ink" xmlns:am3d="http://schemas.microsoft.com/office/drawing/2017/model3d" xmlns:oel="http://schemas.microsoft.com/office/2019/extlst" xmlns:r="http://schemas.openxmlformats.org/officeDocument/2006/relationships" xmlns:wp14="http://schemas.microsoft.com/office/word/2010/wordprocessingDrawing" xmlns:wp="http://schemas.openxmlformats.org/drawingml/2006/wordprocessingDrawing" xmlns:wpg="http://schemas.microsoft.com/office/word/2010/wordprocessingGroup" xmlns:wpi="http://schemas.microsoft.com/office/word/2010/wordprocessingInk" xmlns:wps="http://schemas.microsoft.com/office/word/2010/wordprocessingShape" xmlns:o="urn:schemas-microsoft-com:office:office" xmlns:v="urn:schemas-microsoft-com:vml" xmlns:w10="urn:schemas-microsoft-com:office:word" xmlns:w="http://schemas.openxmlformats.org/wordprocessingml/2006/main" xmlns:w14="http://schemas.microsoft.com/office/word/2010/wordml" xmlns:w15="http://schemas.microsoft.com/office/word/2012/wordml" xmlns:w16cex="http://schemas.microsoft.com/office/word/2018/wordml/cex" xmlns:w16cid="http://schemas.microsoft.com/office/word/2016/wordml/cid" xmlns:w16="http://schemas.microsoft.com/office/word/2018/wordml" xmlns:w16sdtdh="http://schemas.microsoft.com/office/word/2020/wordml/sdtdatahash" xmlns:w16sdtfl="http://schemas.microsoft.com/office/word/2024/wordml/sdtformatlock" xmlns:w16se="http://schemas.microsoft.com/office/word/2015/wordml/symex" xmlns:w16du="http://schemas.microsoft.com/office/word/2023/wordml/word16du" xmlns:wne="http://schemas.microsoft.com/office/word/2006/wordml" mc:Ignorable="w14 w15 w16se w16cid w16 w16cex w16sdtdh w16sdtfl w16du wp14">
   <w:p/>
 </w:ftr>
 </file>
 
 <file path=word/footer6.xml><?xml version="1.0" encoding="utf-8"?>
-<w:ftr xmlns:wpc="http://schemas.microsoft.com/office/word/2010/wordprocessingCanvas" xmlns:cx="http://schemas.microsoft.com/office/drawing/2014/chartex" xmlns:cx1="http://schemas.microsoft.com/office/drawing/2015/9/8/chartex" xmlns:cx2="http://schemas.microsoft.com/office/drawing/2015/10/21/chartex" xmlns:cx3="http://schemas.microsoft.com/office/drawing/2016/5/9/chartex" xmlns:cx4="http://schemas.microsoft.com/office/drawing/2016/5/10/chartex" xmlns:cx5="http://schemas.microsoft.com/office/drawing/2016/5/11/chartex" xmlns:cx6="http://schemas.microsoft.com/office/drawing/2016/5/12/chartex" xmlns:cx7="http://schemas.microsoft.com/office/drawing/2016/5/13/chartex" xmlns:cx8="http://schemas.microsoft.com/office/drawing/2016/5/14/chartex" xmlns:mc="http://schemas.openxmlformats.org/markup-compatibility/2006" xmlns:aink="http://schemas.microsoft.com/office/drawing/2016/ink" xmlns:am3d="http://schemas.microsoft.com/office/drawing/2017/model3d" xmlns:o="urn:schemas-microsoft-com:office:office" xmlns:oel="http://schemas.microsoft.com/office/2019/extlst" xmlns:r="http://schemas.openxmlformats.org/officeDocument/2006/relationships" xmlns:m="http://schemas.openxmlformats.org/officeDocument/2006/math" xmlns:v="urn:schemas-microsoft-com:vml" xmlns:wp14="http://schemas.microsoft.com/office/word/2010/wordprocessingDrawing" xmlns:wp="http://schemas.openxmlformats.org/drawingml/2006/wordprocessingDrawing" xmlns:w10="urn:schemas-microsoft-com:office:word" xmlns:w="http://schemas.openxmlformats.org/wordprocessingml/2006/main" xmlns:w14="http://schemas.microsoft.com/office/word/2010/wordml" xmlns:w15="http://schemas.microsoft.com/office/word/2012/wordml" xmlns:w16cex="http://schemas.microsoft.com/office/word/2018/wordml/cex" xmlns:w16cid="http://schemas.microsoft.com/office/word/2016/wordml/cid" xmlns:w16="http://schemas.microsoft.com/office/word/2018/wordml" xmlns:w16du="http://schemas.microsoft.com/office/word/2023/wordml/word16du" xmlns:w16sdtdh="http://schemas.microsoft.com/office/word/2020/wordml/sdtdatahash" xmlns:w16sdtfl="http://schemas.microsoft.com/office/word/2024/wordml/sdtformatlock" xmlns:w16se="http://schemas.microsoft.com/office/word/2015/wordml/symex" xmlns:wpg="http://schemas.microsoft.com/office/word/2010/wordprocessingGroup" xmlns:wpi="http://schemas.microsoft.com/office/word/2010/wordprocessingInk" xmlns:wne="http://schemas.microsoft.com/office/word/2006/wordml" xmlns:wps="http://schemas.microsoft.com/office/word/2010/wordprocessingShape" mc:Ignorable="w14 w15 w16se w16cid w16 w16cex w16sdtdh w16sdtfl w16du wp14">
+<w:ftr xmlns:wpc="http://schemas.microsoft.com/office/word/2010/wordprocessingCanvas" xmlns:cx="http://schemas.microsoft.com/office/drawing/2014/chartex" xmlns:cx1="http://schemas.microsoft.com/office/drawing/2015/9/8/chartex" xmlns:cx2="http://schemas.microsoft.com/office/drawing/2015/10/21/chartex" xmlns:cx3="http://schemas.microsoft.com/office/drawing/2016/5/9/chartex" xmlns:cx4="http://schemas.microsoft.com/office/drawing/2016/5/10/chartex" xmlns:cx5="http://schemas.microsoft.com/office/drawing/2016/5/11/chartex" xmlns:cx6="http://schemas.microsoft.com/office/drawing/2016/5/12/chartex" xmlns:cx7="http://schemas.microsoft.com/office/drawing/2016/5/13/chartex" xmlns:cx8="http://schemas.microsoft.com/office/drawing/2016/5/14/chartex" xmlns:mc="http://schemas.openxmlformats.org/markup-compatibility/2006" xmlns:m="http://schemas.openxmlformats.org/officeDocument/2006/math" xmlns:aink="http://schemas.microsoft.com/office/drawing/2016/ink" xmlns:am3d="http://schemas.microsoft.com/office/drawing/2017/model3d" xmlns:oel="http://schemas.microsoft.com/office/2019/extlst" xmlns:r="http://schemas.openxmlformats.org/officeDocument/2006/relationships" xmlns:wp14="http://schemas.microsoft.com/office/word/2010/wordprocessingDrawing" xmlns:wp="http://schemas.openxmlformats.org/drawingml/2006/wordprocessingDrawing" xmlns:wpg="http://schemas.microsoft.com/office/word/2010/wordprocessingGroup" xmlns:wpi="http://schemas.microsoft.com/office/word/2010/wordprocessingInk" xmlns:wps="http://schemas.microsoft.com/office/word/2010/wordprocessingShape" xmlns:o="urn:schemas-microsoft-com:office:office" xmlns:v="urn:schemas-microsoft-com:vml" xmlns:w10="urn:schemas-microsoft-com:office:word" xmlns:w="http://schemas.openxmlformats.org/wordprocessingml/2006/main" xmlns:w14="http://schemas.microsoft.com/office/word/2010/wordml" xmlns:w15="http://schemas.microsoft.com/office/word/2012/wordml" xmlns:w16cex="http://schemas.microsoft.com/office/word/2018/wordml/cex" xmlns:w16cid="http://schemas.microsoft.com/office/word/2016/wordml/cid" xmlns:w16="http://schemas.microsoft.com/office/word/2018/wordml" xmlns:w16sdtdh="http://schemas.microsoft.com/office/word/2020/wordml/sdtdatahash" xmlns:w16sdtfl="http://schemas.microsoft.com/office/word/2024/wordml/sdtformatlock" xmlns:w16se="http://schemas.microsoft.com/office/word/2015/wordml/symex" xmlns:w16du="http://schemas.microsoft.com/office/word/2023/wordml/word16du" xmlns:wne="http://schemas.microsoft.com/office/word/2006/wordml" mc:Ignorable="w14 w15 w16se w16cid w16 w16cex w16sdtdh w16sdtfl w16du wp14">
   <w:p>
     <w:pPr>
       <w:jc w:val="center"/>
@@ -27731,13 +27764,13 @@
 </file>
 
 <file path=word/footer7.xml><?xml version="1.0" encoding="utf-8"?>
-<w:ftr xmlns:wpc="http://schemas.microsoft.com/office/word/2010/wordprocessingCanvas" xmlns:cx="http://schemas.microsoft.com/office/drawing/2014/chartex" xmlns:cx1="http://schemas.microsoft.com/office/drawing/2015/9/8/chartex" xmlns:cx2="http://schemas.microsoft.com/office/drawing/2015/10/21/chartex" xmlns:cx3="http://schemas.microsoft.com/office/drawing/2016/5/9/chartex" xmlns:cx4="http://schemas.microsoft.com/office/drawing/2016/5/10/chartex" xmlns:cx5="http://schemas.microsoft.com/office/drawing/2016/5/11/chartex" xmlns:cx6="http://schemas.microsoft.com/office/drawing/2016/5/12/chartex" xmlns:cx7="http://schemas.microsoft.com/office/drawing/2016/5/13/chartex" xmlns:cx8="http://schemas.microsoft.com/office/drawing/2016/5/14/chartex" xmlns:mc="http://schemas.openxmlformats.org/markup-compatibility/2006" xmlns:aink="http://schemas.microsoft.com/office/drawing/2016/ink" xmlns:am3d="http://schemas.microsoft.com/office/drawing/2017/model3d" xmlns:o="urn:schemas-microsoft-com:office:office" xmlns:oel="http://schemas.microsoft.com/office/2019/extlst" xmlns:r="http://schemas.openxmlformats.org/officeDocument/2006/relationships" xmlns:m="http://schemas.openxmlformats.org/officeDocument/2006/math" xmlns:v="urn:schemas-microsoft-com:vml" xmlns:wp14="http://schemas.microsoft.com/office/word/2010/wordprocessingDrawing" xmlns:wp="http://schemas.openxmlformats.org/drawingml/2006/wordprocessingDrawing" xmlns:w10="urn:schemas-microsoft-com:office:word" xmlns:w="http://schemas.openxmlformats.org/wordprocessingml/2006/main" xmlns:w14="http://schemas.microsoft.com/office/word/2010/wordml" xmlns:w15="http://schemas.microsoft.com/office/word/2012/wordml" xmlns:w16cex="http://schemas.microsoft.com/office/word/2018/wordml/cex" xmlns:w16cid="http://schemas.microsoft.com/office/word/2016/wordml/cid" xmlns:w16="http://schemas.microsoft.com/office/word/2018/wordml" xmlns:w16du="http://schemas.microsoft.com/office/word/2023/wordml/word16du" xmlns:w16sdtdh="http://schemas.microsoft.com/office/word/2020/wordml/sdtdatahash" xmlns:w16sdtfl="http://schemas.microsoft.com/office/word/2024/wordml/sdtformatlock" xmlns:w16se="http://schemas.microsoft.com/office/word/2015/wordml/symex" xmlns:wpg="http://schemas.microsoft.com/office/word/2010/wordprocessingGroup" xmlns:wpi="http://schemas.microsoft.com/office/word/2010/wordprocessingInk" xmlns:wne="http://schemas.microsoft.com/office/word/2006/wordml" xmlns:wps="http://schemas.microsoft.com/office/word/2010/wordprocessingShape" mc:Ignorable="w14 w15 w16se w16cid w16 w16cex w16sdtdh w16sdtfl w16du wp14">
+<w:ftr xmlns:wpc="http://schemas.microsoft.com/office/word/2010/wordprocessingCanvas" xmlns:cx="http://schemas.microsoft.com/office/drawing/2014/chartex" xmlns:cx1="http://schemas.microsoft.com/office/drawing/2015/9/8/chartex" xmlns:cx2="http://schemas.microsoft.com/office/drawing/2015/10/21/chartex" xmlns:cx3="http://schemas.microsoft.com/office/drawing/2016/5/9/chartex" xmlns:cx4="http://schemas.microsoft.com/office/drawing/2016/5/10/chartex" xmlns:cx5="http://schemas.microsoft.com/office/drawing/2016/5/11/chartex" xmlns:cx6="http://schemas.microsoft.com/office/drawing/2016/5/12/chartex" xmlns:cx7="http://schemas.microsoft.com/office/drawing/2016/5/13/chartex" xmlns:cx8="http://schemas.microsoft.com/office/drawing/2016/5/14/chartex" xmlns:mc="http://schemas.openxmlformats.org/markup-compatibility/2006" xmlns:m="http://schemas.openxmlformats.org/officeDocument/2006/math" xmlns:aink="http://schemas.microsoft.com/office/drawing/2016/ink" xmlns:am3d="http://schemas.microsoft.com/office/drawing/2017/model3d" xmlns:oel="http://schemas.microsoft.com/office/2019/extlst" xmlns:r="http://schemas.openxmlformats.org/officeDocument/2006/relationships" xmlns:wp14="http://schemas.microsoft.com/office/word/2010/wordprocessingDrawing" xmlns:wp="http://schemas.openxmlformats.org/drawingml/2006/wordprocessingDrawing" xmlns:wpg="http://schemas.microsoft.com/office/word/2010/wordprocessingGroup" xmlns:wpi="http://schemas.microsoft.com/office/word/2010/wordprocessingInk" xmlns:wps="http://schemas.microsoft.com/office/word/2010/wordprocessingShape" xmlns:o="urn:schemas-microsoft-com:office:office" xmlns:v="urn:schemas-microsoft-com:vml" xmlns:w10="urn:schemas-microsoft-com:office:word" xmlns:w="http://schemas.openxmlformats.org/wordprocessingml/2006/main" xmlns:w14="http://schemas.microsoft.com/office/word/2010/wordml" xmlns:w15="http://schemas.microsoft.com/office/word/2012/wordml" xmlns:w16cex="http://schemas.microsoft.com/office/word/2018/wordml/cex" xmlns:w16cid="http://schemas.microsoft.com/office/word/2016/wordml/cid" xmlns:w16="http://schemas.microsoft.com/office/word/2018/wordml" xmlns:w16sdtdh="http://schemas.microsoft.com/office/word/2020/wordml/sdtdatahash" xmlns:w16sdtfl="http://schemas.microsoft.com/office/word/2024/wordml/sdtformatlock" xmlns:w16se="http://schemas.microsoft.com/office/word/2015/wordml/symex" xmlns:w16du="http://schemas.microsoft.com/office/word/2023/wordml/word16du" xmlns:wne="http://schemas.microsoft.com/office/word/2006/wordml" mc:Ignorable="w14 w15 w16se w16cid w16 w16cex w16sdtdh w16sdtfl w16du wp14">
   <w:p/>
 </w:ftr>
 </file>
 
 <file path=word/footnotes.xml><?xml version="1.0" encoding="utf-8"?>
-<w:footnotes xmlns:wpc="http://schemas.microsoft.com/office/word/2010/wordprocessingCanvas" xmlns:cx="http://schemas.microsoft.com/office/drawing/2014/chartex" xmlns:cx1="http://schemas.microsoft.com/office/drawing/2015/9/8/chartex" xmlns:cx2="http://schemas.microsoft.com/office/drawing/2015/10/21/chartex" xmlns:cx3="http://schemas.microsoft.com/office/drawing/2016/5/9/chartex" xmlns:cx4="http://schemas.microsoft.com/office/drawing/2016/5/10/chartex" xmlns:cx5="http://schemas.microsoft.com/office/drawing/2016/5/11/chartex" xmlns:cx6="http://schemas.microsoft.com/office/drawing/2016/5/12/chartex" xmlns:cx7="http://schemas.microsoft.com/office/drawing/2016/5/13/chartex" xmlns:cx8="http://schemas.microsoft.com/office/drawing/2016/5/14/chartex" xmlns:mc="http://schemas.openxmlformats.org/markup-compatibility/2006" xmlns:aink="http://schemas.microsoft.com/office/drawing/2016/ink" xmlns:am3d="http://schemas.microsoft.com/office/drawing/2017/model3d" xmlns:o="urn:schemas-microsoft-com:office:office" xmlns:oel="http://schemas.microsoft.com/office/2019/extlst" xmlns:r="http://schemas.openxmlformats.org/officeDocument/2006/relationships" xmlns:m="http://schemas.openxmlformats.org/officeDocument/2006/math" xmlns:v="urn:schemas-microsoft-com:vml" xmlns:wp14="http://schemas.microsoft.com/office/word/2010/wordprocessingDrawing" xmlns:wp="http://schemas.openxmlformats.org/drawingml/2006/wordprocessingDrawing" xmlns:w10="urn:schemas-microsoft-com:office:word" xmlns:w="http://schemas.openxmlformats.org/wordprocessingml/2006/main" xmlns:w14="http://schemas.microsoft.com/office/word/2010/wordml" xmlns:w15="http://schemas.microsoft.com/office/word/2012/wordml" xmlns:w16cex="http://schemas.microsoft.com/office/word/2018/wordml/cex" xmlns:w16cid="http://schemas.microsoft.com/office/word/2016/wordml/cid" xmlns:w16="http://schemas.microsoft.com/office/word/2018/wordml" xmlns:w16du="http://schemas.microsoft.com/office/word/2023/wordml/word16du" xmlns:w16sdtdh="http://schemas.microsoft.com/office/word/2020/wordml/sdtdatahash" xmlns:w16sdtfl="http://schemas.microsoft.com/office/word/2024/wordml/sdtformatlock" xmlns:w16se="http://schemas.microsoft.com/office/word/2015/wordml/symex" xmlns:wpg="http://schemas.microsoft.com/office/word/2010/wordprocessingGroup" xmlns:wpi="http://schemas.microsoft.com/office/word/2010/wordprocessingInk" xmlns:wne="http://schemas.microsoft.com/office/word/2006/wordml" xmlns:wps="http://schemas.microsoft.com/office/word/2010/wordprocessingShape" mc:Ignorable="w14 w15 w16se w16cid w16 w16cex w16sdtdh w16sdtfl w16du wp14">
+<w:footnotes xmlns:wpc="http://schemas.microsoft.com/office/word/2010/wordprocessingCanvas" xmlns:cx="http://schemas.microsoft.com/office/drawing/2014/chartex" xmlns:cx1="http://schemas.microsoft.com/office/drawing/2015/9/8/chartex" xmlns:cx2="http://schemas.microsoft.com/office/drawing/2015/10/21/chartex" xmlns:cx3="http://schemas.microsoft.com/office/drawing/2016/5/9/chartex" xmlns:cx4="http://schemas.microsoft.com/office/drawing/2016/5/10/chartex" xmlns:cx5="http://schemas.microsoft.com/office/drawing/2016/5/11/chartex" xmlns:cx6="http://schemas.microsoft.com/office/drawing/2016/5/12/chartex" xmlns:cx7="http://schemas.microsoft.com/office/drawing/2016/5/13/chartex" xmlns:cx8="http://schemas.microsoft.com/office/drawing/2016/5/14/chartex" xmlns:mc="http://schemas.openxmlformats.org/markup-compatibility/2006" xmlns:m="http://schemas.openxmlformats.org/officeDocument/2006/math" xmlns:aink="http://schemas.microsoft.com/office/drawing/2016/ink" xmlns:am3d="http://schemas.microsoft.com/office/drawing/2017/model3d" xmlns:oel="http://schemas.microsoft.com/office/2019/extlst" xmlns:r="http://schemas.openxmlformats.org/officeDocument/2006/relationships" xmlns:wp14="http://schemas.microsoft.com/office/word/2010/wordprocessingDrawing" xmlns:wp="http://schemas.openxmlformats.org/drawingml/2006/wordprocessingDrawing" xmlns:wpg="http://schemas.microsoft.com/office/word/2010/wordprocessingGroup" xmlns:wpi="http://schemas.microsoft.com/office/word/2010/wordprocessingInk" xmlns:wps="http://schemas.microsoft.com/office/word/2010/wordprocessingShape" xmlns:o="urn:schemas-microsoft-com:office:office" xmlns:v="urn:schemas-microsoft-com:vml" xmlns:w10="urn:schemas-microsoft-com:office:word" xmlns:w="http://schemas.openxmlformats.org/wordprocessingml/2006/main" xmlns:w14="http://schemas.microsoft.com/office/word/2010/wordml" xmlns:w15="http://schemas.microsoft.com/office/word/2012/wordml" xmlns:w16cex="http://schemas.microsoft.com/office/word/2018/wordml/cex" xmlns:w16cid="http://schemas.microsoft.com/office/word/2016/wordml/cid" xmlns:w16="http://schemas.microsoft.com/office/word/2018/wordml" xmlns:w16sdtdh="http://schemas.microsoft.com/office/word/2020/wordml/sdtdatahash" xmlns:w16sdtfl="http://schemas.microsoft.com/office/word/2024/wordml/sdtformatlock" xmlns:w16se="http://schemas.microsoft.com/office/word/2015/wordml/symex" xmlns:w16du="http://schemas.microsoft.com/office/word/2023/wordml/word16du" xmlns:wne="http://schemas.microsoft.com/office/word/2006/wordml" mc:Ignorable="w14 w15 w16se w16cid w16 w16cex w16sdtdh w16sdtfl w16du wp14">
   <w:footnote w:type="separator" w:id="-1">
     <w:p>
       <w:pPr>
@@ -27762,7 +27795,7 @@
 </file>
 
 <file path=word/header1.xml><?xml version="1.0" encoding="utf-8"?>
-<w:hdr xmlns:wpc="http://schemas.microsoft.com/office/word/2010/wordprocessingCanvas" xmlns:cx="http://schemas.microsoft.com/office/drawing/2014/chartex" xmlns:cx1="http://schemas.microsoft.com/office/drawing/2015/9/8/chartex" xmlns:cx2="http://schemas.microsoft.com/office/drawing/2015/10/21/chartex" xmlns:cx3="http://schemas.microsoft.com/office/drawing/2016/5/9/chartex" xmlns:cx4="http://schemas.microsoft.com/office/drawing/2016/5/10/chartex" xmlns:cx5="http://schemas.microsoft.com/office/drawing/2016/5/11/chartex" xmlns:cx6="http://schemas.microsoft.com/office/drawing/2016/5/12/chartex" xmlns:cx7="http://schemas.microsoft.com/office/drawing/2016/5/13/chartex" xmlns:cx8="http://schemas.microsoft.com/office/drawing/2016/5/14/chartex" xmlns:mc="http://schemas.openxmlformats.org/markup-compatibility/2006" xmlns:aink="http://schemas.microsoft.com/office/drawing/2016/ink" xmlns:am3d="http://schemas.microsoft.com/office/drawing/2017/model3d" xmlns:o="urn:schemas-microsoft-com:office:office" xmlns:oel="http://schemas.microsoft.com/office/2019/extlst" xmlns:r="http://schemas.openxmlformats.org/officeDocument/2006/relationships" xmlns:m="http://schemas.openxmlformats.org/officeDocument/2006/math" xmlns:v="urn:schemas-microsoft-com:vml" xmlns:wp14="http://schemas.microsoft.com/office/word/2010/wordprocessingDrawing" xmlns:wp="http://schemas.openxmlformats.org/drawingml/2006/wordprocessingDrawing" xmlns:w10="urn:schemas-microsoft-com:office:word" xmlns:w="http://schemas.openxmlformats.org/wordprocessingml/2006/main" xmlns:w14="http://schemas.microsoft.com/office/word/2010/wordml" xmlns:w15="http://schemas.microsoft.com/office/word/2012/wordml" xmlns:w16cex="http://schemas.microsoft.com/office/word/2018/wordml/cex" xmlns:w16cid="http://schemas.microsoft.com/office/word/2016/wordml/cid" xmlns:w16="http://schemas.microsoft.com/office/word/2018/wordml" xmlns:w16du="http://schemas.microsoft.com/office/word/2023/wordml/word16du" xmlns:w16sdtdh="http://schemas.microsoft.com/office/word/2020/wordml/sdtdatahash" xmlns:w16sdtfl="http://schemas.microsoft.com/office/word/2024/wordml/sdtformatlock" xmlns:w16se="http://schemas.microsoft.com/office/word/2015/wordml/symex" xmlns:wpg="http://schemas.microsoft.com/office/word/2010/wordprocessingGroup" xmlns:wpi="http://schemas.microsoft.com/office/word/2010/wordprocessingInk" xmlns:wne="http://schemas.microsoft.com/office/word/2006/wordml" xmlns:wps="http://schemas.microsoft.com/office/word/2010/wordprocessingShape" mc:Ignorable="w14 w15 w16se w16cid w16 w16cex w16sdtdh w16sdtfl w16du wp14">
+<w:hdr xmlns:wpc="http://schemas.microsoft.com/office/word/2010/wordprocessingCanvas" xmlns:cx="http://schemas.microsoft.com/office/drawing/2014/chartex" xmlns:cx1="http://schemas.microsoft.com/office/drawing/2015/9/8/chartex" xmlns:cx2="http://schemas.microsoft.com/office/drawing/2015/10/21/chartex" xmlns:cx3="http://schemas.microsoft.com/office/drawing/2016/5/9/chartex" xmlns:cx4="http://schemas.microsoft.com/office/drawing/2016/5/10/chartex" xmlns:cx5="http://schemas.microsoft.com/office/drawing/2016/5/11/chartex" xmlns:cx6="http://schemas.microsoft.com/office/drawing/2016/5/12/chartex" xmlns:cx7="http://schemas.microsoft.com/office/drawing/2016/5/13/chartex" xmlns:cx8="http://schemas.microsoft.com/office/drawing/2016/5/14/chartex" xmlns:mc="http://schemas.openxmlformats.org/markup-compatibility/2006" xmlns:m="http://schemas.openxmlformats.org/officeDocument/2006/math" xmlns:aink="http://schemas.microsoft.com/office/drawing/2016/ink" xmlns:am3d="http://schemas.microsoft.com/office/drawing/2017/model3d" xmlns:oel="http://schemas.microsoft.com/office/2019/extlst" xmlns:r="http://schemas.openxmlformats.org/officeDocument/2006/relationships" xmlns:wp14="http://schemas.microsoft.com/office/word/2010/wordprocessingDrawing" xmlns:wp="http://schemas.openxmlformats.org/drawingml/2006/wordprocessingDrawing" xmlns:wpg="http://schemas.microsoft.com/office/word/2010/wordprocessingGroup" xmlns:wpi="http://schemas.microsoft.com/office/word/2010/wordprocessingInk" xmlns:wps="http://schemas.microsoft.com/office/word/2010/wordprocessingShape" xmlns:o="urn:schemas-microsoft-com:office:office" xmlns:v="urn:schemas-microsoft-com:vml" xmlns:w10="urn:schemas-microsoft-com:office:word" xmlns:w="http://schemas.openxmlformats.org/wordprocessingml/2006/main" xmlns:w14="http://schemas.microsoft.com/office/word/2010/wordml" xmlns:w15="http://schemas.microsoft.com/office/word/2012/wordml" xmlns:w16cex="http://schemas.microsoft.com/office/word/2018/wordml/cex" xmlns:w16cid="http://schemas.microsoft.com/office/word/2016/wordml/cid" xmlns:w16="http://schemas.microsoft.com/office/word/2018/wordml" xmlns:w16sdtdh="http://schemas.microsoft.com/office/word/2020/wordml/sdtdatahash" xmlns:w16sdtfl="http://schemas.microsoft.com/office/word/2024/wordml/sdtformatlock" xmlns:w16se="http://schemas.microsoft.com/office/word/2015/wordml/symex" xmlns:w16du="http://schemas.microsoft.com/office/word/2023/wordml/word16du" xmlns:wne="http://schemas.microsoft.com/office/word/2006/wordml" mc:Ignorable="w14 w15 w16se w16cid w16 w16cex w16sdtdh w16sdtfl w16du wp14">
   <w:p>
     <w:pPr>
       <w:pStyle w:val="ad"/>
@@ -27772,7 +27805,7 @@
 </file>
 
 <file path=word/header2.xml><?xml version="1.0" encoding="utf-8"?>
-<w:hdr xmlns:wpc="http://schemas.microsoft.com/office/word/2010/wordprocessingCanvas" xmlns:cx="http://schemas.microsoft.com/office/drawing/2014/chartex" xmlns:cx1="http://schemas.microsoft.com/office/drawing/2015/9/8/chartex" xmlns:cx2="http://schemas.microsoft.com/office/drawing/2015/10/21/chartex" xmlns:cx3="http://schemas.microsoft.com/office/drawing/2016/5/9/chartex" xmlns:cx4="http://schemas.microsoft.com/office/drawing/2016/5/10/chartex" xmlns:cx5="http://schemas.microsoft.com/office/drawing/2016/5/11/chartex" xmlns:cx6="http://schemas.microsoft.com/office/drawing/2016/5/12/chartex" xmlns:cx7="http://schemas.microsoft.com/office/drawing/2016/5/13/chartex" xmlns:cx8="http://schemas.microsoft.com/office/drawing/2016/5/14/chartex" xmlns:mc="http://schemas.openxmlformats.org/markup-compatibility/2006" xmlns:aink="http://schemas.microsoft.com/office/drawing/2016/ink" xmlns:am3d="http://schemas.microsoft.com/office/drawing/2017/model3d" xmlns:o="urn:schemas-microsoft-com:office:office" xmlns:oel="http://schemas.microsoft.com/office/2019/extlst" xmlns:r="http://schemas.openxmlformats.org/officeDocument/2006/relationships" xmlns:m="http://schemas.openxmlformats.org/officeDocument/2006/math" xmlns:v="urn:schemas-microsoft-com:vml" xmlns:wp14="http://schemas.microsoft.com/office/word/2010/wordprocessingDrawing" xmlns:wp="http://schemas.openxmlformats.org/drawingml/2006/wordprocessingDrawing" xmlns:w10="urn:schemas-microsoft-com:office:word" xmlns:w="http://schemas.openxmlformats.org/wordprocessingml/2006/main" xmlns:w14="http://schemas.microsoft.com/office/word/2010/wordml" xmlns:w15="http://schemas.microsoft.com/office/word/2012/wordml" xmlns:w16cex="http://schemas.microsoft.com/office/word/2018/wordml/cex" xmlns:w16cid="http://schemas.microsoft.com/office/word/2016/wordml/cid" xmlns:w16="http://schemas.microsoft.com/office/word/2018/wordml" xmlns:w16du="http://schemas.microsoft.com/office/word/2023/wordml/word16du" xmlns:w16sdtdh="http://schemas.microsoft.com/office/word/2020/wordml/sdtdatahash" xmlns:w16sdtfl="http://schemas.microsoft.com/office/word/2024/wordml/sdtformatlock" xmlns:w16se="http://schemas.microsoft.com/office/word/2015/wordml/symex" xmlns:wpg="http://schemas.microsoft.com/office/word/2010/wordprocessingGroup" xmlns:wpi="http://schemas.microsoft.com/office/word/2010/wordprocessingInk" xmlns:wne="http://schemas.microsoft.com/office/word/2006/wordml" xmlns:wps="http://schemas.microsoft.com/office/word/2010/wordprocessingShape" mc:Ignorable="w14 w15 w16se w16cid w16 w16cex w16sdtdh w16sdtfl w16du wp14">
+<w:hdr xmlns:wpc="http://schemas.microsoft.com/office/word/2010/wordprocessingCanvas" xmlns:cx="http://schemas.microsoft.com/office/drawing/2014/chartex" xmlns:cx1="http://schemas.microsoft.com/office/drawing/2015/9/8/chartex" xmlns:cx2="http://schemas.microsoft.com/office/drawing/2015/10/21/chartex" xmlns:cx3="http://schemas.microsoft.com/office/drawing/2016/5/9/chartex" xmlns:cx4="http://schemas.microsoft.com/office/drawing/2016/5/10/chartex" xmlns:cx5="http://schemas.microsoft.com/office/drawing/2016/5/11/chartex" xmlns:cx6="http://schemas.microsoft.com/office/drawing/2016/5/12/chartex" xmlns:cx7="http://schemas.microsoft.com/office/drawing/2016/5/13/chartex" xmlns:cx8="http://schemas.microsoft.com/office/drawing/2016/5/14/chartex" xmlns:mc="http://schemas.openxmlformats.org/markup-compatibility/2006" xmlns:m="http://schemas.openxmlformats.org/officeDocument/2006/math" xmlns:aink="http://schemas.microsoft.com/office/drawing/2016/ink" xmlns:am3d="http://schemas.microsoft.com/office/drawing/2017/model3d" xmlns:oel="http://schemas.microsoft.com/office/2019/extlst" xmlns:r="http://schemas.openxmlformats.org/officeDocument/2006/relationships" xmlns:wp14="http://schemas.microsoft.com/office/word/2010/wordprocessingDrawing" xmlns:wp="http://schemas.openxmlformats.org/drawingml/2006/wordprocessingDrawing" xmlns:wpg="http://schemas.microsoft.com/office/word/2010/wordprocessingGroup" xmlns:wpi="http://schemas.microsoft.com/office/word/2010/wordprocessingInk" xmlns:wps="http://schemas.microsoft.com/office/word/2010/wordprocessingShape" xmlns:o="urn:schemas-microsoft-com:office:office" xmlns:v="urn:schemas-microsoft-com:vml" xmlns:w10="urn:schemas-microsoft-com:office:word" xmlns:w="http://schemas.openxmlformats.org/wordprocessingml/2006/main" xmlns:w14="http://schemas.microsoft.com/office/word/2010/wordml" xmlns:w15="http://schemas.microsoft.com/office/word/2012/wordml" xmlns:w16cex="http://schemas.microsoft.com/office/word/2018/wordml/cex" xmlns:w16cid="http://schemas.microsoft.com/office/word/2016/wordml/cid" xmlns:w16="http://schemas.microsoft.com/office/word/2018/wordml" xmlns:w16sdtdh="http://schemas.microsoft.com/office/word/2020/wordml/sdtdatahash" xmlns:w16sdtfl="http://schemas.microsoft.com/office/word/2024/wordml/sdtformatlock" xmlns:w16se="http://schemas.microsoft.com/office/word/2015/wordml/symex" xmlns:w16du="http://schemas.microsoft.com/office/word/2023/wordml/word16du" xmlns:wne="http://schemas.microsoft.com/office/word/2006/wordml" mc:Ignorable="w14 w15 w16se w16cid w16 w16cex w16sdtdh w16sdtfl w16du wp14">
   <w:p>
     <w:pPr>
       <w:pBdr>
@@ -27806,7 +27839,7 @@
 </file>
 
 <file path=word/header3.xml><?xml version="1.0" encoding="utf-8"?>
-<w:hdr xmlns:wpc="http://schemas.microsoft.com/office/word/2010/wordprocessingCanvas" xmlns:cx="http://schemas.microsoft.com/office/drawing/2014/chartex" xmlns:cx1="http://schemas.microsoft.com/office/drawing/2015/9/8/chartex" xmlns:cx2="http://schemas.microsoft.com/office/drawing/2015/10/21/chartex" xmlns:cx3="http://schemas.microsoft.com/office/drawing/2016/5/9/chartex" xmlns:cx4="http://schemas.microsoft.com/office/drawing/2016/5/10/chartex" xmlns:cx5="http://schemas.microsoft.com/office/drawing/2016/5/11/chartex" xmlns:cx6="http://schemas.microsoft.com/office/drawing/2016/5/12/chartex" xmlns:cx7="http://schemas.microsoft.com/office/drawing/2016/5/13/chartex" xmlns:cx8="http://schemas.microsoft.com/office/drawing/2016/5/14/chartex" xmlns:mc="http://schemas.openxmlformats.org/markup-compatibility/2006" xmlns:aink="http://schemas.microsoft.com/office/drawing/2016/ink" xmlns:am3d="http://schemas.microsoft.com/office/drawing/2017/model3d" xmlns:o="urn:schemas-microsoft-com:office:office" xmlns:oel="http://schemas.microsoft.com/office/2019/extlst" xmlns:r="http://schemas.openxmlformats.org/officeDocument/2006/relationships" xmlns:m="http://schemas.openxmlformats.org/officeDocument/2006/math" xmlns:v="urn:schemas-microsoft-com:vml" xmlns:wp14="http://schemas.microsoft.com/office/word/2010/wordprocessingDrawing" xmlns:wp="http://schemas.openxmlformats.org/drawingml/2006/wordprocessingDrawing" xmlns:w10="urn:schemas-microsoft-com:office:word" xmlns:w="http://schemas.openxmlformats.org/wordprocessingml/2006/main" xmlns:w14="http://schemas.microsoft.com/office/word/2010/wordml" xmlns:w15="http://schemas.microsoft.com/office/word/2012/wordml" xmlns:w16cex="http://schemas.microsoft.com/office/word/2018/wordml/cex" xmlns:w16cid="http://schemas.microsoft.com/office/word/2016/wordml/cid" xmlns:w16="http://schemas.microsoft.com/office/word/2018/wordml" xmlns:w16du="http://schemas.microsoft.com/office/word/2023/wordml/word16du" xmlns:w16sdtdh="http://schemas.microsoft.com/office/word/2020/wordml/sdtdatahash" xmlns:w16sdtfl="http://schemas.microsoft.com/office/word/2024/wordml/sdtformatlock" xmlns:w16se="http://schemas.microsoft.com/office/word/2015/wordml/symex" xmlns:wpg="http://schemas.microsoft.com/office/word/2010/wordprocessingGroup" xmlns:wpi="http://schemas.microsoft.com/office/word/2010/wordprocessingInk" xmlns:wne="http://schemas.microsoft.com/office/word/2006/wordml" xmlns:wps="http://schemas.microsoft.com/office/word/2010/wordprocessingShape" mc:Ignorable="w14 w15 w16se w16cid w16 w16cex w16sdtdh w16sdtfl w16du wp14">
+<w:hdr xmlns:wpc="http://schemas.microsoft.com/office/word/2010/wordprocessingCanvas" xmlns:cx="http://schemas.microsoft.com/office/drawing/2014/chartex" xmlns:cx1="http://schemas.microsoft.com/office/drawing/2015/9/8/chartex" xmlns:cx2="http://schemas.microsoft.com/office/drawing/2015/10/21/chartex" xmlns:cx3="http://schemas.microsoft.com/office/drawing/2016/5/9/chartex" xmlns:cx4="http://schemas.microsoft.com/office/drawing/2016/5/10/chartex" xmlns:cx5="http://schemas.microsoft.com/office/drawing/2016/5/11/chartex" xmlns:cx6="http://schemas.microsoft.com/office/drawing/2016/5/12/chartex" xmlns:cx7="http://schemas.microsoft.com/office/drawing/2016/5/13/chartex" xmlns:cx8="http://schemas.microsoft.com/office/drawing/2016/5/14/chartex" xmlns:mc="http://schemas.openxmlformats.org/markup-compatibility/2006" xmlns:m="http://schemas.openxmlformats.org/officeDocument/2006/math" xmlns:aink="http://schemas.microsoft.com/office/drawing/2016/ink" xmlns:am3d="http://schemas.microsoft.com/office/drawing/2017/model3d" xmlns:oel="http://schemas.microsoft.com/office/2019/extlst" xmlns:r="http://schemas.openxmlformats.org/officeDocument/2006/relationships" xmlns:wp14="http://schemas.microsoft.com/office/word/2010/wordprocessingDrawing" xmlns:wp="http://schemas.openxmlformats.org/drawingml/2006/wordprocessingDrawing" xmlns:wpg="http://schemas.microsoft.com/office/word/2010/wordprocessingGroup" xmlns:wpi="http://schemas.microsoft.com/office/word/2010/wordprocessingInk" xmlns:wps="http://schemas.microsoft.com/office/word/2010/wordprocessingShape" xmlns:o="urn:schemas-microsoft-com:office:office" xmlns:v="urn:schemas-microsoft-com:vml" xmlns:w10="urn:schemas-microsoft-com:office:word" xmlns:w="http://schemas.openxmlformats.org/wordprocessingml/2006/main" xmlns:w14="http://schemas.microsoft.com/office/word/2010/wordml" xmlns:w15="http://schemas.microsoft.com/office/word/2012/wordml" xmlns:w16cex="http://schemas.microsoft.com/office/word/2018/wordml/cex" xmlns:w16cid="http://schemas.microsoft.com/office/word/2016/wordml/cid" xmlns:w16="http://schemas.microsoft.com/office/word/2018/wordml" xmlns:w16sdtdh="http://schemas.microsoft.com/office/word/2020/wordml/sdtdatahash" xmlns:w16sdtfl="http://schemas.microsoft.com/office/word/2024/wordml/sdtformatlock" xmlns:w16se="http://schemas.microsoft.com/office/word/2015/wordml/symex" xmlns:w16du="http://schemas.microsoft.com/office/word/2023/wordml/word16du" xmlns:wne="http://schemas.microsoft.com/office/word/2006/wordml" mc:Ignorable="w14 w15 w16se w16cid w16 w16cex w16sdtdh w16sdtfl w16du wp14">
   <w:p>
     <w:pPr>
       <w:pBdr>
@@ -27840,7 +27873,7 @@
 </file>
 
 <file path=word/header4.xml><?xml version="1.0" encoding="utf-8"?>
-<w:hdr xmlns:wpc="http://schemas.microsoft.com/office/word/2010/wordprocessingCanvas" xmlns:cx="http://schemas.microsoft.com/office/drawing/2014/chartex" xmlns:cx1="http://schemas.microsoft.com/office/drawing/2015/9/8/chartex" xmlns:cx2="http://schemas.microsoft.com/office/drawing/2015/10/21/chartex" xmlns:cx3="http://schemas.microsoft.com/office/drawing/2016/5/9/chartex" xmlns:cx4="http://schemas.microsoft.com/office/drawing/2016/5/10/chartex" xmlns:cx5="http://schemas.microsoft.com/office/drawing/2016/5/11/chartex" xmlns:cx6="http://schemas.microsoft.com/office/drawing/2016/5/12/chartex" xmlns:cx7="http://schemas.microsoft.com/office/drawing/2016/5/13/chartex" xmlns:cx8="http://schemas.microsoft.com/office/drawing/2016/5/14/chartex" xmlns:mc="http://schemas.openxmlformats.org/markup-compatibility/2006" xmlns:aink="http://schemas.microsoft.com/office/drawing/2016/ink" xmlns:am3d="http://schemas.microsoft.com/office/drawing/2017/model3d" xmlns:o="urn:schemas-microsoft-com:office:office" xmlns:oel="http://schemas.microsoft.com/office/2019/extlst" xmlns:r="http://schemas.openxmlformats.org/officeDocument/2006/relationships" xmlns:m="http://schemas.openxmlformats.org/officeDocument/2006/math" xmlns:v="urn:schemas-microsoft-com:vml" xmlns:wp14="http://schemas.microsoft.com/office/word/2010/wordprocessingDrawing" xmlns:wp="http://schemas.openxmlformats.org/drawingml/2006/wordprocessingDrawing" xmlns:w10="urn:schemas-microsoft-com:office:word" xmlns:w="http://schemas.openxmlformats.org/wordprocessingml/2006/main" xmlns:w14="http://schemas.microsoft.com/office/word/2010/wordml" xmlns:w15="http://schemas.microsoft.com/office/word/2012/wordml" xmlns:w16cex="http://schemas.microsoft.com/office/word/2018/wordml/cex" xmlns:w16cid="http://schemas.microsoft.com/office/word/2016/wordml/cid" xmlns:w16="http://schemas.microsoft.com/office/word/2018/wordml" xmlns:w16du="http://schemas.microsoft.com/office/word/2023/wordml/word16du" xmlns:w16sdtdh="http://schemas.microsoft.com/office/word/2020/wordml/sdtdatahash" xmlns:w16sdtfl="http://schemas.microsoft.com/office/word/2024/wordml/sdtformatlock" xmlns:w16se="http://schemas.microsoft.com/office/word/2015/wordml/symex" xmlns:wpg="http://schemas.microsoft.com/office/word/2010/wordprocessingGroup" xmlns:wpi="http://schemas.microsoft.com/office/word/2010/wordprocessingInk" xmlns:wne="http://schemas.microsoft.com/office/word/2006/wordml" xmlns:wps="http://schemas.microsoft.com/office/word/2010/wordprocessingShape" mc:Ignorable="w14 w15 w16se w16cid w16 w16cex w16sdtdh w16sdtfl w16du wp14">
+<w:hdr xmlns:wpc="http://schemas.microsoft.com/office/word/2010/wordprocessingCanvas" xmlns:cx="http://schemas.microsoft.com/office/drawing/2014/chartex" xmlns:cx1="http://schemas.microsoft.com/office/drawing/2015/9/8/chartex" xmlns:cx2="http://schemas.microsoft.com/office/drawing/2015/10/21/chartex" xmlns:cx3="http://schemas.microsoft.com/office/drawing/2016/5/9/chartex" xmlns:cx4="http://schemas.microsoft.com/office/drawing/2016/5/10/chartex" xmlns:cx5="http://schemas.microsoft.com/office/drawing/2016/5/11/chartex" xmlns:cx6="http://schemas.microsoft.com/office/drawing/2016/5/12/chartex" xmlns:cx7="http://schemas.microsoft.com/office/drawing/2016/5/13/chartex" xmlns:cx8="http://schemas.microsoft.com/office/drawing/2016/5/14/chartex" xmlns:mc="http://schemas.openxmlformats.org/markup-compatibility/2006" xmlns:m="http://schemas.openxmlformats.org/officeDocument/2006/math" xmlns:aink="http://schemas.microsoft.com/office/drawing/2016/ink" xmlns:am3d="http://schemas.microsoft.com/office/drawing/2017/model3d" xmlns:oel="http://schemas.microsoft.com/office/2019/extlst" xmlns:r="http://schemas.openxmlformats.org/officeDocument/2006/relationships" xmlns:wp14="http://schemas.microsoft.com/office/word/2010/wordprocessingDrawing" xmlns:wp="http://schemas.openxmlformats.org/drawingml/2006/wordprocessingDrawing" xmlns:wpg="http://schemas.microsoft.com/office/word/2010/wordprocessingGroup" xmlns:wpi="http://schemas.microsoft.com/office/word/2010/wordprocessingInk" xmlns:wps="http://schemas.microsoft.com/office/word/2010/wordprocessingShape" xmlns:o="urn:schemas-microsoft-com:office:office" xmlns:v="urn:schemas-microsoft-com:vml" xmlns:w10="urn:schemas-microsoft-com:office:word" xmlns:w="http://schemas.openxmlformats.org/wordprocessingml/2006/main" xmlns:w14="http://schemas.microsoft.com/office/word/2010/wordml" xmlns:w15="http://schemas.microsoft.com/office/word/2012/wordml" xmlns:w16cex="http://schemas.microsoft.com/office/word/2018/wordml/cex" xmlns:w16cid="http://schemas.microsoft.com/office/word/2016/wordml/cid" xmlns:w16="http://schemas.microsoft.com/office/word/2018/wordml" xmlns:w16sdtdh="http://schemas.microsoft.com/office/word/2020/wordml/sdtdatahash" xmlns:w16sdtfl="http://schemas.microsoft.com/office/word/2024/wordml/sdtformatlock" xmlns:w16se="http://schemas.microsoft.com/office/word/2015/wordml/symex" xmlns:w16du="http://schemas.microsoft.com/office/word/2023/wordml/word16du" xmlns:wne="http://schemas.microsoft.com/office/word/2006/wordml" mc:Ignorable="w14 w15 w16se w16cid w16 w16cex w16sdtdh w16sdtfl w16du wp14">
   <w:p>
     <w:pPr>
       <w:pBdr>
@@ -27874,13 +27907,13 @@
 </file>
 
 <file path=word/header5.xml><?xml version="1.0" encoding="utf-8"?>
-<w:hdr xmlns:wpc="http://schemas.microsoft.com/office/word/2010/wordprocessingCanvas" xmlns:cx="http://schemas.microsoft.com/office/drawing/2014/chartex" xmlns:cx1="http://schemas.microsoft.com/office/drawing/2015/9/8/chartex" xmlns:cx2="http://schemas.microsoft.com/office/drawing/2015/10/21/chartex" xmlns:cx3="http://schemas.microsoft.com/office/drawing/2016/5/9/chartex" xmlns:cx4="http://schemas.microsoft.com/office/drawing/2016/5/10/chartex" xmlns:cx5="http://schemas.microsoft.com/office/drawing/2016/5/11/chartex" xmlns:cx6="http://schemas.microsoft.com/office/drawing/2016/5/12/chartex" xmlns:cx7="http://schemas.microsoft.com/office/drawing/2016/5/13/chartex" xmlns:cx8="http://schemas.microsoft.com/office/drawing/2016/5/14/chartex" xmlns:mc="http://schemas.openxmlformats.org/markup-compatibility/2006" xmlns:aink="http://schemas.microsoft.com/office/drawing/2016/ink" xmlns:am3d="http://schemas.microsoft.com/office/drawing/2017/model3d" xmlns:o="urn:schemas-microsoft-com:office:office" xmlns:oel="http://schemas.microsoft.com/office/2019/extlst" xmlns:r="http://schemas.openxmlformats.org/officeDocument/2006/relationships" xmlns:m="http://schemas.openxmlformats.org/officeDocument/2006/math" xmlns:v="urn:schemas-microsoft-com:vml" xmlns:wp14="http://schemas.microsoft.com/office/word/2010/wordprocessingDrawing" xmlns:wp="http://schemas.openxmlformats.org/drawingml/2006/wordprocessingDrawing" xmlns:w10="urn:schemas-microsoft-com:office:word" xmlns:w="http://schemas.openxmlformats.org/wordprocessingml/2006/main" xmlns:w14="http://schemas.microsoft.com/office/word/2010/wordml" xmlns:w15="http://schemas.microsoft.com/office/word/2012/wordml" xmlns:w16cex="http://schemas.microsoft.com/office/word/2018/wordml/cex" xmlns:w16cid="http://schemas.microsoft.com/office/word/2016/wordml/cid" xmlns:w16="http://schemas.microsoft.com/office/word/2018/wordml" xmlns:w16du="http://schemas.microsoft.com/office/word/2023/wordml/word16du" xmlns:w16sdtdh="http://schemas.microsoft.com/office/word/2020/wordml/sdtdatahash" xmlns:w16sdtfl="http://schemas.microsoft.com/office/word/2024/wordml/sdtformatlock" xmlns:w16se="http://schemas.microsoft.com/office/word/2015/wordml/symex" xmlns:wpg="http://schemas.microsoft.com/office/word/2010/wordprocessingGroup" xmlns:wpi="http://schemas.microsoft.com/office/word/2010/wordprocessingInk" xmlns:wne="http://schemas.microsoft.com/office/word/2006/wordml" xmlns:wps="http://schemas.microsoft.com/office/word/2010/wordprocessingShape" mc:Ignorable="w14 w15 w16se w16cid w16 w16cex w16sdtdh w16sdtfl w16du wp14">
+<w:hdr xmlns:wpc="http://schemas.microsoft.com/office/word/2010/wordprocessingCanvas" xmlns:cx="http://schemas.microsoft.com/office/drawing/2014/chartex" xmlns:cx1="http://schemas.microsoft.com/office/drawing/2015/9/8/chartex" xmlns:cx2="http://schemas.microsoft.com/office/drawing/2015/10/21/chartex" xmlns:cx3="http://schemas.microsoft.com/office/drawing/2016/5/9/chartex" xmlns:cx4="http://schemas.microsoft.com/office/drawing/2016/5/10/chartex" xmlns:cx5="http://schemas.microsoft.com/office/drawing/2016/5/11/chartex" xmlns:cx6="http://schemas.microsoft.com/office/drawing/2016/5/12/chartex" xmlns:cx7="http://schemas.microsoft.com/office/drawing/2016/5/13/chartex" xmlns:cx8="http://schemas.microsoft.com/office/drawing/2016/5/14/chartex" xmlns:mc="http://schemas.openxmlformats.org/markup-compatibility/2006" xmlns:m="http://schemas.openxmlformats.org/officeDocument/2006/math" xmlns:aink="http://schemas.microsoft.com/office/drawing/2016/ink" xmlns:am3d="http://schemas.microsoft.com/office/drawing/2017/model3d" xmlns:oel="http://schemas.microsoft.com/office/2019/extlst" xmlns:r="http://schemas.openxmlformats.org/officeDocument/2006/relationships" xmlns:wp14="http://schemas.microsoft.com/office/word/2010/wordprocessingDrawing" xmlns:wp="http://schemas.openxmlformats.org/drawingml/2006/wordprocessingDrawing" xmlns:wpg="http://schemas.microsoft.com/office/word/2010/wordprocessingGroup" xmlns:wpi="http://schemas.microsoft.com/office/word/2010/wordprocessingInk" xmlns:wps="http://schemas.microsoft.com/office/word/2010/wordprocessingShape" xmlns:o="urn:schemas-microsoft-com:office:office" xmlns:v="urn:schemas-microsoft-com:vml" xmlns:w10="urn:schemas-microsoft-com:office:word" xmlns:w="http://schemas.openxmlformats.org/wordprocessingml/2006/main" xmlns:w14="http://schemas.microsoft.com/office/word/2010/wordml" xmlns:w15="http://schemas.microsoft.com/office/word/2012/wordml" xmlns:w16cex="http://schemas.microsoft.com/office/word/2018/wordml/cex" xmlns:w16cid="http://schemas.microsoft.com/office/word/2016/wordml/cid" xmlns:w16="http://schemas.microsoft.com/office/word/2018/wordml" xmlns:w16sdtdh="http://schemas.microsoft.com/office/word/2020/wordml/sdtdatahash" xmlns:w16sdtfl="http://schemas.microsoft.com/office/word/2024/wordml/sdtformatlock" xmlns:w16se="http://schemas.microsoft.com/office/word/2015/wordml/symex" xmlns:w16du="http://schemas.microsoft.com/office/word/2023/wordml/word16du" xmlns:wne="http://schemas.microsoft.com/office/word/2006/wordml" mc:Ignorable="w14 w15 w16se w16cid w16 w16cex w16sdtdh w16sdtfl w16du wp14">
   <w:p/>
 </w:hdr>
 </file>
 
 <file path=word/header6.xml><?xml version="1.0" encoding="utf-8"?>
-<w:hdr xmlns:wpc="http://schemas.microsoft.com/office/word/2010/wordprocessingCanvas" xmlns:cx="http://schemas.microsoft.com/office/drawing/2014/chartex" xmlns:cx1="http://schemas.microsoft.com/office/drawing/2015/9/8/chartex" xmlns:cx2="http://schemas.microsoft.com/office/drawing/2015/10/21/chartex" xmlns:cx3="http://schemas.microsoft.com/office/drawing/2016/5/9/chartex" xmlns:cx4="http://schemas.microsoft.com/office/drawing/2016/5/10/chartex" xmlns:cx5="http://schemas.microsoft.com/office/drawing/2016/5/11/chartex" xmlns:cx6="http://schemas.microsoft.com/office/drawing/2016/5/12/chartex" xmlns:cx7="http://schemas.microsoft.com/office/drawing/2016/5/13/chartex" xmlns:cx8="http://schemas.microsoft.com/office/drawing/2016/5/14/chartex" xmlns:mc="http://schemas.openxmlformats.org/markup-compatibility/2006" xmlns:aink="http://schemas.microsoft.com/office/drawing/2016/ink" xmlns:am3d="http://schemas.microsoft.com/office/drawing/2017/model3d" xmlns:o="urn:schemas-microsoft-com:office:office" xmlns:oel="http://schemas.microsoft.com/office/2019/extlst" xmlns:r="http://schemas.openxmlformats.org/officeDocument/2006/relationships" xmlns:m="http://schemas.openxmlformats.org/officeDocument/2006/math" xmlns:v="urn:schemas-microsoft-com:vml" xmlns:wp14="http://schemas.microsoft.com/office/word/2010/wordprocessingDrawing" xmlns:wp="http://schemas.openxmlformats.org/drawingml/2006/wordprocessingDrawing" xmlns:w10="urn:schemas-microsoft-com:office:word" xmlns:w="http://schemas.openxmlformats.org/wordprocessingml/2006/main" xmlns:w14="http://schemas.microsoft.com/office/word/2010/wordml" xmlns:w15="http://schemas.microsoft.com/office/word/2012/wordml" xmlns:w16cex="http://schemas.microsoft.com/office/word/2018/wordml/cex" xmlns:w16cid="http://schemas.microsoft.com/office/word/2016/wordml/cid" xmlns:w16="http://schemas.microsoft.com/office/word/2018/wordml" xmlns:w16du="http://schemas.microsoft.com/office/word/2023/wordml/word16du" xmlns:w16sdtdh="http://schemas.microsoft.com/office/word/2020/wordml/sdtdatahash" xmlns:w16sdtfl="http://schemas.microsoft.com/office/word/2024/wordml/sdtformatlock" xmlns:w16se="http://schemas.microsoft.com/office/word/2015/wordml/symex" xmlns:wpg="http://schemas.microsoft.com/office/word/2010/wordprocessingGroup" xmlns:wpi="http://schemas.microsoft.com/office/word/2010/wordprocessingInk" xmlns:wne="http://schemas.microsoft.com/office/word/2006/wordml" xmlns:wps="http://schemas.microsoft.com/office/word/2010/wordprocessingShape" mc:Ignorable="w14 w15 w16se w16cid w16 w16cex w16sdtdh w16sdtfl w16du wp14">
+<w:hdr xmlns:wpc="http://schemas.microsoft.com/office/word/2010/wordprocessingCanvas" xmlns:cx="http://schemas.microsoft.com/office/drawing/2014/chartex" xmlns:cx1="http://schemas.microsoft.com/office/drawing/2015/9/8/chartex" xmlns:cx2="http://schemas.microsoft.com/office/drawing/2015/10/21/chartex" xmlns:cx3="http://schemas.microsoft.com/office/drawing/2016/5/9/chartex" xmlns:cx4="http://schemas.microsoft.com/office/drawing/2016/5/10/chartex" xmlns:cx5="http://schemas.microsoft.com/office/drawing/2016/5/11/chartex" xmlns:cx6="http://schemas.microsoft.com/office/drawing/2016/5/12/chartex" xmlns:cx7="http://schemas.microsoft.com/office/drawing/2016/5/13/chartex" xmlns:cx8="http://schemas.microsoft.com/office/drawing/2016/5/14/chartex" xmlns:mc="http://schemas.openxmlformats.org/markup-compatibility/2006" xmlns:m="http://schemas.openxmlformats.org/officeDocument/2006/math" xmlns:aink="http://schemas.microsoft.com/office/drawing/2016/ink" xmlns:am3d="http://schemas.microsoft.com/office/drawing/2017/model3d" xmlns:oel="http://schemas.microsoft.com/office/2019/extlst" xmlns:r="http://schemas.openxmlformats.org/officeDocument/2006/relationships" xmlns:wp14="http://schemas.microsoft.com/office/word/2010/wordprocessingDrawing" xmlns:wp="http://schemas.openxmlformats.org/drawingml/2006/wordprocessingDrawing" xmlns:wpg="http://schemas.microsoft.com/office/word/2010/wordprocessingGroup" xmlns:wpi="http://schemas.microsoft.com/office/word/2010/wordprocessingInk" xmlns:wps="http://schemas.microsoft.com/office/word/2010/wordprocessingShape" xmlns:o="urn:schemas-microsoft-com:office:office" xmlns:v="urn:schemas-microsoft-com:vml" xmlns:w10="urn:schemas-microsoft-com:office:word" xmlns:w="http://schemas.openxmlformats.org/wordprocessingml/2006/main" xmlns:w14="http://schemas.microsoft.com/office/word/2010/wordml" xmlns:w15="http://schemas.microsoft.com/office/word/2012/wordml" xmlns:w16cex="http://schemas.microsoft.com/office/word/2018/wordml/cex" xmlns:w16cid="http://schemas.microsoft.com/office/word/2016/wordml/cid" xmlns:w16="http://schemas.microsoft.com/office/word/2018/wordml" xmlns:w16sdtdh="http://schemas.microsoft.com/office/word/2020/wordml/sdtdatahash" xmlns:w16sdtfl="http://schemas.microsoft.com/office/word/2024/wordml/sdtformatlock" xmlns:w16se="http://schemas.microsoft.com/office/word/2015/wordml/symex" xmlns:w16du="http://schemas.microsoft.com/office/word/2023/wordml/word16du" xmlns:wne="http://schemas.microsoft.com/office/word/2006/wordml" mc:Ignorable="w14 w15 w16se w16cid w16 w16cex w16sdtdh w16sdtfl w16du wp14">
   <w:p>
     <w:pPr>
       <w:pBdr>
@@ -27914,13 +27947,13 @@
 </file>
 
 <file path=word/header7.xml><?xml version="1.0" encoding="utf-8"?>
-<w:hdr xmlns:wpc="http://schemas.microsoft.com/office/word/2010/wordprocessingCanvas" xmlns:cx="http://schemas.microsoft.com/office/drawing/2014/chartex" xmlns:cx1="http://schemas.microsoft.com/office/drawing/2015/9/8/chartex" xmlns:cx2="http://schemas.microsoft.com/office/drawing/2015/10/21/chartex" xmlns:cx3="http://schemas.microsoft.com/office/drawing/2016/5/9/chartex" xmlns:cx4="http://schemas.microsoft.com/office/drawing/2016/5/10/chartex" xmlns:cx5="http://schemas.microsoft.com/office/drawing/2016/5/11/chartex" xmlns:cx6="http://schemas.microsoft.com/office/drawing/2016/5/12/chartex" xmlns:cx7="http://schemas.microsoft.com/office/drawing/2016/5/13/chartex" xmlns:cx8="http://schemas.microsoft.com/office/drawing/2016/5/14/chartex" xmlns:mc="http://schemas.openxmlformats.org/markup-compatibility/2006" xmlns:aink="http://schemas.microsoft.com/office/drawing/2016/ink" xmlns:am3d="http://schemas.microsoft.com/office/drawing/2017/model3d" xmlns:o="urn:schemas-microsoft-com:office:office" xmlns:oel="http://schemas.microsoft.com/office/2019/extlst" xmlns:r="http://schemas.openxmlformats.org/officeDocument/2006/relationships" xmlns:m="http://schemas.openxmlformats.org/officeDocument/2006/math" xmlns:v="urn:schemas-microsoft-com:vml" xmlns:wp14="http://schemas.microsoft.com/office/word/2010/wordprocessingDrawing" xmlns:wp="http://schemas.openxmlformats.org/drawingml/2006/wordprocessingDrawing" xmlns:w10="urn:schemas-microsoft-com:office:word" xmlns:w="http://schemas.openxmlformats.org/wordprocessingml/2006/main" xmlns:w14="http://schemas.microsoft.com/office/word/2010/wordml" xmlns:w15="http://schemas.microsoft.com/office/word/2012/wordml" xmlns:w16cex="http://schemas.microsoft.com/office/word/2018/wordml/cex" xmlns:w16cid="http://schemas.microsoft.com/office/word/2016/wordml/cid" xmlns:w16="http://schemas.microsoft.com/office/word/2018/wordml" xmlns:w16du="http://schemas.microsoft.com/office/word/2023/wordml/word16du" xmlns:w16sdtdh="http://schemas.microsoft.com/office/word/2020/wordml/sdtdatahash" xmlns:w16sdtfl="http://schemas.microsoft.com/office/word/2024/wordml/sdtformatlock" xmlns:w16se="http://schemas.microsoft.com/office/word/2015/wordml/symex" xmlns:wpg="http://schemas.microsoft.com/office/word/2010/wordprocessingGroup" xmlns:wpi="http://schemas.microsoft.com/office/word/2010/wordprocessingInk" xmlns:wne="http://schemas.microsoft.com/office/word/2006/wordml" xmlns:wps="http://schemas.microsoft.com/office/word/2010/wordprocessingShape" mc:Ignorable="w14 w15 w16se w16cid w16 w16cex w16sdtdh w16sdtfl w16du wp14">
+<w:hdr xmlns:wpc="http://schemas.microsoft.com/office/word/2010/wordprocessingCanvas" xmlns:cx="http://schemas.microsoft.com/office/drawing/2014/chartex" xmlns:cx1="http://schemas.microsoft.com/office/drawing/2015/9/8/chartex" xmlns:cx2="http://schemas.microsoft.com/office/drawing/2015/10/21/chartex" xmlns:cx3="http://schemas.microsoft.com/office/drawing/2016/5/9/chartex" xmlns:cx4="http://schemas.microsoft.com/office/drawing/2016/5/10/chartex" xmlns:cx5="http://schemas.microsoft.com/office/drawing/2016/5/11/chartex" xmlns:cx6="http://schemas.microsoft.com/office/drawing/2016/5/12/chartex" xmlns:cx7="http://schemas.microsoft.com/office/drawing/2016/5/13/chartex" xmlns:cx8="http://schemas.microsoft.com/office/drawing/2016/5/14/chartex" xmlns:mc="http://schemas.openxmlformats.org/markup-compatibility/2006" xmlns:m="http://schemas.openxmlformats.org/officeDocument/2006/math" xmlns:aink="http://schemas.microsoft.com/office/drawing/2016/ink" xmlns:am3d="http://schemas.microsoft.com/office/drawing/2017/model3d" xmlns:oel="http://schemas.microsoft.com/office/2019/extlst" xmlns:r="http://schemas.openxmlformats.org/officeDocument/2006/relationships" xmlns:wp14="http://schemas.microsoft.com/office/word/2010/wordprocessingDrawing" xmlns:wp="http://schemas.openxmlformats.org/drawingml/2006/wordprocessingDrawing" xmlns:wpg="http://schemas.microsoft.com/office/word/2010/wordprocessingGroup" xmlns:wpi="http://schemas.microsoft.com/office/word/2010/wordprocessingInk" xmlns:wps="http://schemas.microsoft.com/office/word/2010/wordprocessingShape" xmlns:o="urn:schemas-microsoft-com:office:office" xmlns:v="urn:schemas-microsoft-com:vml" xmlns:w10="urn:schemas-microsoft-com:office:word" xmlns:w="http://schemas.openxmlformats.org/wordprocessingml/2006/main" xmlns:w14="http://schemas.microsoft.com/office/word/2010/wordml" xmlns:w15="http://schemas.microsoft.com/office/word/2012/wordml" xmlns:w16cex="http://schemas.microsoft.com/office/word/2018/wordml/cex" xmlns:w16cid="http://schemas.microsoft.com/office/word/2016/wordml/cid" xmlns:w16="http://schemas.microsoft.com/office/word/2018/wordml" xmlns:w16sdtdh="http://schemas.microsoft.com/office/word/2020/wordml/sdtdatahash" xmlns:w16sdtfl="http://schemas.microsoft.com/office/word/2024/wordml/sdtformatlock" xmlns:w16se="http://schemas.microsoft.com/office/word/2015/wordml/symex" xmlns:w16du="http://schemas.microsoft.com/office/word/2023/wordml/word16du" xmlns:wne="http://schemas.microsoft.com/office/word/2006/wordml" mc:Ignorable="w14 w15 w16se w16cid w16 w16cex w16sdtdh w16sdtfl w16du wp14">
   <w:p/>
 </w:hdr>
 </file>
 
 <file path=word/numbering.xml><?xml version="1.0" encoding="utf-8"?>
-<w:numbering xmlns:wpc="http://schemas.microsoft.com/office/word/2010/wordprocessingCanvas" xmlns:cx="http://schemas.microsoft.com/office/drawing/2014/chartex" xmlns:cx1="http://schemas.microsoft.com/office/drawing/2015/9/8/chartex" xmlns:cx2="http://schemas.microsoft.com/office/drawing/2015/10/21/chartex" xmlns:cx3="http://schemas.microsoft.com/office/drawing/2016/5/9/chartex" xmlns:cx4="http://schemas.microsoft.com/office/drawing/2016/5/10/chartex" xmlns:cx5="http://schemas.microsoft.com/office/drawing/2016/5/11/chartex" xmlns:cx6="http://schemas.microsoft.com/office/drawing/2016/5/12/chartex" xmlns:cx7="http://schemas.microsoft.com/office/drawing/2016/5/13/chartex" xmlns:cx8="http://schemas.microsoft.com/office/drawing/2016/5/14/chartex" xmlns:mc="http://schemas.openxmlformats.org/markup-compatibility/2006" xmlns:aink="http://schemas.microsoft.com/office/drawing/2016/ink" xmlns:am3d="http://schemas.microsoft.com/office/drawing/2017/model3d" xmlns:o="urn:schemas-microsoft-com:office:office" xmlns:oel="http://schemas.microsoft.com/office/2019/extlst" xmlns:r="http://schemas.openxmlformats.org/officeDocument/2006/relationships" xmlns:m="http://schemas.openxmlformats.org/officeDocument/2006/math" xmlns:v="urn:schemas-microsoft-com:vml" xmlns:wp14="http://schemas.microsoft.com/office/word/2010/wordprocessingDrawing" xmlns:wp="http://schemas.openxmlformats.org/drawingml/2006/wordprocessingDrawing" xmlns:w10="urn:schemas-microsoft-com:office:word" xmlns:w="http://schemas.openxmlformats.org/wordprocessingml/2006/main" xmlns:w14="http://schemas.microsoft.com/office/word/2010/wordml" xmlns:w15="http://schemas.microsoft.com/office/word/2012/wordml" xmlns:w16cex="http://schemas.microsoft.com/office/word/2018/wordml/cex" xmlns:w16cid="http://schemas.microsoft.com/office/word/2016/wordml/cid" xmlns:w16="http://schemas.microsoft.com/office/word/2018/wordml" xmlns:w16du="http://schemas.microsoft.com/office/word/2023/wordml/word16du" xmlns:w16sdtdh="http://schemas.microsoft.com/office/word/2020/wordml/sdtdatahash" xmlns:w16sdtfl="http://schemas.microsoft.com/office/word/2024/wordml/sdtformatlock" xmlns:w16se="http://schemas.microsoft.com/office/word/2015/wordml/symex" xmlns:wpg="http://schemas.microsoft.com/office/word/2010/wordprocessingGroup" xmlns:wpi="http://schemas.microsoft.com/office/word/2010/wordprocessingInk" xmlns:wne="http://schemas.microsoft.com/office/word/2006/wordml" xmlns:wps="http://schemas.microsoft.com/office/word/2010/wordprocessingShape" mc:Ignorable="w14 w15 w16se w16cid w16 w16cex w16sdtdh w16sdtfl w16du wp14">
+<w:numbering xmlns:wpc="http://schemas.microsoft.com/office/word/2010/wordprocessingCanvas" xmlns:cx="http://schemas.microsoft.com/office/drawing/2014/chartex" xmlns:cx1="http://schemas.microsoft.com/office/drawing/2015/9/8/chartex" xmlns:cx2="http://schemas.microsoft.com/office/drawing/2015/10/21/chartex" xmlns:cx3="http://schemas.microsoft.com/office/drawing/2016/5/9/chartex" xmlns:cx4="http://schemas.microsoft.com/office/drawing/2016/5/10/chartex" xmlns:cx5="http://schemas.microsoft.com/office/drawing/2016/5/11/chartex" xmlns:cx6="http://schemas.microsoft.com/office/drawing/2016/5/12/chartex" xmlns:cx7="http://schemas.microsoft.com/office/drawing/2016/5/13/chartex" xmlns:cx8="http://schemas.microsoft.com/office/drawing/2016/5/14/chartex" xmlns:mc="http://schemas.openxmlformats.org/markup-compatibility/2006" xmlns:m="http://schemas.openxmlformats.org/officeDocument/2006/math" xmlns:aink="http://schemas.microsoft.com/office/drawing/2016/ink" xmlns:am3d="http://schemas.microsoft.com/office/drawing/2017/model3d" xmlns:oel="http://schemas.microsoft.com/office/2019/extlst" xmlns:r="http://schemas.openxmlformats.org/officeDocument/2006/relationships" xmlns:wp14="http://schemas.microsoft.com/office/word/2010/wordprocessingDrawing" xmlns:wp="http://schemas.openxmlformats.org/drawingml/2006/wordprocessingDrawing" xmlns:wpg="http://schemas.microsoft.com/office/word/2010/wordprocessingGroup" xmlns:wpi="http://schemas.microsoft.com/office/word/2010/wordprocessingInk" xmlns:wps="http://schemas.microsoft.com/office/word/2010/wordprocessingShape" xmlns:o="urn:schemas-microsoft-com:office:office" xmlns:v="urn:schemas-microsoft-com:vml" xmlns:w10="urn:schemas-microsoft-com:office:word" xmlns:w="http://schemas.openxmlformats.org/wordprocessingml/2006/main" xmlns:w14="http://schemas.microsoft.com/office/word/2010/wordml" xmlns:w15="http://schemas.microsoft.com/office/word/2012/wordml" xmlns:w16cex="http://schemas.microsoft.com/office/word/2018/wordml/cex" xmlns:w16cid="http://schemas.microsoft.com/office/word/2016/wordml/cid" xmlns:w16="http://schemas.microsoft.com/office/word/2018/wordml" xmlns:w16sdtdh="http://schemas.microsoft.com/office/word/2020/wordml/sdtdatahash" xmlns:w16sdtfl="http://schemas.microsoft.com/office/word/2024/wordml/sdtformatlock" xmlns:w16se="http://schemas.microsoft.com/office/word/2015/wordml/symex" xmlns:w16du="http://schemas.microsoft.com/office/word/2023/wordml/word16du" xmlns:wne="http://schemas.microsoft.com/office/word/2006/wordml" mc:Ignorable="w14 w15 w16se w16cid w16 w16cex w16sdtdh w16sdtfl w16du wp14">
   <w:abstractNum w:abstractNumId="0" w15:restartNumberingAfterBreak="0">
     <w:nsid w:val="03EC15E1"/>
     <w:multiLevelType w:val="multilevel"/>
@@ -29388,7 +29421,7 @@
 </file>
 
 <file path=word/styles.xml><?xml version="1.0" encoding="utf-8"?>
-<w:styles xmlns:mc="http://schemas.openxmlformats.org/markup-compatibility/2006" xmlns:r="http://schemas.openxmlformats.org/officeDocument/2006/relationships" xmlns:w="http://schemas.openxmlformats.org/wordprocessingml/2006/main" xmlns:w14="http://schemas.microsoft.com/office/word/2010/wordml" xmlns:w15="http://schemas.microsoft.com/office/word/2012/wordml" xmlns:w16cex="http://schemas.microsoft.com/office/word/2018/wordml/cex" xmlns:w16cid="http://schemas.microsoft.com/office/word/2016/wordml/cid" xmlns:w16="http://schemas.microsoft.com/office/word/2018/wordml" xmlns:w16du="http://schemas.microsoft.com/office/word/2023/wordml/word16du" xmlns:w16sdtdh="http://schemas.microsoft.com/office/word/2020/wordml/sdtdatahash" xmlns:w16sdtfl="http://schemas.microsoft.com/office/word/2024/wordml/sdtformatlock" xmlns:w16se="http://schemas.microsoft.com/office/word/2015/wordml/symex" mc:Ignorable="w14 w15 w16se w16cid w16 w16cex w16sdtdh w16sdtfl w16du">
+<w:styles xmlns:mc="http://schemas.openxmlformats.org/markup-compatibility/2006" xmlns:r="http://schemas.openxmlformats.org/officeDocument/2006/relationships" xmlns:w="http://schemas.openxmlformats.org/wordprocessingml/2006/main" xmlns:w14="http://schemas.microsoft.com/office/word/2010/wordml" xmlns:w15="http://schemas.microsoft.com/office/word/2012/wordml" xmlns:w16cex="http://schemas.microsoft.com/office/word/2018/wordml/cex" xmlns:w16cid="http://schemas.microsoft.com/office/word/2016/wordml/cid" xmlns:w16="http://schemas.microsoft.com/office/word/2018/wordml" xmlns:w16sdtdh="http://schemas.microsoft.com/office/word/2020/wordml/sdtdatahash" xmlns:w16sdtfl="http://schemas.microsoft.com/office/word/2024/wordml/sdtformatlock" xmlns:w16se="http://schemas.microsoft.com/office/word/2015/wordml/symex" xmlns:w16du="http://schemas.microsoft.com/office/word/2023/wordml/word16du" mc:Ignorable="w14 w15 w16se w16cid w16 w16cex w16sdtdh w16sdtfl w16du">
   <w:docDefaults>
     <w:rPrDefault>
       <w:rPr>

--- a/output/ספר פרויקט גמר - Smart Sales - גרסה סופית.docx
+++ b/output/ספר פרויקט גמר - Smart Sales - גרסה סופית.docx
@@ -463,7 +463,6 @@
           </w:tcPr>
           <w:p>
             <w:pPr>
-              <w:bidi w:val="0"/>
               <w:spacing w:after="0" w:line="281" w:lineRule="auto"/>
               <w:jc w:val="center"/>
               <w:rPr>
@@ -656,7 +655,6 @@
           </w:tcPr>
           <w:p>
             <w:pPr>
-              <w:bidi w:val="0"/>
               <w:spacing w:after="0" w:line="281" w:lineRule="auto"/>
               <w:jc w:val="center"/>
               <w:rPr>
@@ -8607,7 +8605,7 @@
           <w:noProof/>
         </w:rPr>
         <w:drawing>
-          <wp:anchor distT="0" distB="0" distL="114300" distR="114300" simplePos="0" relativeHeight="251660288" behindDoc="1" locked="0" layoutInCell="1" allowOverlap="1" wp14:anchorId="206D17E8" wp14:editId="400DB1D9">
+          <wp:anchor distT="0" distB="0" distL="114300" distR="114300" simplePos="0" relativeHeight="251660288" behindDoc="1" locked="0" layoutInCell="1" allowOverlap="1" wp14:anchorId="206D17E8" wp14:editId="46D75755">
             <wp:simplePos x="0" y="0"/>
             <wp:positionH relativeFrom="column">
               <wp:posOffset>-17145</wp:posOffset>
@@ -8884,19 +8882,8 @@
         <w:t xml:space="preserve"> באמצעות ה-</w:t>
       </w:r>
       <w:r>
-        <w:t>SDK</w:t>
-      </w:r>
-      <w:r>
-        <w:rPr>
-          <w:rtl/>
-        </w:rPr>
-        <w:t xml:space="preserve"> ולשירותי צד שלישי באמצעות קריאות שרת-לשרת.</w:t>
-      </w:r>
-    </w:p>
-    <w:p>
-      <w:pPr>
-        <w:spacing w:before="120" w:after="80"/>
-      </w:pPr>
+        <w:t>SD</w:t>
+      </w:r>
       <w:r>
         <w:rPr>
           <w:noProof/>
@@ -8904,9 +8891,9 @@
         </w:rPr>
         <w:lastRenderedPageBreak/>
         <w:drawing>
-          <wp:inline distT="0" distB="0" distL="0" distR="0" wp14:anchorId="03B1C5CB" wp14:editId="55FDB35E">
-            <wp:extent cx="6191250" cy="3362325"/>
-            <wp:effectExtent l="0" t="0" r="0" b="0"/>
+          <wp:inline distT="0" distB="0" distL="0" distR="0" wp14:anchorId="11487C8C" wp14:editId="7B98F88B">
+            <wp:extent cx="5760720" cy="3128514"/>
+            <wp:effectExtent l="0" t="0" r="5080" b="0"/>
             <wp:docPr id="5" name="תמונה 1715509428"/>
             <wp:cNvGraphicFramePr>
               <a:graphicFrameLocks xmlns:a="http://schemas.openxmlformats.org/drawingml/2006/main" noChangeAspect="1"/>
@@ -8929,7 +8916,7 @@
                   <pic:spPr bwMode="auto">
                     <a:xfrm>
                       <a:off x="0" y="0"/>
-                      <a:ext cx="6191250" cy="3362325"/>
+                      <a:ext cx="5760720" cy="3128514"/>
                     </a:xfrm>
                     <a:prstGeom prst="rect">
                       <a:avLst/>
@@ -8942,6 +8929,20 @@
           </wp:inline>
         </w:drawing>
       </w:r>
+      <w:r>
+        <w:t>K</w:t>
+      </w:r>
+      <w:r>
+        <w:rPr>
+          <w:rtl/>
+        </w:rPr>
+        <w:t xml:space="preserve"> ולשירותי צד שלישי באמצעות קריאות שרת-לשרת.</w:t>
+      </w:r>
+    </w:p>
+    <w:p>
+      <w:pPr>
+        <w:spacing w:before="120" w:after="80"/>
+      </w:pPr>
     </w:p>
     <w:p>
       <w:pPr>
@@ -19238,7 +19239,11 @@
         <w:t xml:space="preserve"> תכנית עבודה - </w:t>
       </w:r>
       <w:r>
-        <w:t>300</w:t>
+        <w:rPr>
+          <w:rFonts w:hint="cs"/>
+          <w:rtl/>
+        </w:rPr>
+        <w:t>550</w:t>
       </w:r>
       <w:r>
         <w:rPr>
@@ -19445,10 +19450,12 @@
             </w:pPr>
             <w:r>
               <w:rPr>
-                <w:sz w:val="19"/>
-                <w:szCs w:val="19"/>
-              </w:rPr>
-              <w:t>35</w:t>
+                <w:rFonts w:hint="cs"/>
+                <w:sz w:val="19"/>
+                <w:szCs w:val="19"/>
+                <w:rtl/>
+              </w:rPr>
+              <w:t>70</w:t>
             </w:r>
           </w:p>
         </w:tc>
@@ -19532,10 +19539,12 @@
             </w:pPr>
             <w:r>
               <w:rPr>
-                <w:sz w:val="19"/>
-                <w:szCs w:val="19"/>
-              </w:rPr>
-              <w:t>40</w:t>
+                <w:rFonts w:hint="cs"/>
+                <w:sz w:val="19"/>
+                <w:szCs w:val="19"/>
+                <w:rtl/>
+              </w:rPr>
+              <w:t>80</w:t>
             </w:r>
           </w:p>
         </w:tc>
@@ -19645,10 +19654,12 @@
             </w:pPr>
             <w:r>
               <w:rPr>
-                <w:sz w:val="19"/>
-                <w:szCs w:val="19"/>
-              </w:rPr>
-              <w:t>45</w:t>
+                <w:rFonts w:hint="cs"/>
+                <w:sz w:val="19"/>
+                <w:szCs w:val="19"/>
+                <w:rtl/>
+              </w:rPr>
+              <w:t>90</w:t>
             </w:r>
           </w:p>
         </w:tc>
@@ -19725,10 +19736,12 @@
             </w:pPr>
             <w:r>
               <w:rPr>
-                <w:sz w:val="19"/>
-                <w:szCs w:val="19"/>
-              </w:rPr>
-              <w:t>60</w:t>
+                <w:rFonts w:hint="cs"/>
+                <w:sz w:val="19"/>
+                <w:szCs w:val="19"/>
+                <w:rtl/>
+              </w:rPr>
+              <w:t>95</w:t>
             </w:r>
           </w:p>
         </w:tc>
@@ -19805,10 +19818,12 @@
             </w:pPr>
             <w:r>
               <w:rPr>
-                <w:sz w:val="19"/>
-                <w:szCs w:val="19"/>
-              </w:rPr>
-              <w:t>35</w:t>
+                <w:rFonts w:hint="cs"/>
+                <w:sz w:val="19"/>
+                <w:szCs w:val="19"/>
+                <w:rtl/>
+              </w:rPr>
+              <w:t>70</w:t>
             </w:r>
           </w:p>
         </w:tc>
@@ -19892,10 +19907,12 @@
             </w:pPr>
             <w:r>
               <w:rPr>
-                <w:sz w:val="19"/>
-                <w:szCs w:val="19"/>
-              </w:rPr>
-              <w:t>30</w:t>
+                <w:rFonts w:hint="cs"/>
+                <w:sz w:val="19"/>
+                <w:szCs w:val="19"/>
+                <w:rtl/>
+              </w:rPr>
+              <w:t>60</w:t>
             </w:r>
           </w:p>
         </w:tc>
@@ -20001,10 +20018,12 @@
             </w:pPr>
             <w:r>
               <w:rPr>
-                <w:sz w:val="19"/>
-                <w:szCs w:val="19"/>
-              </w:rPr>
-              <w:t>30</w:t>
+                <w:rFonts w:hint="cs"/>
+                <w:sz w:val="19"/>
+                <w:szCs w:val="19"/>
+                <w:rtl/>
+              </w:rPr>
+              <w:t>60</w:t>
             </w:r>
           </w:p>
         </w:tc>
@@ -20088,8 +20107,10 @@
             </w:pPr>
             <w:r>
               <w:rPr>
-                <w:sz w:val="19"/>
-                <w:szCs w:val="19"/>
+                <w:rFonts w:hint="cs"/>
+                <w:sz w:val="19"/>
+                <w:szCs w:val="19"/>
+                <w:rtl/>
               </w:rPr>
               <w:t>25</w:t>
             </w:r>
@@ -23315,12 +23336,10 @@
     <w:p>
       <w:pPr>
         <w:sectPr>
-          <w:headerReference w:type="even" r:id="rId24"/>
-          <w:headerReference w:type="default" r:id="rId25"/>
-          <w:footerReference w:type="even" r:id="rId26"/>
-          <w:footerReference w:type="default" r:id="rId27"/>
-          <w:headerReference w:type="first" r:id="rId28"/>
-          <w:footerReference w:type="first" r:id="rId29"/>
+          <w:headerReference w:type="default" r:id="rId24"/>
+          <w:footerReference w:type="default" r:id="rId25"/>
+          <w:headerReference w:type="first" r:id="rId26"/>
+          <w:footerReference w:type="first" r:id="rId27"/>
           <w:pgSz w:w="11906" w:h="16838"/>
           <w:pgMar w:top="1417" w:right="1417" w:bottom="1417" w:left="1417" w:header="708" w:footer="708" w:gutter="0"/>
           <w:pgNumType w:start="1"/>
@@ -23390,7 +23409,7 @@
                     </pic:cNvPicPr>
                   </pic:nvPicPr>
                   <pic:blipFill rotWithShape="1">
-                    <a:blip r:embed="rId30" cstate="print">
+                    <a:blip r:embed="rId28" cstate="print">
                       <a:extLst>
                         <a:ext uri="{28A0092B-C50C-407E-A947-70E740481C1C}">
                           <a14:useLocalDpi xmlns:a14="http://schemas.microsoft.com/office/drawing/2010/main" val="0"/>
@@ -23509,10 +23528,10 @@
       <w:pPr>
         <w:spacing w:line="276" w:lineRule="auto"/>
         <w:sectPr>
-          <w:headerReference w:type="default" r:id="rId31"/>
-          <w:footerReference w:type="default" r:id="rId32"/>
-          <w:headerReference w:type="first" r:id="rId33"/>
-          <w:footerReference w:type="first" r:id="rId34"/>
+          <w:headerReference w:type="default" r:id="rId29"/>
+          <w:footerReference w:type="default" r:id="rId30"/>
+          <w:headerReference w:type="first" r:id="rId31"/>
+          <w:footerReference w:type="first" r:id="rId32"/>
           <w:pgSz w:w="11906" w:h="16838" w:code="9"/>
           <w:pgMar w:top="936" w:right="936" w:bottom="936" w:left="936" w:header="708" w:footer="708" w:gutter="0"/>
           <w:cols w:space="720"/>
@@ -27407,10 +27426,10 @@
       </w:r>
     </w:p>
     <w:sectPr>
-      <w:headerReference w:type="default" r:id="rId35"/>
-      <w:footerReference w:type="default" r:id="rId36"/>
-      <w:headerReference w:type="first" r:id="rId37"/>
-      <w:footerReference w:type="first" r:id="rId38"/>
+      <w:headerReference w:type="default" r:id="rId33"/>
+      <w:footerReference w:type="default" r:id="rId34"/>
+      <w:headerReference w:type="first" r:id="rId35"/>
+      <w:footerReference w:type="first" r:id="rId36"/>
       <w:pgSz w:w="11906" w:h="16838"/>
       <w:pgMar w:top="1152" w:right="1224" w:bottom="1152" w:left="1224" w:header="708" w:footer="708" w:gutter="0"/>
       <w:cols w:space="720"/>
@@ -27451,8 +27470,73 @@
 <w:ftr xmlns:wpc="http://schemas.microsoft.com/office/word/2010/wordprocessingCanvas" xmlns:cx="http://schemas.microsoft.com/office/drawing/2014/chartex" xmlns:cx1="http://schemas.microsoft.com/office/drawing/2015/9/8/chartex" xmlns:cx2="http://schemas.microsoft.com/office/drawing/2015/10/21/chartex" xmlns:cx3="http://schemas.microsoft.com/office/drawing/2016/5/9/chartex" xmlns:cx4="http://schemas.microsoft.com/office/drawing/2016/5/10/chartex" xmlns:cx5="http://schemas.microsoft.com/office/drawing/2016/5/11/chartex" xmlns:cx6="http://schemas.microsoft.com/office/drawing/2016/5/12/chartex" xmlns:cx7="http://schemas.microsoft.com/office/drawing/2016/5/13/chartex" xmlns:cx8="http://schemas.microsoft.com/office/drawing/2016/5/14/chartex" xmlns:mc="http://schemas.openxmlformats.org/markup-compatibility/2006" xmlns:m="http://schemas.openxmlformats.org/officeDocument/2006/math" xmlns:aink="http://schemas.microsoft.com/office/drawing/2016/ink" xmlns:am3d="http://schemas.microsoft.com/office/drawing/2017/model3d" xmlns:oel="http://schemas.microsoft.com/office/2019/extlst" xmlns:r="http://schemas.openxmlformats.org/officeDocument/2006/relationships" xmlns:wp14="http://schemas.microsoft.com/office/word/2010/wordprocessingDrawing" xmlns:wp="http://schemas.openxmlformats.org/drawingml/2006/wordprocessingDrawing" xmlns:wpg="http://schemas.microsoft.com/office/word/2010/wordprocessingGroup" xmlns:wpi="http://schemas.microsoft.com/office/word/2010/wordprocessingInk" xmlns:wps="http://schemas.microsoft.com/office/word/2010/wordprocessingShape" xmlns:o="urn:schemas-microsoft-com:office:office" xmlns:v="urn:schemas-microsoft-com:vml" xmlns:w10="urn:schemas-microsoft-com:office:word" xmlns:w="http://schemas.openxmlformats.org/wordprocessingml/2006/main" xmlns:w14="http://schemas.microsoft.com/office/word/2010/wordml" xmlns:w15="http://schemas.microsoft.com/office/word/2012/wordml" xmlns:w16cex="http://schemas.microsoft.com/office/word/2018/wordml/cex" xmlns:w16cid="http://schemas.microsoft.com/office/word/2016/wordml/cid" xmlns:w16="http://schemas.microsoft.com/office/word/2018/wordml" xmlns:w16sdtdh="http://schemas.microsoft.com/office/word/2020/wordml/sdtdatahash" xmlns:w16sdtfl="http://schemas.microsoft.com/office/word/2024/wordml/sdtformatlock" xmlns:w16se="http://schemas.microsoft.com/office/word/2015/wordml/symex" xmlns:w16du="http://schemas.microsoft.com/office/word/2023/wordml/word16du" xmlns:wne="http://schemas.microsoft.com/office/word/2006/wordml" mc:Ignorable="w14 w15 w16se w16cid w16 w16cex w16sdtdh w16sdtfl w16du wp14">
   <w:p>
     <w:pPr>
-      <w:pStyle w:val="af"/>
+      <w:jc w:val="center"/>
     </w:pPr>
+    <w:proofErr w:type="spellStart"/>
+    <w:r>
+      <w:rPr>
+        <w:color w:val="5B6573"/>
+        <w:sz w:val="18"/>
+        <w:szCs w:val="18"/>
+        <w:rtl/>
+      </w:rPr>
+      <w:t>מה״ט</w:t>
+    </w:r>
+    <w:proofErr w:type="spellEnd"/>
+    <w:r>
+      <w:rPr>
+        <w:color w:val="5B6573"/>
+        <w:sz w:val="18"/>
+        <w:szCs w:val="18"/>
+        <w:rtl/>
+      </w:rPr>
+      <w:t xml:space="preserve"> - הנדסת תוכנה  |  </w:t>
+    </w:r>
+    <w:r>
+      <w:rPr>
+        <w:color w:val="5B6573"/>
+        <w:sz w:val="18"/>
+        <w:szCs w:val="18"/>
+        <w:rtl/>
+      </w:rPr>
+      <w:fldChar w:fldCharType="begin"/>
+    </w:r>
+    <w:r>
+      <w:rPr>
+        <w:color w:val="5B6573"/>
+        <w:sz w:val="18"/>
+        <w:szCs w:val="18"/>
+        <w:rtl/>
+      </w:rPr>
+      <w:instrText xml:space="preserve"> PAGE </w:instrText>
+    </w:r>
+    <w:r>
+      <w:rPr>
+        <w:color w:val="5B6573"/>
+        <w:sz w:val="18"/>
+        <w:szCs w:val="18"/>
+        <w:rtl/>
+      </w:rPr>
+      <w:fldChar w:fldCharType="separate"/>
+    </w:r>
+    <w:r>
+      <w:rPr>
+        <w:color w:val="5B6573"/>
+        <w:sz w:val="18"/>
+        <w:szCs w:val="18"/>
+        <w:rtl/>
+      </w:rPr>
+      <w:t>34</w:t>
+    </w:r>
+    <w:r>
+      <w:rPr>
+        <w:color w:val="5B6573"/>
+        <w:sz w:val="18"/>
+        <w:szCs w:val="18"/>
+        <w:rtl/>
+      </w:rPr>
+      <w:fldChar w:fldCharType="end"/>
+    </w:r>
   </w:p>
 </w:ftr>
 </file>
@@ -27592,7 +27676,7 @@
         <w:szCs w:val="18"/>
         <w:rtl/>
       </w:rPr>
-      <w:t>34</w:t>
+      <w:t>35</w:t>
     </w:r>
     <w:r>
       <w:rPr>
@@ -27609,86 +27693,11 @@
 
 <file path=word/footer4.xml><?xml version="1.0" encoding="utf-8"?>
 <w:ftr xmlns:wpc="http://schemas.microsoft.com/office/word/2010/wordprocessingCanvas" xmlns:cx="http://schemas.microsoft.com/office/drawing/2014/chartex" xmlns:cx1="http://schemas.microsoft.com/office/drawing/2015/9/8/chartex" xmlns:cx2="http://schemas.microsoft.com/office/drawing/2015/10/21/chartex" xmlns:cx3="http://schemas.microsoft.com/office/drawing/2016/5/9/chartex" xmlns:cx4="http://schemas.microsoft.com/office/drawing/2016/5/10/chartex" xmlns:cx5="http://schemas.microsoft.com/office/drawing/2016/5/11/chartex" xmlns:cx6="http://schemas.microsoft.com/office/drawing/2016/5/12/chartex" xmlns:cx7="http://schemas.microsoft.com/office/drawing/2016/5/13/chartex" xmlns:cx8="http://schemas.microsoft.com/office/drawing/2016/5/14/chartex" xmlns:mc="http://schemas.openxmlformats.org/markup-compatibility/2006" xmlns:m="http://schemas.openxmlformats.org/officeDocument/2006/math" xmlns:aink="http://schemas.microsoft.com/office/drawing/2016/ink" xmlns:am3d="http://schemas.microsoft.com/office/drawing/2017/model3d" xmlns:oel="http://schemas.microsoft.com/office/2019/extlst" xmlns:r="http://schemas.openxmlformats.org/officeDocument/2006/relationships" xmlns:wp14="http://schemas.microsoft.com/office/word/2010/wordprocessingDrawing" xmlns:wp="http://schemas.openxmlformats.org/drawingml/2006/wordprocessingDrawing" xmlns:wpg="http://schemas.microsoft.com/office/word/2010/wordprocessingGroup" xmlns:wpi="http://schemas.microsoft.com/office/word/2010/wordprocessingInk" xmlns:wps="http://schemas.microsoft.com/office/word/2010/wordprocessingShape" xmlns:o="urn:schemas-microsoft-com:office:office" xmlns:v="urn:schemas-microsoft-com:vml" xmlns:w10="urn:schemas-microsoft-com:office:word" xmlns:w="http://schemas.openxmlformats.org/wordprocessingml/2006/main" xmlns:w14="http://schemas.microsoft.com/office/word/2010/wordml" xmlns:w15="http://schemas.microsoft.com/office/word/2012/wordml" xmlns:w16cex="http://schemas.microsoft.com/office/word/2018/wordml/cex" xmlns:w16cid="http://schemas.microsoft.com/office/word/2016/wordml/cid" xmlns:w16="http://schemas.microsoft.com/office/word/2018/wordml" xmlns:w16sdtdh="http://schemas.microsoft.com/office/word/2020/wordml/sdtdatahash" xmlns:w16sdtfl="http://schemas.microsoft.com/office/word/2024/wordml/sdtformatlock" xmlns:w16se="http://schemas.microsoft.com/office/word/2015/wordml/symex" xmlns:w16du="http://schemas.microsoft.com/office/word/2023/wordml/word16du" xmlns:wne="http://schemas.microsoft.com/office/word/2006/wordml" mc:Ignorable="w14 w15 w16se w16cid w16 w16cex w16sdtdh w16sdtfl w16du wp14">
-  <w:p>
-    <w:pPr>
-      <w:jc w:val="center"/>
-    </w:pPr>
-    <w:proofErr w:type="spellStart"/>
-    <w:r>
-      <w:rPr>
-        <w:color w:val="5B6573"/>
-        <w:sz w:val="18"/>
-        <w:szCs w:val="18"/>
-        <w:rtl/>
-      </w:rPr>
-      <w:t>מה״ט</w:t>
-    </w:r>
-    <w:proofErr w:type="spellEnd"/>
-    <w:r>
-      <w:rPr>
-        <w:color w:val="5B6573"/>
-        <w:sz w:val="18"/>
-        <w:szCs w:val="18"/>
-        <w:rtl/>
-      </w:rPr>
-      <w:t xml:space="preserve"> - הנדסת תוכנה  |  </w:t>
-    </w:r>
-    <w:r>
-      <w:rPr>
-        <w:color w:val="5B6573"/>
-        <w:sz w:val="18"/>
-        <w:szCs w:val="18"/>
-        <w:rtl/>
-      </w:rPr>
-      <w:fldChar w:fldCharType="begin"/>
-    </w:r>
-    <w:r>
-      <w:rPr>
-        <w:color w:val="5B6573"/>
-        <w:sz w:val="18"/>
-        <w:szCs w:val="18"/>
-        <w:rtl/>
-      </w:rPr>
-      <w:instrText xml:space="preserve"> PAGE </w:instrText>
-    </w:r>
-    <w:r>
-      <w:rPr>
-        <w:color w:val="5B6573"/>
-        <w:sz w:val="18"/>
-        <w:szCs w:val="18"/>
-        <w:rtl/>
-      </w:rPr>
-      <w:fldChar w:fldCharType="separate"/>
-    </w:r>
-    <w:r>
-      <w:rPr>
-        <w:color w:val="5B6573"/>
-        <w:sz w:val="18"/>
-        <w:szCs w:val="18"/>
-        <w:rtl/>
-      </w:rPr>
-      <w:t>35</w:t>
-    </w:r>
-    <w:r>
-      <w:rPr>
-        <w:color w:val="5B6573"/>
-        <w:sz w:val="18"/>
-        <w:szCs w:val="18"/>
-        <w:rtl/>
-      </w:rPr>
-      <w:fldChar w:fldCharType="end"/>
-    </w:r>
-  </w:p>
+  <w:p/>
 </w:ftr>
 </file>
 
 <file path=word/footer5.xml><?xml version="1.0" encoding="utf-8"?>
-<w:ftr xmlns:wpc="http://schemas.microsoft.com/office/word/2010/wordprocessingCanvas" xmlns:cx="http://schemas.microsoft.com/office/drawing/2014/chartex" xmlns:cx1="http://schemas.microsoft.com/office/drawing/2015/9/8/chartex" xmlns:cx2="http://schemas.microsoft.com/office/drawing/2015/10/21/chartex" xmlns:cx3="http://schemas.microsoft.com/office/drawing/2016/5/9/chartex" xmlns:cx4="http://schemas.microsoft.com/office/drawing/2016/5/10/chartex" xmlns:cx5="http://schemas.microsoft.com/office/drawing/2016/5/11/chartex" xmlns:cx6="http://schemas.microsoft.com/office/drawing/2016/5/12/chartex" xmlns:cx7="http://schemas.microsoft.com/office/drawing/2016/5/13/chartex" xmlns:cx8="http://schemas.microsoft.com/office/drawing/2016/5/14/chartex" xmlns:mc="http://schemas.openxmlformats.org/markup-compatibility/2006" xmlns:m="http://schemas.openxmlformats.org/officeDocument/2006/math" xmlns:aink="http://schemas.microsoft.com/office/drawing/2016/ink" xmlns:am3d="http://schemas.microsoft.com/office/drawing/2017/model3d" xmlns:oel="http://schemas.microsoft.com/office/2019/extlst" xmlns:r="http://schemas.openxmlformats.org/officeDocument/2006/relationships" xmlns:wp14="http://schemas.microsoft.com/office/word/2010/wordprocessingDrawing" xmlns:wp="http://schemas.openxmlformats.org/drawingml/2006/wordprocessingDrawing" xmlns:wpg="http://schemas.microsoft.com/office/word/2010/wordprocessingGroup" xmlns:wpi="http://schemas.microsoft.com/office/word/2010/wordprocessingInk" xmlns:wps="http://schemas.microsoft.com/office/word/2010/wordprocessingShape" xmlns:o="urn:schemas-microsoft-com:office:office" xmlns:v="urn:schemas-microsoft-com:vml" xmlns:w10="urn:schemas-microsoft-com:office:word" xmlns:w="http://schemas.openxmlformats.org/wordprocessingml/2006/main" xmlns:w14="http://schemas.microsoft.com/office/word/2010/wordml" xmlns:w15="http://schemas.microsoft.com/office/word/2012/wordml" xmlns:w16cex="http://schemas.microsoft.com/office/word/2018/wordml/cex" xmlns:w16cid="http://schemas.microsoft.com/office/word/2016/wordml/cid" xmlns:w16="http://schemas.microsoft.com/office/word/2018/wordml" xmlns:w16sdtdh="http://schemas.microsoft.com/office/word/2020/wordml/sdtdatahash" xmlns:w16sdtfl="http://schemas.microsoft.com/office/word/2024/wordml/sdtformatlock" xmlns:w16se="http://schemas.microsoft.com/office/word/2015/wordml/symex" xmlns:w16du="http://schemas.microsoft.com/office/word/2023/wordml/word16du" xmlns:wne="http://schemas.microsoft.com/office/word/2006/wordml" mc:Ignorable="w14 w15 w16se w16cid w16 w16cex w16sdtdh w16sdtfl w16du wp14">
-  <w:p/>
-</w:ftr>
-</file>
-
-<file path=word/footer6.xml><?xml version="1.0" encoding="utf-8"?>
 <w:ftr xmlns:wpc="http://schemas.microsoft.com/office/word/2010/wordprocessingCanvas" xmlns:cx="http://schemas.microsoft.com/office/drawing/2014/chartex" xmlns:cx1="http://schemas.microsoft.com/office/drawing/2015/9/8/chartex" xmlns:cx2="http://schemas.microsoft.com/office/drawing/2015/10/21/chartex" xmlns:cx3="http://schemas.microsoft.com/office/drawing/2016/5/9/chartex" xmlns:cx4="http://schemas.microsoft.com/office/drawing/2016/5/10/chartex" xmlns:cx5="http://schemas.microsoft.com/office/drawing/2016/5/11/chartex" xmlns:cx6="http://schemas.microsoft.com/office/drawing/2016/5/12/chartex" xmlns:cx7="http://schemas.microsoft.com/office/drawing/2016/5/13/chartex" xmlns:cx8="http://schemas.microsoft.com/office/drawing/2016/5/14/chartex" xmlns:mc="http://schemas.openxmlformats.org/markup-compatibility/2006" xmlns:m="http://schemas.openxmlformats.org/officeDocument/2006/math" xmlns:aink="http://schemas.microsoft.com/office/drawing/2016/ink" xmlns:am3d="http://schemas.microsoft.com/office/drawing/2017/model3d" xmlns:oel="http://schemas.microsoft.com/office/2019/extlst" xmlns:r="http://schemas.openxmlformats.org/officeDocument/2006/relationships" xmlns:wp14="http://schemas.microsoft.com/office/word/2010/wordprocessingDrawing" xmlns:wp="http://schemas.openxmlformats.org/drawingml/2006/wordprocessingDrawing" xmlns:wpg="http://schemas.microsoft.com/office/word/2010/wordprocessingGroup" xmlns:wpi="http://schemas.microsoft.com/office/word/2010/wordprocessingInk" xmlns:wps="http://schemas.microsoft.com/office/word/2010/wordprocessingShape" xmlns:o="urn:schemas-microsoft-com:office:office" xmlns:v="urn:schemas-microsoft-com:vml" xmlns:w10="urn:schemas-microsoft-com:office:word" xmlns:w="http://schemas.openxmlformats.org/wordprocessingml/2006/main" xmlns:w14="http://schemas.microsoft.com/office/word/2010/wordml" xmlns:w15="http://schemas.microsoft.com/office/word/2012/wordml" xmlns:w16cex="http://schemas.microsoft.com/office/word/2018/wordml/cex" xmlns:w16cid="http://schemas.microsoft.com/office/word/2016/wordml/cid" xmlns:w16="http://schemas.microsoft.com/office/word/2018/wordml" xmlns:w16sdtdh="http://schemas.microsoft.com/office/word/2020/wordml/sdtdatahash" xmlns:w16sdtfl="http://schemas.microsoft.com/office/word/2024/wordml/sdtformatlock" xmlns:w16se="http://schemas.microsoft.com/office/word/2015/wordml/symex" xmlns:w16du="http://schemas.microsoft.com/office/word/2023/wordml/word16du" xmlns:wne="http://schemas.microsoft.com/office/word/2006/wordml" mc:Ignorable="w14 w15 w16se w16cid w16 w16cex w16sdtdh w16sdtfl w16du wp14">
   <w:p>
     <w:pPr>
@@ -27763,7 +27772,7 @@
 </w:ftr>
 </file>
 
-<file path=word/footer7.xml><?xml version="1.0" encoding="utf-8"?>
+<file path=word/footer6.xml><?xml version="1.0" encoding="utf-8"?>
 <w:ftr xmlns:wpc="http://schemas.microsoft.com/office/word/2010/wordprocessingCanvas" xmlns:cx="http://schemas.microsoft.com/office/drawing/2014/chartex" xmlns:cx1="http://schemas.microsoft.com/office/drawing/2015/9/8/chartex" xmlns:cx2="http://schemas.microsoft.com/office/drawing/2015/10/21/chartex" xmlns:cx3="http://schemas.microsoft.com/office/drawing/2016/5/9/chartex" xmlns:cx4="http://schemas.microsoft.com/office/drawing/2016/5/10/chartex" xmlns:cx5="http://schemas.microsoft.com/office/drawing/2016/5/11/chartex" xmlns:cx6="http://schemas.microsoft.com/office/drawing/2016/5/12/chartex" xmlns:cx7="http://schemas.microsoft.com/office/drawing/2016/5/13/chartex" xmlns:cx8="http://schemas.microsoft.com/office/drawing/2016/5/14/chartex" xmlns:mc="http://schemas.openxmlformats.org/markup-compatibility/2006" xmlns:m="http://schemas.openxmlformats.org/officeDocument/2006/math" xmlns:aink="http://schemas.microsoft.com/office/drawing/2016/ink" xmlns:am3d="http://schemas.microsoft.com/office/drawing/2017/model3d" xmlns:oel="http://schemas.microsoft.com/office/2019/extlst" xmlns:r="http://schemas.openxmlformats.org/officeDocument/2006/relationships" xmlns:wp14="http://schemas.microsoft.com/office/word/2010/wordprocessingDrawing" xmlns:wp="http://schemas.openxmlformats.org/drawingml/2006/wordprocessingDrawing" xmlns:wpg="http://schemas.microsoft.com/office/word/2010/wordprocessingGroup" xmlns:wpi="http://schemas.microsoft.com/office/word/2010/wordprocessingInk" xmlns:wps="http://schemas.microsoft.com/office/word/2010/wordprocessingShape" xmlns:o="urn:schemas-microsoft-com:office:office" xmlns:v="urn:schemas-microsoft-com:vml" xmlns:w10="urn:schemas-microsoft-com:office:word" xmlns:w="http://schemas.openxmlformats.org/wordprocessingml/2006/main" xmlns:w14="http://schemas.microsoft.com/office/word/2010/wordml" xmlns:w15="http://schemas.microsoft.com/office/word/2012/wordml" xmlns:w16cex="http://schemas.microsoft.com/office/word/2018/wordml/cex" xmlns:w16cid="http://schemas.microsoft.com/office/word/2016/wordml/cid" xmlns:w16="http://schemas.microsoft.com/office/word/2018/wordml" xmlns:w16sdtdh="http://schemas.microsoft.com/office/word/2020/wordml/sdtdatahash" xmlns:w16sdtfl="http://schemas.microsoft.com/office/word/2024/wordml/sdtformatlock" xmlns:w16se="http://schemas.microsoft.com/office/word/2015/wordml/symex" xmlns:w16du="http://schemas.microsoft.com/office/word/2023/wordml/word16du" xmlns:wne="http://schemas.microsoft.com/office/word/2006/wordml" mc:Ignorable="w14 w15 w16se w16cid w16 w16cex w16sdtdh w16sdtfl w16du wp14">
   <w:p/>
 </w:ftr>
@@ -27798,8 +27807,42 @@
 <w:hdr xmlns:wpc="http://schemas.microsoft.com/office/word/2010/wordprocessingCanvas" xmlns:cx="http://schemas.microsoft.com/office/drawing/2014/chartex" xmlns:cx1="http://schemas.microsoft.com/office/drawing/2015/9/8/chartex" xmlns:cx2="http://schemas.microsoft.com/office/drawing/2015/10/21/chartex" xmlns:cx3="http://schemas.microsoft.com/office/drawing/2016/5/9/chartex" xmlns:cx4="http://schemas.microsoft.com/office/drawing/2016/5/10/chartex" xmlns:cx5="http://schemas.microsoft.com/office/drawing/2016/5/11/chartex" xmlns:cx6="http://schemas.microsoft.com/office/drawing/2016/5/12/chartex" xmlns:cx7="http://schemas.microsoft.com/office/drawing/2016/5/13/chartex" xmlns:cx8="http://schemas.microsoft.com/office/drawing/2016/5/14/chartex" xmlns:mc="http://schemas.openxmlformats.org/markup-compatibility/2006" xmlns:m="http://schemas.openxmlformats.org/officeDocument/2006/math" xmlns:aink="http://schemas.microsoft.com/office/drawing/2016/ink" xmlns:am3d="http://schemas.microsoft.com/office/drawing/2017/model3d" xmlns:oel="http://schemas.microsoft.com/office/2019/extlst" xmlns:r="http://schemas.openxmlformats.org/officeDocument/2006/relationships" xmlns:wp14="http://schemas.microsoft.com/office/word/2010/wordprocessingDrawing" xmlns:wp="http://schemas.openxmlformats.org/drawingml/2006/wordprocessingDrawing" xmlns:wpg="http://schemas.microsoft.com/office/word/2010/wordprocessingGroup" xmlns:wpi="http://schemas.microsoft.com/office/word/2010/wordprocessingInk" xmlns:wps="http://schemas.microsoft.com/office/word/2010/wordprocessingShape" xmlns:o="urn:schemas-microsoft-com:office:office" xmlns:v="urn:schemas-microsoft-com:vml" xmlns:w10="urn:schemas-microsoft-com:office:word" xmlns:w="http://schemas.openxmlformats.org/wordprocessingml/2006/main" xmlns:w14="http://schemas.microsoft.com/office/word/2010/wordml" xmlns:w15="http://schemas.microsoft.com/office/word/2012/wordml" xmlns:w16cex="http://schemas.microsoft.com/office/word/2018/wordml/cex" xmlns:w16cid="http://schemas.microsoft.com/office/word/2016/wordml/cid" xmlns:w16="http://schemas.microsoft.com/office/word/2018/wordml" xmlns:w16sdtdh="http://schemas.microsoft.com/office/word/2020/wordml/sdtdatahash" xmlns:w16sdtfl="http://schemas.microsoft.com/office/word/2024/wordml/sdtformatlock" xmlns:w16se="http://schemas.microsoft.com/office/word/2015/wordml/symex" xmlns:w16du="http://schemas.microsoft.com/office/word/2023/wordml/word16du" xmlns:wne="http://schemas.microsoft.com/office/word/2006/wordml" mc:Ignorable="w14 w15 w16se w16cid w16 w16cex w16sdtdh w16sdtfl w16du wp14">
   <w:p>
     <w:pPr>
-      <w:pStyle w:val="ad"/>
+      <w:pBdr>
+        <w:bottom w:val="single" w:sz="4" w:space="0" w:color="D7DEE7"/>
+      </w:pBdr>
+      <w:jc w:val="right"/>
     </w:pPr>
+    <w:r>
+      <w:fldChar w:fldCharType="begin"/>
+    </w:r>
+    <w:r>
+      <w:instrText>HYPERLINK "https://github.com/davidtiechman/SmartSales/tree/main" \h</w:instrText>
+    </w:r>
+    <w:r>
+      <w:fldChar w:fldCharType="separate"/>
+    </w:r>
+    <w:r>
+      <w:rPr>
+        <w:rStyle w:val="Hyperlink"/>
+        <w:b/>
+        <w:bCs/>
+        <w:sz w:val="18"/>
+        <w:szCs w:val="18"/>
+      </w:rPr>
+      <w:t>Smart Sales</w:t>
+    </w:r>
+    <w:r>
+      <w:fldChar w:fldCharType="end"/>
+    </w:r>
+    <w:r>
+      <w:rPr>
+        <w:color w:val="5B6573"/>
+        <w:sz w:val="18"/>
+        <w:szCs w:val="18"/>
+        <w:rtl/>
+      </w:rPr>
+      <w:t xml:space="preserve"> ספר פרויקט גמר</w:t>
+    </w:r>
   </w:p>
 </w:hdr>
 </file>
@@ -27874,6 +27917,12 @@
 
 <file path=word/header4.xml><?xml version="1.0" encoding="utf-8"?>
 <w:hdr xmlns:wpc="http://schemas.microsoft.com/office/word/2010/wordprocessingCanvas" xmlns:cx="http://schemas.microsoft.com/office/drawing/2014/chartex" xmlns:cx1="http://schemas.microsoft.com/office/drawing/2015/9/8/chartex" xmlns:cx2="http://schemas.microsoft.com/office/drawing/2015/10/21/chartex" xmlns:cx3="http://schemas.microsoft.com/office/drawing/2016/5/9/chartex" xmlns:cx4="http://schemas.microsoft.com/office/drawing/2016/5/10/chartex" xmlns:cx5="http://schemas.microsoft.com/office/drawing/2016/5/11/chartex" xmlns:cx6="http://schemas.microsoft.com/office/drawing/2016/5/12/chartex" xmlns:cx7="http://schemas.microsoft.com/office/drawing/2016/5/13/chartex" xmlns:cx8="http://schemas.microsoft.com/office/drawing/2016/5/14/chartex" xmlns:mc="http://schemas.openxmlformats.org/markup-compatibility/2006" xmlns:m="http://schemas.openxmlformats.org/officeDocument/2006/math" xmlns:aink="http://schemas.microsoft.com/office/drawing/2016/ink" xmlns:am3d="http://schemas.microsoft.com/office/drawing/2017/model3d" xmlns:oel="http://schemas.microsoft.com/office/2019/extlst" xmlns:r="http://schemas.openxmlformats.org/officeDocument/2006/relationships" xmlns:wp14="http://schemas.microsoft.com/office/word/2010/wordprocessingDrawing" xmlns:wp="http://schemas.openxmlformats.org/drawingml/2006/wordprocessingDrawing" xmlns:wpg="http://schemas.microsoft.com/office/word/2010/wordprocessingGroup" xmlns:wpi="http://schemas.microsoft.com/office/word/2010/wordprocessingInk" xmlns:wps="http://schemas.microsoft.com/office/word/2010/wordprocessingShape" xmlns:o="urn:schemas-microsoft-com:office:office" xmlns:v="urn:schemas-microsoft-com:vml" xmlns:w10="urn:schemas-microsoft-com:office:word" xmlns:w="http://schemas.openxmlformats.org/wordprocessingml/2006/main" xmlns:w14="http://schemas.microsoft.com/office/word/2010/wordml" xmlns:w15="http://schemas.microsoft.com/office/word/2012/wordml" xmlns:w16cex="http://schemas.microsoft.com/office/word/2018/wordml/cex" xmlns:w16cid="http://schemas.microsoft.com/office/word/2016/wordml/cid" xmlns:w16="http://schemas.microsoft.com/office/word/2018/wordml" xmlns:w16sdtdh="http://schemas.microsoft.com/office/word/2020/wordml/sdtdatahash" xmlns:w16sdtfl="http://schemas.microsoft.com/office/word/2024/wordml/sdtformatlock" xmlns:w16se="http://schemas.microsoft.com/office/word/2015/wordml/symex" xmlns:w16du="http://schemas.microsoft.com/office/word/2023/wordml/word16du" xmlns:wne="http://schemas.microsoft.com/office/word/2006/wordml" mc:Ignorable="w14 w15 w16se w16cid w16 w16cex w16sdtdh w16sdtfl w16du wp14">
+  <w:p/>
+</w:hdr>
+</file>
+
+<file path=word/header5.xml><?xml version="1.0" encoding="utf-8"?>
+<w:hdr xmlns:wpc="http://schemas.microsoft.com/office/word/2010/wordprocessingCanvas" xmlns:cx="http://schemas.microsoft.com/office/drawing/2014/chartex" xmlns:cx1="http://schemas.microsoft.com/office/drawing/2015/9/8/chartex" xmlns:cx2="http://schemas.microsoft.com/office/drawing/2015/10/21/chartex" xmlns:cx3="http://schemas.microsoft.com/office/drawing/2016/5/9/chartex" xmlns:cx4="http://schemas.microsoft.com/office/drawing/2016/5/10/chartex" xmlns:cx5="http://schemas.microsoft.com/office/drawing/2016/5/11/chartex" xmlns:cx6="http://schemas.microsoft.com/office/drawing/2016/5/12/chartex" xmlns:cx7="http://schemas.microsoft.com/office/drawing/2016/5/13/chartex" xmlns:cx8="http://schemas.microsoft.com/office/drawing/2016/5/14/chartex" xmlns:mc="http://schemas.openxmlformats.org/markup-compatibility/2006" xmlns:m="http://schemas.openxmlformats.org/officeDocument/2006/math" xmlns:aink="http://schemas.microsoft.com/office/drawing/2016/ink" xmlns:am3d="http://schemas.microsoft.com/office/drawing/2017/model3d" xmlns:oel="http://schemas.microsoft.com/office/2019/extlst" xmlns:r="http://schemas.openxmlformats.org/officeDocument/2006/relationships" xmlns:wp14="http://schemas.microsoft.com/office/word/2010/wordprocessingDrawing" xmlns:wp="http://schemas.openxmlformats.org/drawingml/2006/wordprocessingDrawing" xmlns:wpg="http://schemas.microsoft.com/office/word/2010/wordprocessingGroup" xmlns:wpi="http://schemas.microsoft.com/office/word/2010/wordprocessingInk" xmlns:wps="http://schemas.microsoft.com/office/word/2010/wordprocessingShape" xmlns:o="urn:schemas-microsoft-com:office:office" xmlns:v="urn:schemas-microsoft-com:vml" xmlns:w10="urn:schemas-microsoft-com:office:word" xmlns:w="http://schemas.openxmlformats.org/wordprocessingml/2006/main" xmlns:w14="http://schemas.microsoft.com/office/word/2010/wordml" xmlns:w15="http://schemas.microsoft.com/office/word/2012/wordml" xmlns:w16cex="http://schemas.microsoft.com/office/word/2018/wordml/cex" xmlns:w16cid="http://schemas.microsoft.com/office/word/2016/wordml/cid" xmlns:w16="http://schemas.microsoft.com/office/word/2018/wordml" xmlns:w16sdtdh="http://schemas.microsoft.com/office/word/2020/wordml/sdtdatahash" xmlns:w16sdtfl="http://schemas.microsoft.com/office/word/2024/wordml/sdtformatlock" xmlns:w16se="http://schemas.microsoft.com/office/word/2015/wordml/symex" xmlns:w16du="http://schemas.microsoft.com/office/word/2023/wordml/word16du" xmlns:wne="http://schemas.microsoft.com/office/word/2006/wordml" mc:Ignorable="w14 w15 w16se w16cid w16 w16cex w16sdtdh w16sdtfl w16du wp14">
   <w:p>
     <w:pPr>
       <w:pBdr>
@@ -27906,47 +27955,7 @@
 </w:hdr>
 </file>
 
-<file path=word/header5.xml><?xml version="1.0" encoding="utf-8"?>
-<w:hdr xmlns:wpc="http://schemas.microsoft.com/office/word/2010/wordprocessingCanvas" xmlns:cx="http://schemas.microsoft.com/office/drawing/2014/chartex" xmlns:cx1="http://schemas.microsoft.com/office/drawing/2015/9/8/chartex" xmlns:cx2="http://schemas.microsoft.com/office/drawing/2015/10/21/chartex" xmlns:cx3="http://schemas.microsoft.com/office/drawing/2016/5/9/chartex" xmlns:cx4="http://schemas.microsoft.com/office/drawing/2016/5/10/chartex" xmlns:cx5="http://schemas.microsoft.com/office/drawing/2016/5/11/chartex" xmlns:cx6="http://schemas.microsoft.com/office/drawing/2016/5/12/chartex" xmlns:cx7="http://schemas.microsoft.com/office/drawing/2016/5/13/chartex" xmlns:cx8="http://schemas.microsoft.com/office/drawing/2016/5/14/chartex" xmlns:mc="http://schemas.openxmlformats.org/markup-compatibility/2006" xmlns:m="http://schemas.openxmlformats.org/officeDocument/2006/math" xmlns:aink="http://schemas.microsoft.com/office/drawing/2016/ink" xmlns:am3d="http://schemas.microsoft.com/office/drawing/2017/model3d" xmlns:oel="http://schemas.microsoft.com/office/2019/extlst" xmlns:r="http://schemas.openxmlformats.org/officeDocument/2006/relationships" xmlns:wp14="http://schemas.microsoft.com/office/word/2010/wordprocessingDrawing" xmlns:wp="http://schemas.openxmlformats.org/drawingml/2006/wordprocessingDrawing" xmlns:wpg="http://schemas.microsoft.com/office/word/2010/wordprocessingGroup" xmlns:wpi="http://schemas.microsoft.com/office/word/2010/wordprocessingInk" xmlns:wps="http://schemas.microsoft.com/office/word/2010/wordprocessingShape" xmlns:o="urn:schemas-microsoft-com:office:office" xmlns:v="urn:schemas-microsoft-com:vml" xmlns:w10="urn:schemas-microsoft-com:office:word" xmlns:w="http://schemas.openxmlformats.org/wordprocessingml/2006/main" xmlns:w14="http://schemas.microsoft.com/office/word/2010/wordml" xmlns:w15="http://schemas.microsoft.com/office/word/2012/wordml" xmlns:w16cex="http://schemas.microsoft.com/office/word/2018/wordml/cex" xmlns:w16cid="http://schemas.microsoft.com/office/word/2016/wordml/cid" xmlns:w16="http://schemas.microsoft.com/office/word/2018/wordml" xmlns:w16sdtdh="http://schemas.microsoft.com/office/word/2020/wordml/sdtdatahash" xmlns:w16sdtfl="http://schemas.microsoft.com/office/word/2024/wordml/sdtformatlock" xmlns:w16se="http://schemas.microsoft.com/office/word/2015/wordml/symex" xmlns:w16du="http://schemas.microsoft.com/office/word/2023/wordml/word16du" xmlns:wne="http://schemas.microsoft.com/office/word/2006/wordml" mc:Ignorable="w14 w15 w16se w16cid w16 w16cex w16sdtdh w16sdtfl w16du wp14">
-  <w:p/>
-</w:hdr>
-</file>
-
 <file path=word/header6.xml><?xml version="1.0" encoding="utf-8"?>
-<w:hdr xmlns:wpc="http://schemas.microsoft.com/office/word/2010/wordprocessingCanvas" xmlns:cx="http://schemas.microsoft.com/office/drawing/2014/chartex" xmlns:cx1="http://schemas.microsoft.com/office/drawing/2015/9/8/chartex" xmlns:cx2="http://schemas.microsoft.com/office/drawing/2015/10/21/chartex" xmlns:cx3="http://schemas.microsoft.com/office/drawing/2016/5/9/chartex" xmlns:cx4="http://schemas.microsoft.com/office/drawing/2016/5/10/chartex" xmlns:cx5="http://schemas.microsoft.com/office/drawing/2016/5/11/chartex" xmlns:cx6="http://schemas.microsoft.com/office/drawing/2016/5/12/chartex" xmlns:cx7="http://schemas.microsoft.com/office/drawing/2016/5/13/chartex" xmlns:cx8="http://schemas.microsoft.com/office/drawing/2016/5/14/chartex" xmlns:mc="http://schemas.openxmlformats.org/markup-compatibility/2006" xmlns:m="http://schemas.openxmlformats.org/officeDocument/2006/math" xmlns:aink="http://schemas.microsoft.com/office/drawing/2016/ink" xmlns:am3d="http://schemas.microsoft.com/office/drawing/2017/model3d" xmlns:oel="http://schemas.microsoft.com/office/2019/extlst" xmlns:r="http://schemas.openxmlformats.org/officeDocument/2006/relationships" xmlns:wp14="http://schemas.microsoft.com/office/word/2010/wordprocessingDrawing" xmlns:wp="http://schemas.openxmlformats.org/drawingml/2006/wordprocessingDrawing" xmlns:wpg="http://schemas.microsoft.com/office/word/2010/wordprocessingGroup" xmlns:wpi="http://schemas.microsoft.com/office/word/2010/wordprocessingInk" xmlns:wps="http://schemas.microsoft.com/office/word/2010/wordprocessingShape" xmlns:o="urn:schemas-microsoft-com:office:office" xmlns:v="urn:schemas-microsoft-com:vml" xmlns:w10="urn:schemas-microsoft-com:office:word" xmlns:w="http://schemas.openxmlformats.org/wordprocessingml/2006/main" xmlns:w14="http://schemas.microsoft.com/office/word/2010/wordml" xmlns:w15="http://schemas.microsoft.com/office/word/2012/wordml" xmlns:w16cex="http://schemas.microsoft.com/office/word/2018/wordml/cex" xmlns:w16cid="http://schemas.microsoft.com/office/word/2016/wordml/cid" xmlns:w16="http://schemas.microsoft.com/office/word/2018/wordml" xmlns:w16sdtdh="http://schemas.microsoft.com/office/word/2020/wordml/sdtdatahash" xmlns:w16sdtfl="http://schemas.microsoft.com/office/word/2024/wordml/sdtformatlock" xmlns:w16se="http://schemas.microsoft.com/office/word/2015/wordml/symex" xmlns:w16du="http://schemas.microsoft.com/office/word/2023/wordml/word16du" xmlns:wne="http://schemas.microsoft.com/office/word/2006/wordml" mc:Ignorable="w14 w15 w16se w16cid w16 w16cex w16sdtdh w16sdtfl w16du wp14">
-  <w:p>
-    <w:pPr>
-      <w:pBdr>
-        <w:bottom w:val="single" w:sz="4" w:space="0" w:color="D7DEE7"/>
-      </w:pBdr>
-      <w:jc w:val="right"/>
-    </w:pPr>
-    <w:hyperlink r:id="rId1">
-      <w:r>
-        <w:rPr>
-          <w:rStyle w:val="Hyperlink"/>
-          <w:b/>
-          <w:bCs/>
-          <w:sz w:val="18"/>
-          <w:szCs w:val="18"/>
-        </w:rPr>
-        <w:t>Smart Sales</w:t>
-      </w:r>
-    </w:hyperlink>
-    <w:r>
-      <w:rPr>
-        <w:color w:val="5B6573"/>
-        <w:sz w:val="18"/>
-        <w:szCs w:val="18"/>
-        <w:rtl/>
-      </w:rPr>
-      <w:t xml:space="preserve"> ספר פרויקט גמר</w:t>
-    </w:r>
-  </w:p>
-</w:hdr>
-</file>
-
-<file path=word/header7.xml><?xml version="1.0" encoding="utf-8"?>
 <w:hdr xmlns:wpc="http://schemas.microsoft.com/office/word/2010/wordprocessingCanvas" xmlns:cx="http://schemas.microsoft.com/office/drawing/2014/chartex" xmlns:cx1="http://schemas.microsoft.com/office/drawing/2015/9/8/chartex" xmlns:cx2="http://schemas.microsoft.com/office/drawing/2015/10/21/chartex" xmlns:cx3="http://schemas.microsoft.com/office/drawing/2016/5/9/chartex" xmlns:cx4="http://schemas.microsoft.com/office/drawing/2016/5/10/chartex" xmlns:cx5="http://schemas.microsoft.com/office/drawing/2016/5/11/chartex" xmlns:cx6="http://schemas.microsoft.com/office/drawing/2016/5/12/chartex" xmlns:cx7="http://schemas.microsoft.com/office/drawing/2016/5/13/chartex" xmlns:cx8="http://schemas.microsoft.com/office/drawing/2016/5/14/chartex" xmlns:mc="http://schemas.openxmlformats.org/markup-compatibility/2006" xmlns:m="http://schemas.openxmlformats.org/officeDocument/2006/math" xmlns:aink="http://schemas.microsoft.com/office/drawing/2016/ink" xmlns:am3d="http://schemas.microsoft.com/office/drawing/2017/model3d" xmlns:oel="http://schemas.microsoft.com/office/2019/extlst" xmlns:r="http://schemas.openxmlformats.org/officeDocument/2006/relationships" xmlns:wp14="http://schemas.microsoft.com/office/word/2010/wordprocessingDrawing" xmlns:wp="http://schemas.openxmlformats.org/drawingml/2006/wordprocessingDrawing" xmlns:wpg="http://schemas.microsoft.com/office/word/2010/wordprocessingGroup" xmlns:wpi="http://schemas.microsoft.com/office/word/2010/wordprocessingInk" xmlns:wps="http://schemas.microsoft.com/office/word/2010/wordprocessingShape" xmlns:o="urn:schemas-microsoft-com:office:office" xmlns:v="urn:schemas-microsoft-com:vml" xmlns:w10="urn:schemas-microsoft-com:office:word" xmlns:w="http://schemas.openxmlformats.org/wordprocessingml/2006/main" xmlns:w14="http://schemas.microsoft.com/office/word/2010/wordml" xmlns:w15="http://schemas.microsoft.com/office/word/2012/wordml" xmlns:w16cex="http://schemas.microsoft.com/office/word/2018/wordml/cex" xmlns:w16cid="http://schemas.microsoft.com/office/word/2016/wordml/cid" xmlns:w16="http://schemas.microsoft.com/office/word/2018/wordml" xmlns:w16sdtdh="http://schemas.microsoft.com/office/word/2020/wordml/sdtdatahash" xmlns:w16sdtfl="http://schemas.microsoft.com/office/word/2024/wordml/sdtformatlock" xmlns:w16se="http://schemas.microsoft.com/office/word/2015/wordml/symex" xmlns:w16du="http://schemas.microsoft.com/office/word/2023/wordml/word16du" xmlns:wne="http://schemas.microsoft.com/office/word/2006/wordml" mc:Ignorable="w14 w15 w16se w16cid w16 w16cex w16sdtdh w16sdtfl w16du wp14">
   <w:p/>
 </w:hdr>
